--- a/public/docs/descargas/reglas.docx
+++ b/public/docs/descargas/reglas.docx
@@ -29,7 +29,7 @@
         <w:pStyle w:val="PortadaRevision"/>
       </w:pPr>
       <w:r>
-        <w:t>Revisión 2.0</w:t>
+        <w:t>Revisión 2.1</w:t>
       </w:r>
     </w:p>
     <w:p>
@@ -93,7 +93,7 @@
           <w:noProof/>
         </w:rPr>
         <w:drawing>
-          <wp:inline distT="0" distB="0" distL="0" distR="0" wp14:anchorId="1124C279" wp14:editId="1124C27A">
+          <wp:inline distT="0" distB="0" distL="0" distR="0" wp14:anchorId="1C8140DE" wp14:editId="1C8140DF">
             <wp:extent cx="395999" cy="405503"/>
             <wp:effectExtent l="0" t="0" r="0" b="0"/>
             <wp:docPr id="10" name="Picture"/>
@@ -229,7 +229,7 @@
               <w:pStyle w:val="Celda"/>
             </w:pPr>
             <w:r>
-              <w:t>05/10/2026</w:t>
+              <w:t>06/10/2026</w:t>
             </w:r>
           </w:p>
         </w:tc>
@@ -242,7 +242,7 @@
               <w:pStyle w:val="Celda"/>
             </w:pPr>
             <w:r>
-              <w:t>2.0</w:t>
+              <w:t>2.1</w:t>
             </w:r>
           </w:p>
         </w:tc>
@@ -409,7 +409,7 @@
       <w:r>
         <w:fldChar w:fldCharType="separate"/>
       </w:r>
-      <w:hyperlink w:anchor="_Toc242135432" w:history="1">
+      <w:hyperlink w:anchor="_Toc242196690" w:history="1">
         <w:r>
           <w:rPr>
             <w:rStyle w:val="Hipervnculo"/>
@@ -436,7 +436,7 @@
             <w:noProof/>
             <w:webHidden/>
           </w:rPr>
-          <w:instrText xml:space="preserve"> PAGEREF _Toc242135432 \h </w:instrText>
+          <w:instrText xml:space="preserve"> PAGEREF _Toc242196690 \h </w:instrText>
         </w:r>
         <w:r>
           <w:rPr>
@@ -482,7 +482,7 @@
           <w14:ligatures w14:val="standardContextual"/>
         </w:rPr>
       </w:pPr>
-      <w:hyperlink w:anchor="_Toc242135433" w:history="1">
+      <w:hyperlink w:anchor="_Toc242196691" w:history="1">
         <w:r>
           <w:rPr>
             <w:rStyle w:val="Hipervnculo"/>
@@ -509,7 +509,7 @@
             <w:noProof/>
             <w:webHidden/>
           </w:rPr>
-          <w:instrText xml:space="preserve"> PAGEREF _Toc242135433 \h </w:instrText>
+          <w:instrText xml:space="preserve"> PAGEREF _Toc242196691 \h </w:instrText>
         </w:r>
         <w:r>
           <w:rPr>
@@ -555,7 +555,7 @@
           <w14:ligatures w14:val="standardContextual"/>
         </w:rPr>
       </w:pPr>
-      <w:hyperlink w:anchor="_Toc242135434" w:history="1">
+      <w:hyperlink w:anchor="_Toc242196692" w:history="1">
         <w:r>
           <w:rPr>
             <w:rStyle w:val="Hipervnculo"/>
@@ -591,7 +591,7 @@
             <w:noProof/>
             <w:webHidden/>
           </w:rPr>
-          <w:instrText xml:space="preserve"> PAGEREF _Toc242135434 \h </w:instrText>
+          <w:instrText xml:space="preserve"> PAGEREF _Toc242196692 \h </w:instrText>
         </w:r>
         <w:r>
           <w:rPr>
@@ -637,7 +637,7 @@
           <w14:ligatures w14:val="standardContextual"/>
         </w:rPr>
       </w:pPr>
-      <w:hyperlink w:anchor="_Toc242135435" w:history="1">
+      <w:hyperlink w:anchor="_Toc242196693" w:history="1">
         <w:r>
           <w:rPr>
             <w:rStyle w:val="Hipervnculo"/>
@@ -664,7 +664,7 @@
             <w:noProof/>
             <w:webHidden/>
           </w:rPr>
-          <w:instrText xml:space="preserve"> PAGEREF _Toc242135435 \h </w:instrText>
+          <w:instrText xml:space="preserve"> PAGEREF _Toc242196693 \h </w:instrText>
         </w:r>
         <w:r>
           <w:rPr>
@@ -710,7 +710,7 @@
           <w14:ligatures w14:val="standardContextual"/>
         </w:rPr>
       </w:pPr>
-      <w:hyperlink w:anchor="_Toc242135436" w:history="1">
+      <w:hyperlink w:anchor="_Toc242196694" w:history="1">
         <w:r>
           <w:rPr>
             <w:rStyle w:val="Hipervnculo"/>
@@ -737,7 +737,7 @@
             <w:noProof/>
             <w:webHidden/>
           </w:rPr>
-          <w:instrText xml:space="preserve"> PAGEREF _Toc242135436 \h </w:instrText>
+          <w:instrText xml:space="preserve"> PAGEREF _Toc242196694 \h </w:instrText>
         </w:r>
         <w:r>
           <w:rPr>
@@ -783,7 +783,7 @@
           <w14:ligatures w14:val="standardContextual"/>
         </w:rPr>
       </w:pPr>
-      <w:hyperlink w:anchor="_Toc242135437" w:history="1">
+      <w:hyperlink w:anchor="_Toc242196695" w:history="1">
         <w:r>
           <w:rPr>
             <w:rStyle w:val="Hipervnculo"/>
@@ -810,80 +810,7 @@
             <w:noProof/>
             <w:webHidden/>
           </w:rPr>
-          <w:instrText xml:space="preserve"> PAGEREF _Toc242135437 \h </w:instrText>
-        </w:r>
-        <w:r>
-          <w:rPr>
-            <w:noProof/>
-            <w:webHidden/>
-          </w:rPr>
-        </w:r>
-        <w:r>
-          <w:rPr>
-            <w:noProof/>
-            <w:webHidden/>
-          </w:rPr>
-          <w:fldChar w:fldCharType="separate"/>
-        </w:r>
-        <w:r>
-          <w:rPr>
-            <w:noProof/>
-            <w:webHidden/>
-          </w:rPr>
-          <w:t>15</w:t>
-        </w:r>
-        <w:r>
-          <w:rPr>
-            <w:noProof/>
-            <w:webHidden/>
-          </w:rPr>
-          <w:fldChar w:fldCharType="end"/>
-        </w:r>
-      </w:hyperlink>
-    </w:p>
-    <w:p>
-      <w:pPr>
-        <w:pStyle w:val="TDC1"/>
-        <w:rPr>
-          <w:rFonts w:asciiTheme="minorHAnsi" w:eastAsiaTheme="minorEastAsia" w:hAnsiTheme="minorHAnsi" w:cstheme="minorBidi"/>
-          <w:b w:val="0"/>
-          <w:bCs w:val="0"/>
-          <w:caps w:val="0"/>
-          <w:noProof/>
-          <w:kern w:val="2"/>
-          <w:sz w:val="24"/>
-          <w:szCs w:val="24"/>
-          <w14:ligatures w14:val="standardContextual"/>
-        </w:rPr>
-      </w:pPr>
-      <w:hyperlink w:anchor="_Toc242135438" w:history="1">
-        <w:r>
-          <w:rPr>
-            <w:rStyle w:val="Hipervnculo"/>
-            <w:noProof/>
-          </w:rPr>
-          <w:t>Módulo 4 — Agenda de citas inteligente (Grafo II)</w:t>
-        </w:r>
-        <w:r>
-          <w:rPr>
-            <w:noProof/>
-            <w:webHidden/>
-          </w:rPr>
-          <w:tab/>
-        </w:r>
-        <w:r>
-          <w:rPr>
-            <w:noProof/>
-            <w:webHidden/>
-          </w:rPr>
-          <w:fldChar w:fldCharType="begin"/>
-        </w:r>
-        <w:r>
-          <w:rPr>
-            <w:noProof/>
-            <w:webHidden/>
-          </w:rPr>
-          <w:instrText xml:space="preserve"> PAGEREF _Toc242135438 \h </w:instrText>
+          <w:instrText xml:space="preserve"> PAGEREF _Toc242196695 \h </w:instrText>
         </w:r>
         <w:r>
           <w:rPr>
@@ -929,7 +856,80 @@
           <w14:ligatures w14:val="standardContextual"/>
         </w:rPr>
       </w:pPr>
-      <w:hyperlink w:anchor="_Toc242135439" w:history="1">
+      <w:hyperlink w:anchor="_Toc242196696" w:history="1">
+        <w:r>
+          <w:rPr>
+            <w:rStyle w:val="Hipervnculo"/>
+            <w:noProof/>
+          </w:rPr>
+          <w:t>Módulo 4 — Agenda de citas inteligente (Grafo II)</w:t>
+        </w:r>
+        <w:r>
+          <w:rPr>
+            <w:noProof/>
+            <w:webHidden/>
+          </w:rPr>
+          <w:tab/>
+        </w:r>
+        <w:r>
+          <w:rPr>
+            <w:noProof/>
+            <w:webHidden/>
+          </w:rPr>
+          <w:fldChar w:fldCharType="begin"/>
+        </w:r>
+        <w:r>
+          <w:rPr>
+            <w:noProof/>
+            <w:webHidden/>
+          </w:rPr>
+          <w:instrText xml:space="preserve"> PAGEREF _Toc242196696 \h </w:instrText>
+        </w:r>
+        <w:r>
+          <w:rPr>
+            <w:noProof/>
+            <w:webHidden/>
+          </w:rPr>
+        </w:r>
+        <w:r>
+          <w:rPr>
+            <w:noProof/>
+            <w:webHidden/>
+          </w:rPr>
+          <w:fldChar w:fldCharType="separate"/>
+        </w:r>
+        <w:r>
+          <w:rPr>
+            <w:noProof/>
+            <w:webHidden/>
+          </w:rPr>
+          <w:t>17</w:t>
+        </w:r>
+        <w:r>
+          <w:rPr>
+            <w:noProof/>
+            <w:webHidden/>
+          </w:rPr>
+          <w:fldChar w:fldCharType="end"/>
+        </w:r>
+      </w:hyperlink>
+    </w:p>
+    <w:p>
+      <w:pPr>
+        <w:pStyle w:val="TDC1"/>
+        <w:rPr>
+          <w:rFonts w:asciiTheme="minorHAnsi" w:eastAsiaTheme="minorEastAsia" w:hAnsiTheme="minorHAnsi" w:cstheme="minorBidi"/>
+          <w:b w:val="0"/>
+          <w:bCs w:val="0"/>
+          <w:caps w:val="0"/>
+          <w:noProof/>
+          <w:kern w:val="2"/>
+          <w:sz w:val="24"/>
+          <w:szCs w:val="24"/>
+          <w14:ligatures w14:val="standardContextual"/>
+        </w:rPr>
+      </w:pPr>
+      <w:hyperlink w:anchor="_Toc242196697" w:history="1">
         <w:r>
           <w:rPr>
             <w:rStyle w:val="Hipervnculo"/>
@@ -956,80 +956,7 @@
             <w:noProof/>
             <w:webHidden/>
           </w:rPr>
-          <w:instrText xml:space="preserve"> PAGEREF _Toc242135439 \h </w:instrText>
-        </w:r>
-        <w:r>
-          <w:rPr>
-            <w:noProof/>
-            <w:webHidden/>
-          </w:rPr>
-        </w:r>
-        <w:r>
-          <w:rPr>
-            <w:noProof/>
-            <w:webHidden/>
-          </w:rPr>
-          <w:fldChar w:fldCharType="separate"/>
-        </w:r>
-        <w:r>
-          <w:rPr>
-            <w:noProof/>
-            <w:webHidden/>
-          </w:rPr>
-          <w:t>21</w:t>
-        </w:r>
-        <w:r>
-          <w:rPr>
-            <w:noProof/>
-            <w:webHidden/>
-          </w:rPr>
-          <w:fldChar w:fldCharType="end"/>
-        </w:r>
-      </w:hyperlink>
-    </w:p>
-    <w:p>
-      <w:pPr>
-        <w:pStyle w:val="TDC1"/>
-        <w:rPr>
-          <w:rFonts w:asciiTheme="minorHAnsi" w:eastAsiaTheme="minorEastAsia" w:hAnsiTheme="minorHAnsi" w:cstheme="minorBidi"/>
-          <w:b w:val="0"/>
-          <w:bCs w:val="0"/>
-          <w:caps w:val="0"/>
-          <w:noProof/>
-          <w:kern w:val="2"/>
-          <w:sz w:val="24"/>
-          <w:szCs w:val="24"/>
-          <w14:ligatures w14:val="standardContextual"/>
-        </w:rPr>
-      </w:pPr>
-      <w:hyperlink w:anchor="_Toc242135440" w:history="1">
-        <w:r>
-          <w:rPr>
-            <w:rStyle w:val="Hipervnculo"/>
-            <w:noProof/>
-          </w:rPr>
-          <w:t>Módulo 7 — Configuración del sistema</w:t>
-        </w:r>
-        <w:r>
-          <w:rPr>
-            <w:noProof/>
-            <w:webHidden/>
-          </w:rPr>
-          <w:tab/>
-        </w:r>
-        <w:r>
-          <w:rPr>
-            <w:noProof/>
-            <w:webHidden/>
-          </w:rPr>
-          <w:fldChar w:fldCharType="begin"/>
-        </w:r>
-        <w:r>
-          <w:rPr>
-            <w:noProof/>
-            <w:webHidden/>
-          </w:rPr>
-          <w:instrText xml:space="preserve"> PAGEREF _Toc242135440 \h </w:instrText>
+          <w:instrText xml:space="preserve"> PAGEREF _Toc242196697 \h </w:instrText>
         </w:r>
         <w:r>
           <w:rPr>
@@ -1075,22 +1002,13 @@
           <w14:ligatures w14:val="standardContextual"/>
         </w:rPr>
       </w:pPr>
-      <w:hyperlink w:anchor="_Toc242135441" w:history="1">
+      <w:hyperlink w:anchor="_Toc242196698" w:history="1">
         <w:r>
           <w:rPr>
             <w:rStyle w:val="Hipervnculo"/>
             <w:noProof/>
           </w:rPr>
-          <w:t xml:space="preserve">Módulo 8 — Reputación y comunicaciones </w:t>
-        </w:r>
-        <w:r>
-          <w:rPr>
-            <w:rStyle w:val="Hipervnculo"/>
-            <w:i/>
-            <w:iCs/>
-            <w:noProof/>
-          </w:rPr>
-          <w:t>(nuevo, v2)</w:t>
+          <w:t>Módulo 7 — Configuración del sistema</w:t>
         </w:r>
         <w:r>
           <w:rPr>
@@ -1111,7 +1029,7 @@
             <w:noProof/>
             <w:webHidden/>
           </w:rPr>
-          <w:instrText xml:space="preserve"> PAGEREF _Toc242135441 \h </w:instrText>
+          <w:instrText xml:space="preserve"> PAGEREF _Toc242196698 \h </w:instrText>
         </w:r>
         <w:r>
           <w:rPr>
@@ -1157,13 +1075,22 @@
           <w14:ligatures w14:val="standardContextual"/>
         </w:rPr>
       </w:pPr>
-      <w:hyperlink w:anchor="_Toc242135442" w:history="1">
+      <w:hyperlink w:anchor="_Toc242196699" w:history="1">
         <w:r>
           <w:rPr>
             <w:rStyle w:val="Hipervnculo"/>
             <w:noProof/>
           </w:rPr>
-          <w:t>Resumen</w:t>
+          <w:t xml:space="preserve">Módulo 8 — Reputación y comunicaciones </w:t>
+        </w:r>
+        <w:r>
+          <w:rPr>
+            <w:rStyle w:val="Hipervnculo"/>
+            <w:i/>
+            <w:iCs/>
+            <w:noProof/>
+          </w:rPr>
+          <w:t>(nuevo, v2)</w:t>
         </w:r>
         <w:r>
           <w:rPr>
@@ -1184,7 +1111,7 @@
             <w:noProof/>
             <w:webHidden/>
           </w:rPr>
-          <w:instrText xml:space="preserve"> PAGEREF _Toc242135442 \h </w:instrText>
+          <w:instrText xml:space="preserve"> PAGEREF _Toc242196699 \h </w:instrText>
         </w:r>
         <w:r>
           <w:rPr>
@@ -1230,7 +1157,80 @@
           <w14:ligatures w14:val="standardContextual"/>
         </w:rPr>
       </w:pPr>
-      <w:hyperlink w:anchor="_Toc242135443" w:history="1">
+      <w:hyperlink w:anchor="_Toc242196700" w:history="1">
+        <w:r>
+          <w:rPr>
+            <w:rStyle w:val="Hipervnculo"/>
+            <w:noProof/>
+          </w:rPr>
+          <w:t>Resumen</w:t>
+        </w:r>
+        <w:r>
+          <w:rPr>
+            <w:noProof/>
+            <w:webHidden/>
+          </w:rPr>
+          <w:tab/>
+        </w:r>
+        <w:r>
+          <w:rPr>
+            <w:noProof/>
+            <w:webHidden/>
+          </w:rPr>
+          <w:fldChar w:fldCharType="begin"/>
+        </w:r>
+        <w:r>
+          <w:rPr>
+            <w:noProof/>
+            <w:webHidden/>
+          </w:rPr>
+          <w:instrText xml:space="preserve"> PAGEREF _Toc242196700 \h </w:instrText>
+        </w:r>
+        <w:r>
+          <w:rPr>
+            <w:noProof/>
+            <w:webHidden/>
+          </w:rPr>
+        </w:r>
+        <w:r>
+          <w:rPr>
+            <w:noProof/>
+            <w:webHidden/>
+          </w:rPr>
+          <w:fldChar w:fldCharType="separate"/>
+        </w:r>
+        <w:r>
+          <w:rPr>
+            <w:noProof/>
+            <w:webHidden/>
+          </w:rPr>
+          <w:t>25</w:t>
+        </w:r>
+        <w:r>
+          <w:rPr>
+            <w:noProof/>
+            <w:webHidden/>
+          </w:rPr>
+          <w:fldChar w:fldCharType="end"/>
+        </w:r>
+      </w:hyperlink>
+    </w:p>
+    <w:p>
+      <w:pPr>
+        <w:pStyle w:val="TDC1"/>
+        <w:rPr>
+          <w:rFonts w:asciiTheme="minorHAnsi" w:eastAsiaTheme="minorEastAsia" w:hAnsiTheme="minorHAnsi" w:cstheme="minorBidi"/>
+          <w:b w:val="0"/>
+          <w:bCs w:val="0"/>
+          <w:caps w:val="0"/>
+          <w:noProof/>
+          <w:kern w:val="2"/>
+          <w:sz w:val="24"/>
+          <w:szCs w:val="24"/>
+          <w14:ligatures w14:val="standardContextual"/>
+        </w:rPr>
+      </w:pPr>
+      <w:hyperlink w:anchor="_Toc242196701" w:history="1">
         <w:r>
           <w:rPr>
             <w:rStyle w:val="Hipervnculo"/>
@@ -1257,7 +1257,7 @@
             <w:noProof/>
             <w:webHidden/>
           </w:rPr>
-          <w:instrText xml:space="preserve"> PAGEREF _Toc242135443 \h </w:instrText>
+          <w:instrText xml:space="preserve"> PAGEREF _Toc242196701 \h </w:instrText>
         </w:r>
         <w:r>
           <w:rPr>
@@ -1277,7 +1277,7 @@
             <w:noProof/>
             <w:webHidden/>
           </w:rPr>
-          <w:t>25</w:t>
+          <w:t>26</w:t>
         </w:r>
         <w:r>
           <w:rPr>
@@ -1387,7 +1387,7 @@
         <w:pStyle w:val="Ttulo1"/>
       </w:pPr>
       <w:bookmarkStart w:id="0" w:name="_convenciones"/>
-      <w:bookmarkStart w:id="1" w:name="_Toc242135432"/>
+      <w:bookmarkStart w:id="1" w:name="_Toc242196690"/>
       <w:r>
         <w:lastRenderedPageBreak/>
         <w:t>Convenciones</w:t>
@@ -1534,7 +1534,7 @@
         <w:pStyle w:val="Ttulo1"/>
       </w:pPr>
       <w:bookmarkStart w:id="2" w:name="_2efc5ae0568e3ce1fea6c6a17d99178de5f7fb1"/>
-      <w:bookmarkStart w:id="3" w:name="_Toc242135433"/>
+      <w:bookmarkStart w:id="3" w:name="_Toc242196691"/>
       <w:bookmarkEnd w:id="0"/>
       <w:r>
         <w:lastRenderedPageBreak/>
@@ -2456,7 +2456,7 @@
               <w:pStyle w:val="Celda"/>
             </w:pPr>
             <w:r>
-              <w:t>Todo dato de negocio pertenece a una clínica (</w:t>
+              <w:t xml:space="preserve">Los registros propios de una clínica llevan </w:t>
             </w:r>
             <w:r>
               <w:rPr>
@@ -2465,7 +2465,10 @@
               <w:t>id_clinica</w:t>
             </w:r>
             <w:r>
-              <w:t>). Un usuario solo puede acceder a los datos de la clínica de su contexto activo; el acceso a datos de otra clínica se rechaza (error 403). Excepciones: el super-administrador (RN-004) y la mascota, que es global de su propietario (RN-110); los registros clínicos de la mascota sí pertenecen a la clínica que los creó y se comparten solo según RN-113.</w:t>
+              <w:t>; un usuario solo accede a los de su contexto activo y las peticiones a otra clínica se rechazan (403). Son globales la identidad del usuario, la mascota de su propietario (RN-110), los catálogos taxonómicos y el Grafo I. Los registros clínicos pertenecen a la clínica que los creó y solo se muestran a otra según RN-113; el motor puede evaluar internamente medicación protegida de otra clínica exclusivamente para la alerta genérica de seguridad de RN-211, sin devolver el tratamiento. El super-administrador op</w:t>
+            </w:r>
+            <w:r>
+              <w:t>era con los límites de RN-004.</w:t>
             </w:r>
           </w:p>
         </w:tc>
@@ -2572,6 +2575,7 @@
               <w:pStyle w:val="Celda"/>
             </w:pPr>
             <w:r>
+              <w:lastRenderedPageBreak/>
               <w:t>RN</w:t>
             </w:r>
             <w:r>
@@ -2655,7 +2659,6 @@
               <w:pStyle w:val="Celda"/>
             </w:pPr>
             <w:r>
-              <w:lastRenderedPageBreak/>
               <w:t>RN</w:t>
             </w:r>
             <w:r>
@@ -2915,6 +2918,7 @@
               <w:pStyle w:val="Celda"/>
             </w:pPr>
             <w:r>
+              <w:lastRenderedPageBreak/>
               <w:t>RN</w:t>
             </w:r>
             <w:r>
@@ -2944,10 +2948,10 @@
               <w:t xml:space="preserve"> </w:t>
             </w:r>
             <w:r>
-              <w:t>Solo los propietarios pueden registrarse con Google, desde el enlace o QR de una clínica o eligiéndola de la lista; el registro de clínicas y el alta de personal no admiten Google (el personal sí puede iniciar sesión con Google si su correo coincide). Google aporta el nombre, el correo ya verificado y la foto, por lo que no se pide verificar el correo. La cuenta queda con el perfil incompleto hasta registrar el tipo y número de documento, el teléfono y la autorización de datos; mientras tanto no puede regis</w:t>
-            </w:r>
-            <w:r>
-              <w:t>trar mascotas ni agendar.</w:t>
+              <w:t>Solo los propietarios pueden registrarse con Google, desde el enlace o QR de una clínica o eligiéndola de la lista; el registro de clínicas y el alta de personal no admiten Google (el personal sí puede iniciar sesión con Google si su correo coincide). Google aporta el nombre, el correo ya verificado y la foto, por lo que no se pide verificar el correo. Antes de crear una cuenta nueva se exige aceptar la política de datos (RN-G19); sin aceptación no se guarda la identidad ni se liga a la clínica. La cuenta a</w:t>
+            </w:r>
+            <w:r>
+              <w:t>ceptada queda con el perfil incompleto hasta registrar el tipo y número de documento y el teléfono; mientras tanto no puede registrar mascotas ni agendar.</w:t>
             </w:r>
           </w:p>
         </w:tc>
@@ -2991,7 +2995,6 @@
               <w:pStyle w:val="Celda"/>
             </w:pPr>
             <w:r>
-              <w:lastRenderedPageBreak/>
               <w:t>RN</w:t>
             </w:r>
             <w:r>
@@ -3011,7 +3014,17 @@
               <w:pStyle w:val="Celda"/>
             </w:pPr>
             <w:r>
-              <w:t>Si alguien inicia sesión con Google con un correo que ya tiene cuenta, Google se vincula a esa misma cuenta, porque demuestra que el correo es suyo; si la cuenta estaba pendiente de verificar el correo, queda verificada. En ese caso se anula la contraseña que tenía, porque pudo crearla otra persona que usó ese correo, y el perfil vuelve a pedir el documento y el teléfono; para entrar con contraseña debe crear una nueva (RN-G22).</w:t>
+              <w:t xml:space="preserve">Si alguien inicia sesión con Google con un correo que ya tiene cuenta, Google se vincula a esa misma cuenta, porque demuestra que el correo es suyo. </w:t>
+            </w:r>
+            <w:r>
+              <w:rPr>
+                <w:b/>
+                <w:bCs/>
+              </w:rPr>
+              <w:t>Solo si la cuenta estaba pendiente de verificar el correo</w:t>
+            </w:r>
+            <w:r>
+              <w:t>, queda verificada y se anula la contraseña que tenía, porque pudo crearla otra persona que usó ese correo; en ese caso el perfil vuelve a pedir el documento y el teléfono, y para entrar con contraseña debe crear una nueva (RN-G22). Una cuenta ya verificada conserva su contraseña.</w:t>
             </w:r>
           </w:p>
         </w:tc>
@@ -3237,7 +3250,7 @@
         <w:pStyle w:val="Ttulo1"/>
       </w:pPr>
       <w:bookmarkStart w:id="4" w:name="_1aeaf76b305171b42ee23dc2df8c4c69f1ea3df"/>
-      <w:bookmarkStart w:id="5" w:name="_Toc242135434"/>
+      <w:bookmarkStart w:id="5" w:name="_Toc242196692"/>
       <w:bookmarkEnd w:id="2"/>
       <w:r>
         <w:lastRenderedPageBreak/>
@@ -4249,7 +4262,7 @@
         <w:pStyle w:val="Ttulo1"/>
       </w:pPr>
       <w:bookmarkStart w:id="6" w:name="_45e5cddb15e6e85961c4bdd9f114a9e4301e667"/>
-      <w:bookmarkStart w:id="7" w:name="_Toc242135435"/>
+      <w:bookmarkStart w:id="7" w:name="_Toc242196693"/>
       <w:bookmarkEnd w:id="4"/>
       <w:r>
         <w:lastRenderedPageBreak/>
@@ -4989,10 +5002,10 @@
               <w:keepNext/>
             </w:pPr>
             <w:r>
-              <w:t>La mascota es global: pertenece a su propietario, no a una clínica, y se vincula a cada clínica donde se atiende. Una misma mascota tiene una sola ficha, un solo carnet y un solo QR en toda la plataforma. Si el propietario agenda una mascota en una clínica a la que ella aún no está vinculada, la mascota se vincula a esa clínica (y cuenta para su límite de plan). La especie, la raza, el sexo y la fecha de nacimiento solo los cambian el propietario o la clínica que registró la mascota, porque afectan el triag</w:t>
-            </w:r>
-            <w:r>
-              <w:t>e y las alertas en todas las clínicas; el peso, la foto y los demás datos los puede actualizar cualquier clínica vinculada. Todo cambio queda en auditoría (RN-108) y se notifica al propietario.</w:t>
+              <w:t>La mascota es global: pertenece a su propietario, no a una clínica, y se vincula a cada clínica donde se atiende. Una misma mascota tiene una sola ficha, un solo carnet y un solo QR en toda la plataforma. La única excepción temporal es la ficha provisional de una urgencia roja sin titular verificado (RE-4.15.3): no se le atribuye propietario ni se activa su carnet hasta completar o consolidar la ficha. Si el propietario agenda una mascota en una clínica a la que ella aún no está vinculada, la mascota se vin</w:t>
+            </w:r>
+            <w:r>
+              <w:t>cula a esa clínica (y cuenta para su límite de plan). La especie, la raza, el sexo y la fecha de nacimiento solo los cambian el propietario o la clínica que registró la mascota, porque afectan el triage y las alertas en todas las clínicas; el peso, la foto y los demás datos los puede actualizar cualquier clínica vinculada. Todo cambio queda en auditoría (RN-108) y se notifica al propietario.</w:t>
             </w:r>
           </w:p>
         </w:tc>
@@ -5362,7 +5375,7 @@
         <w:pStyle w:val="Ttulo1"/>
       </w:pPr>
       <w:bookmarkStart w:id="8" w:name="_8ada1076fc69f75adb455b52b48149b634e12c1"/>
-      <w:bookmarkStart w:id="9" w:name="_Toc242135436"/>
+      <w:bookmarkStart w:id="9" w:name="_Toc242196694"/>
       <w:bookmarkEnd w:id="6"/>
       <w:r>
         <w:lastRenderedPageBreak/>
@@ -5393,10 +5406,10 @@
         <w:tblLook w:val="0020" w:firstRow="1" w:lastRow="0" w:firstColumn="0" w:lastColumn="0" w:noHBand="0" w:noVBand="0"/>
       </w:tblPr>
       <w:tblGrid>
-        <w:gridCol w:w="893"/>
-        <w:gridCol w:w="5222"/>
-        <w:gridCol w:w="1445"/>
-        <w:gridCol w:w="2000"/>
+        <w:gridCol w:w="892"/>
+        <w:gridCol w:w="3635"/>
+        <w:gridCol w:w="1444"/>
+        <w:gridCol w:w="3589"/>
       </w:tblGrid>
       <w:tr>
         <w:trPr>
@@ -5420,7 +5433,7 @@
         </w:tc>
         <w:tc>
           <w:tcPr>
-            <w:tcW w:w="2731" w:type="pct"/>
+            <w:tcW w:w="1901" w:type="pct"/>
           </w:tcPr>
           <w:p>
             <w:pPr>
@@ -5434,7 +5447,7 @@
         </w:tc>
         <w:tc>
           <w:tcPr>
-            <w:tcW w:w="756" w:type="pct"/>
+            <w:tcW w:w="755" w:type="pct"/>
           </w:tcPr>
           <w:p>
             <w:pPr>
@@ -5448,7 +5461,7 @@
         </w:tc>
         <w:tc>
           <w:tcPr>
-            <w:tcW w:w="1046" w:type="pct"/>
+            <w:tcW w:w="1878" w:type="pct"/>
           </w:tcPr>
           <w:p>
             <w:pPr>
@@ -5487,7 +5500,7 @@
         </w:tc>
         <w:tc>
           <w:tcPr>
-            <w:tcW w:w="2731" w:type="pct"/>
+            <w:tcW w:w="1901" w:type="pct"/>
           </w:tcPr>
           <w:p>
             <w:pPr>
@@ -5501,7 +5514,7 @@
         </w:tc>
         <w:tc>
           <w:tcPr>
-            <w:tcW w:w="756" w:type="pct"/>
+            <w:tcW w:w="755" w:type="pct"/>
           </w:tcPr>
           <w:p>
             <w:pPr>
@@ -5515,7 +5528,7 @@
         </w:tc>
         <w:tc>
           <w:tcPr>
-            <w:tcW w:w="1046" w:type="pct"/>
+            <w:tcW w:w="1878" w:type="pct"/>
           </w:tcPr>
           <w:p>
             <w:pPr>
@@ -5554,7 +5567,7 @@
         </w:tc>
         <w:tc>
           <w:tcPr>
-            <w:tcW w:w="2731" w:type="pct"/>
+            <w:tcW w:w="1901" w:type="pct"/>
           </w:tcPr>
           <w:p>
             <w:pPr>
@@ -5568,7 +5581,7 @@
         </w:tc>
         <w:tc>
           <w:tcPr>
-            <w:tcW w:w="756" w:type="pct"/>
+            <w:tcW w:w="755" w:type="pct"/>
           </w:tcPr>
           <w:p>
             <w:pPr>
@@ -5582,7 +5595,7 @@
         </w:tc>
         <w:tc>
           <w:tcPr>
-            <w:tcW w:w="1046" w:type="pct"/>
+            <w:tcW w:w="1878" w:type="pct"/>
           </w:tcPr>
           <w:p>
             <w:pPr>
@@ -5621,7 +5634,7 @@
         </w:tc>
         <w:tc>
           <w:tcPr>
-            <w:tcW w:w="2731" w:type="pct"/>
+            <w:tcW w:w="1901" w:type="pct"/>
           </w:tcPr>
           <w:p>
             <w:pPr>
@@ -5635,7 +5648,7 @@
         </w:tc>
         <w:tc>
           <w:tcPr>
-            <w:tcW w:w="756" w:type="pct"/>
+            <w:tcW w:w="755" w:type="pct"/>
           </w:tcPr>
           <w:p>
             <w:pPr>
@@ -5649,7 +5662,7 @@
         </w:tc>
         <w:tc>
           <w:tcPr>
-            <w:tcW w:w="1046" w:type="pct"/>
+            <w:tcW w:w="1878" w:type="pct"/>
           </w:tcPr>
           <w:p>
             <w:pPr>
@@ -5688,7 +5701,7 @@
         </w:tc>
         <w:tc>
           <w:tcPr>
-            <w:tcW w:w="2731" w:type="pct"/>
+            <w:tcW w:w="1901" w:type="pct"/>
           </w:tcPr>
           <w:p>
             <w:pPr>
@@ -5702,7 +5715,7 @@
         </w:tc>
         <w:tc>
           <w:tcPr>
-            <w:tcW w:w="756" w:type="pct"/>
+            <w:tcW w:w="755" w:type="pct"/>
           </w:tcPr>
           <w:p>
             <w:pPr>
@@ -5716,7 +5729,7 @@
         </w:tc>
         <w:tc>
           <w:tcPr>
-            <w:tcW w:w="1046" w:type="pct"/>
+            <w:tcW w:w="1878" w:type="pct"/>
           </w:tcPr>
           <w:p>
             <w:pPr>
@@ -5755,7 +5768,7 @@
         </w:tc>
         <w:tc>
           <w:tcPr>
-            <w:tcW w:w="2731" w:type="pct"/>
+            <w:tcW w:w="1901" w:type="pct"/>
           </w:tcPr>
           <w:p>
             <w:pPr>
@@ -5769,7 +5782,7 @@
         </w:tc>
         <w:tc>
           <w:tcPr>
-            <w:tcW w:w="756" w:type="pct"/>
+            <w:tcW w:w="755" w:type="pct"/>
           </w:tcPr>
           <w:p>
             <w:pPr>
@@ -5783,7 +5796,7 @@
         </w:tc>
         <w:tc>
           <w:tcPr>
-            <w:tcW w:w="1046" w:type="pct"/>
+            <w:tcW w:w="1878" w:type="pct"/>
           </w:tcPr>
           <w:p>
             <w:pPr>
@@ -5822,7 +5835,7 @@
         </w:tc>
         <w:tc>
           <w:tcPr>
-            <w:tcW w:w="2731" w:type="pct"/>
+            <w:tcW w:w="1901" w:type="pct"/>
           </w:tcPr>
           <w:p>
             <w:pPr>
@@ -5836,7 +5849,7 @@
         </w:tc>
         <w:tc>
           <w:tcPr>
-            <w:tcW w:w="756" w:type="pct"/>
+            <w:tcW w:w="755" w:type="pct"/>
           </w:tcPr>
           <w:p>
             <w:pPr>
@@ -5850,7 +5863,7 @@
         </w:tc>
         <w:tc>
           <w:tcPr>
-            <w:tcW w:w="1046" w:type="pct"/>
+            <w:tcW w:w="1878" w:type="pct"/>
           </w:tcPr>
           <w:p>
             <w:pPr>
@@ -5889,7 +5902,7 @@
         </w:tc>
         <w:tc>
           <w:tcPr>
-            <w:tcW w:w="2731" w:type="pct"/>
+            <w:tcW w:w="1901" w:type="pct"/>
           </w:tcPr>
           <w:p>
             <w:pPr>
@@ -5903,7 +5916,7 @@
         </w:tc>
         <w:tc>
           <w:tcPr>
-            <w:tcW w:w="756" w:type="pct"/>
+            <w:tcW w:w="755" w:type="pct"/>
           </w:tcPr>
           <w:p>
             <w:pPr>
@@ -5917,7 +5930,7 @@
         </w:tc>
         <w:tc>
           <w:tcPr>
-            <w:tcW w:w="1046" w:type="pct"/>
+            <w:tcW w:w="1878" w:type="pct"/>
           </w:tcPr>
           <w:p>
             <w:pPr>
@@ -5956,24 +5969,33 @@
         </w:tc>
         <w:tc>
           <w:tcPr>
-            <w:tcW w:w="2731" w:type="pct"/>
-          </w:tcPr>
-          <w:p>
-            <w:pPr>
-              <w:pStyle w:val="Celda"/>
-              <w:keepNext/>
-            </w:pPr>
-            <w:r>
-              <w:t xml:space="preserve">La atención clínica no está restringida al veterinario asignado en la cita: cualquier veterinario de la clínica puede registrar actos clínicos sobre cualquier mascota activa vinculada a la clínica (o que se vincula al atenderla, RN-110). Se descarta exigir cita previa porque bloquearía urgencias sin cita, cambios de turno y reasignaciones. La trazabilidad se conserva porque cada registro guarda el documento del veterinario que lo realizó. La consulta ligada a una cita sí la registra el veterinario asignado </w:t>
-            </w:r>
-            <w:r>
-              <w:t>a esa cita (RN-407): si la atiende otro, el administrador reasigna la cita o se usa la atención sin cita.</w:t>
-            </w:r>
-          </w:p>
-        </w:tc>
-        <w:tc>
-          <w:tcPr>
-            <w:tcW w:w="756" w:type="pct"/>
+            <w:tcW w:w="1901" w:type="pct"/>
+          </w:tcPr>
+          <w:p>
+            <w:pPr>
+              <w:pStyle w:val="Celda"/>
+              <w:keepNext/>
+            </w:pPr>
+            <w:r>
+              <w:t xml:space="preserve">La atención clínica no está restringida al veterinario asignado en la cita: cualquier veterinario de la clínica puede registrar actos clínicos sobre cualquier mascota activa vinculada a la clínica (o que se vincula al atenderla, RN-110). Se descarta exigir cita previa porque bloquearía urgencias sin cita, cambios de turno y reasignaciones. La trazabilidad se conserva porque cada registro guarda el </w:t>
+            </w:r>
+            <w:r>
+              <w:rPr>
+                <w:rStyle w:val="VerbatimChar"/>
+              </w:rPr>
+              <w:t>id_usuario</w:t>
+            </w:r>
+            <w:r>
+              <w:t xml:space="preserve"> </w:t>
+            </w:r>
+            <w:r>
+              <w:t>del veterinario que lo realizó. La consulta ligada a una cita sí la registra el veterinario asignado a esa cita (RN-407): si la atiende otro, el administrador reasigna la cita o se usa la atención sin cita.</w:t>
+            </w:r>
+          </w:p>
+        </w:tc>
+        <w:tc>
+          <w:tcPr>
+            <w:tcW w:w="755" w:type="pct"/>
           </w:tcPr>
           <w:p>
             <w:pPr>
@@ -5987,15 +6009,24 @@
         </w:tc>
         <w:tc>
           <w:tcPr>
-            <w:tcW w:w="1046" w:type="pct"/>
-          </w:tcPr>
-          <w:p>
-            <w:pPr>
-              <w:pStyle w:val="Celda"/>
-              <w:keepNext/>
-            </w:pPr>
-            <w:r>
-              <w:t>Aplicada</w:t>
+            <w:tcW w:w="1878" w:type="pct"/>
+          </w:tcPr>
+          <w:p>
+            <w:pPr>
+              <w:pStyle w:val="Celda"/>
+              <w:keepNext/>
+            </w:pPr>
+            <w:r>
+              <w:t xml:space="preserve">Aplicada en v1 con documento · relación por </w:t>
+            </w:r>
+            <w:r>
+              <w:rPr>
+                <w:rStyle w:val="VerbatimChar"/>
+              </w:rPr>
+              <w:t>id_usuario</w:t>
+            </w:r>
+            <w:r>
+              <w:t>: Planificada (v2)</w:t>
             </w:r>
           </w:p>
         </w:tc>
@@ -6026,7 +6057,7 @@
         </w:tc>
         <w:tc>
           <w:tcPr>
-            <w:tcW w:w="2731" w:type="pct"/>
+            <w:tcW w:w="1901" w:type="pct"/>
           </w:tcPr>
           <w:p>
             <w:pPr>
@@ -6040,7 +6071,7 @@
         </w:tc>
         <w:tc>
           <w:tcPr>
-            <w:tcW w:w="756" w:type="pct"/>
+            <w:tcW w:w="755" w:type="pct"/>
           </w:tcPr>
           <w:p>
             <w:pPr>
@@ -6054,7 +6085,7 @@
         </w:tc>
         <w:tc>
           <w:tcPr>
-            <w:tcW w:w="1046" w:type="pct"/>
+            <w:tcW w:w="1878" w:type="pct"/>
           </w:tcPr>
           <w:p>
             <w:pPr>
@@ -6093,7 +6124,7 @@
         </w:tc>
         <w:tc>
           <w:tcPr>
-            <w:tcW w:w="2731" w:type="pct"/>
+            <w:tcW w:w="1901" w:type="pct"/>
           </w:tcPr>
           <w:p>
             <w:pPr>
@@ -6107,7 +6138,7 @@
         </w:tc>
         <w:tc>
           <w:tcPr>
-            <w:tcW w:w="756" w:type="pct"/>
+            <w:tcW w:w="755" w:type="pct"/>
           </w:tcPr>
           <w:p>
             <w:pPr>
@@ -6121,7 +6152,7 @@
         </w:tc>
         <w:tc>
           <w:tcPr>
-            <w:tcW w:w="1046" w:type="pct"/>
+            <w:tcW w:w="1878" w:type="pct"/>
           </w:tcPr>
           <w:p>
             <w:pPr>
@@ -6148,6 +6179,7 @@
               <w:keepNext/>
             </w:pPr>
             <w:r>
+              <w:lastRenderedPageBreak/>
               <w:t>RN</w:t>
             </w:r>
             <w:r>
@@ -6160,21 +6192,24 @@
         </w:tc>
         <w:tc>
           <w:tcPr>
-            <w:tcW w:w="2731" w:type="pct"/>
-          </w:tcPr>
-          <w:p>
-            <w:pPr>
-              <w:pStyle w:val="Celda"/>
-              <w:keepNext/>
-            </w:pPr>
-            <w:r>
-              <w:t>Al prescribir un fármaco, una alergia registrada del paciente a ese fármaco o una contraindicación por especie o raza (toxicidad) bloquean la prescripción; una interacción con la medicación vigente se advierte, y el veterinario confirma o cambia el fármaco, con registro en auditoría. Se consideran las alergias y la medicación registradas por cualquier clínica (RN-113).</w:t>
-            </w:r>
-          </w:p>
-        </w:tc>
-        <w:tc>
-          <w:tcPr>
-            <w:tcW w:w="756" w:type="pct"/>
+            <w:tcW w:w="1901" w:type="pct"/>
+          </w:tcPr>
+          <w:p>
+            <w:pPr>
+              <w:pStyle w:val="Celda"/>
+              <w:keepNext/>
+            </w:pPr>
+            <w:r>
+              <w:t>Al prescribir un fármaco, una alergia registrada del paciente a ese fármaco o una contraindicación por especie o raza (toxicidad) bloquean la prescripción; una interacción con la medicación vigente se advierte, y el veterinario confirma o cambia el fármaco, con registro en auditoría. El motor evalúa internamente las alergias y la medicación vigentes registradas por cualquier clínica. Si un tratamiento de otra clínica no es visible por RN-113, el aviso no revela su fármaco, dosis ni contenido: indica una pos</w:t>
+            </w:r>
+            <w:r>
+              <w:t>ible interacción con medicación protegida y exige que el veterinario concilie la medicación con el propietario o solicite autorización antes de confirmar su decisión; la verificación y la decisión quedan auditadas.</w:t>
+            </w:r>
+          </w:p>
+        </w:tc>
+        <w:tc>
+          <w:tcPr>
+            <w:tcW w:w="755" w:type="pct"/>
           </w:tcPr>
           <w:p>
             <w:pPr>
@@ -6188,7 +6223,7 @@
         </w:tc>
         <w:tc>
           <w:tcPr>
-            <w:tcW w:w="1046" w:type="pct"/>
+            <w:tcW w:w="1878" w:type="pct"/>
           </w:tcPr>
           <w:p>
             <w:pPr>
@@ -6226,7 +6261,7 @@
         </w:tc>
         <w:tc>
           <w:tcPr>
-            <w:tcW w:w="2731" w:type="pct"/>
+            <w:tcW w:w="1901" w:type="pct"/>
           </w:tcPr>
           <w:p>
             <w:pPr>
@@ -6239,7 +6274,7 @@
         </w:tc>
         <w:tc>
           <w:tcPr>
-            <w:tcW w:w="756" w:type="pct"/>
+            <w:tcW w:w="755" w:type="pct"/>
           </w:tcPr>
           <w:p>
             <w:pPr>
@@ -6252,7 +6287,7 @@
         </w:tc>
         <w:tc>
           <w:tcPr>
-            <w:tcW w:w="1046" w:type="pct"/>
+            <w:tcW w:w="1878" w:type="pct"/>
           </w:tcPr>
           <w:p>
             <w:pPr>
@@ -6270,7 +6305,7 @@
         <w:pStyle w:val="Ttulo1"/>
       </w:pPr>
       <w:bookmarkStart w:id="10" w:name="_d55aebc9deeb1682a62a02ae225cde94fe0baf3"/>
-      <w:bookmarkStart w:id="11" w:name="_Toc242135437"/>
+      <w:bookmarkStart w:id="11" w:name="_Toc242196695"/>
       <w:bookmarkEnd w:id="8"/>
       <w:r>
         <w:lastRenderedPageBreak/>
@@ -6840,7 +6875,7 @@
         <w:pStyle w:val="Ttulo1"/>
       </w:pPr>
       <w:bookmarkStart w:id="12" w:name="_0bc479c0be240e26431ebdd296a7a53444b2628"/>
-      <w:bookmarkStart w:id="13" w:name="_Toc242135438"/>
+      <w:bookmarkStart w:id="13" w:name="_Toc242196696"/>
       <w:bookmarkEnd w:id="10"/>
       <w:r>
         <w:lastRenderedPageBreak/>
@@ -8455,7 +8490,25 @@
               <w:t>🟠</w:t>
             </w:r>
             <w:r>
-              <w:t>, configurable por la clínica (por defecto, 2). Si dos casos compiten por el mismo sobrecupo, va primero el de mayor severidad calculada y, si empatan, el que llegó primero. Superado el tope, se avisa al personal para que decida.</w:t>
+              <w:t>, configurable por la clínica (por defecto, 2). Entre casos del mismo nivel naranja se respeta el orden de llegada (</w:t>
+            </w:r>
+            <w:r>
+              <w:rPr>
+                <w:rStyle w:val="VerbatimChar"/>
+              </w:rPr>
+              <w:t>fecha_registro</w:t>
+            </w:r>
+            <w:r>
+              <w:t xml:space="preserve">, y </w:t>
+            </w:r>
+            <w:r>
+              <w:rPr>
+                <w:rStyle w:val="VerbatimChar"/>
+              </w:rPr>
+              <w:t>id_cita</w:t>
+            </w:r>
+            <w:r>
+              <w:t xml:space="preserve"> si coinciden); no se calcula una puntuación adicional dentro del color. Un veterinario puede cambiar ese orden indicando un motivo, con registro en auditoría. Superado el tope, se avisa al personal para que decida.</w:t>
             </w:r>
           </w:p>
         </w:tc>
@@ -8963,7 +9016,7 @@
         <w:pStyle w:val="Ttulo1"/>
       </w:pPr>
       <w:bookmarkStart w:id="14" w:name="_448b6637f95054bfc4854cb12826ea84d2acba0"/>
-      <w:bookmarkStart w:id="15" w:name="_Toc242135439"/>
+      <w:bookmarkStart w:id="15" w:name="_Toc242196697"/>
       <w:bookmarkEnd w:id="12"/>
       <w:r>
         <w:lastRenderedPageBreak/>
@@ -9399,7 +9452,7 @@
         <w:pStyle w:val="Ttulo1"/>
       </w:pPr>
       <w:bookmarkStart w:id="16" w:name="_88abf5b53e5603b94c73c4f577271d31a73cc35"/>
-      <w:bookmarkStart w:id="17" w:name="_Toc242135440"/>
+      <w:bookmarkStart w:id="17" w:name="_Toc242196698"/>
       <w:bookmarkEnd w:id="14"/>
       <w:r>
         <w:lastRenderedPageBreak/>
@@ -9905,7 +9958,7 @@
         <w:pStyle w:val="Ttulo1"/>
       </w:pPr>
       <w:bookmarkStart w:id="18" w:name="_d6017b47d08e8255744de6d6c5cc1d72cf68a5a"/>
-      <w:bookmarkStart w:id="19" w:name="_Toc242135441"/>
+      <w:bookmarkStart w:id="19" w:name="_Toc242196699"/>
       <w:bookmarkEnd w:id="16"/>
       <w:r>
         <w:lastRenderedPageBreak/>
@@ -10549,7 +10602,7 @@
         <w:pStyle w:val="Ttulo1"/>
       </w:pPr>
       <w:bookmarkStart w:id="20" w:name="_resumen"/>
-      <w:bookmarkStart w:id="21" w:name="_Toc242135442"/>
+      <w:bookmarkStart w:id="21" w:name="_Toc242196700"/>
       <w:bookmarkEnd w:id="18"/>
       <w:r>
         <w:lastRenderedPageBreak/>
@@ -10623,7 +10676,7 @@
         <w:pStyle w:val="Ttulo1"/>
       </w:pPr>
       <w:bookmarkStart w:id="22" w:name="_7e076a4c50dfd8e5bd4a5dcf27defc45af5c0cc"/>
-      <w:bookmarkStart w:id="23" w:name="_Toc242135443"/>
+      <w:bookmarkStart w:id="23" w:name="_Toc242196701"/>
       <w:bookmarkEnd w:id="20"/>
       <w:r>
         <w:lastRenderedPageBreak/>
@@ -12641,7 +12694,7 @@
               <w:noProof/>
             </w:rPr>
             <w:drawing>
-              <wp:inline distT="0" distB="0" distL="0" distR="0" wp14:anchorId="1124C285" wp14:editId="1124C286">
+              <wp:inline distT="0" distB="0" distL="0" distR="0" wp14:anchorId="1C8140EA" wp14:editId="1C8140EB">
                 <wp:extent cx="324000" cy="324000"/>
                 <wp:effectExtent l="0" t="0" r="0" b="0"/>
                 <wp:docPr id="9001" name="Logo Zooki"/>
@@ -12735,7 +12788,7 @@
               <w:sz w:val="17"/>
               <w:szCs w:val="17"/>
             </w:rPr>
-            <w:t>Rev. 2.0</w:t>
+            <w:t>Rev. 2.1</w:t>
           </w:r>
         </w:p>
         <w:p>
@@ -12808,7 +12861,7 @@
   <w:abstractNum w:abstractNumId="0" w15:restartNumberingAfterBreak="0">
     <w:nsid w:val="0000A990"/>
     <w:multiLevelType w:val="multilevel"/>
-    <w:tmpl w:val="938ABE90"/>
+    <w:tmpl w:val="4A46BE38"/>
     <w:lvl w:ilvl="0">
       <w:numFmt w:val="bullet"/>
       <w:lvlText w:val=" "/>
@@ -12882,7 +12935,7 @@
       </w:pPr>
     </w:lvl>
   </w:abstractNum>
-  <w:num w:numId="1" w16cid:durableId="551117144">
+  <w:num w:numId="1" w16cid:durableId="365300717">
     <w:abstractNumId w:val="0"/>
   </w:num>
 </w:numbering>

--- a/public/docs/descargas/reglas.docx
+++ b/public/docs/descargas/reglas.docx
@@ -29,7 +29,7 @@
         <w:pStyle w:val="PortadaRevision"/>
       </w:pPr>
       <w:r>
-        <w:t>Revisión 2.2</w:t>
+        <w:t>Revisión 2.3</w:t>
       </w:r>
     </w:p>
     <w:p>
@@ -93,7 +93,7 @@
           <w:noProof/>
         </w:rPr>
         <w:drawing>
-          <wp:inline distT="0" distB="0" distL="0" distR="0" wp14:anchorId="2D1560CF" wp14:editId="2D1560D0">
+          <wp:inline distT="0" distB="0" distL="0" distR="0" wp14:anchorId="49517072" wp14:editId="49517073">
             <wp:extent cx="395999" cy="405503"/>
             <wp:effectExtent l="0" t="0" r="0" b="0"/>
             <wp:docPr id="10" name="Picture"/>
@@ -229,7 +229,7 @@
               <w:pStyle w:val="Celda"/>
             </w:pPr>
             <w:r>
-              <w:t>11/10/2026</w:t>
+              <w:t>14/10/2026</w:t>
             </w:r>
           </w:p>
         </w:tc>
@@ -242,7 +242,7 @@
               <w:pStyle w:val="Celda"/>
             </w:pPr>
             <w:r>
-              <w:t>2.2</w:t>
+              <w:t>2.3</w:t>
             </w:r>
           </w:p>
         </w:tc>
@@ -409,7 +409,7 @@
       <w:r>
         <w:fldChar w:fldCharType="separate"/>
       </w:r>
-      <w:hyperlink w:anchor="_Toc242641104" w:history="1">
+      <w:hyperlink w:anchor="_Toc242830861" w:history="1">
         <w:r>
           <w:rPr>
             <w:rStyle w:val="Hipervnculo"/>
@@ -436,7 +436,7 @@
             <w:noProof/>
             <w:webHidden/>
           </w:rPr>
-          <w:instrText xml:space="preserve"> PAGEREF _Toc242641104 \h </w:instrText>
+          <w:instrText xml:space="preserve"> PAGEREF _Toc242830861 \h </w:instrText>
         </w:r>
         <w:r>
           <w:rPr>
@@ -482,7 +482,7 @@
           <w14:ligatures w14:val="standardContextual"/>
         </w:rPr>
       </w:pPr>
-      <w:hyperlink w:anchor="_Toc242641105" w:history="1">
+      <w:hyperlink w:anchor="_Toc242830862" w:history="1">
         <w:r>
           <w:rPr>
             <w:rStyle w:val="Hipervnculo"/>
@@ -509,7 +509,7 @@
             <w:noProof/>
             <w:webHidden/>
           </w:rPr>
-          <w:instrText xml:space="preserve"> PAGEREF _Toc242641105 \h </w:instrText>
+          <w:instrText xml:space="preserve"> PAGEREF _Toc242830862 \h </w:instrText>
         </w:r>
         <w:r>
           <w:rPr>
@@ -555,7 +555,7 @@
           <w14:ligatures w14:val="standardContextual"/>
         </w:rPr>
       </w:pPr>
-      <w:hyperlink w:anchor="_Toc242641106" w:history="1">
+      <w:hyperlink w:anchor="_Toc242830863" w:history="1">
         <w:r>
           <w:rPr>
             <w:rStyle w:val="Hipervnculo"/>
@@ -591,7 +591,7 @@
             <w:noProof/>
             <w:webHidden/>
           </w:rPr>
-          <w:instrText xml:space="preserve"> PAGEREF _Toc242641106 \h </w:instrText>
+          <w:instrText xml:space="preserve"> PAGEREF _Toc242830863 \h </w:instrText>
         </w:r>
         <w:r>
           <w:rPr>
@@ -637,7 +637,7 @@
           <w14:ligatures w14:val="standardContextual"/>
         </w:rPr>
       </w:pPr>
-      <w:hyperlink w:anchor="_Toc242641107" w:history="1">
+      <w:hyperlink w:anchor="_Toc242830864" w:history="1">
         <w:r>
           <w:rPr>
             <w:rStyle w:val="Hipervnculo"/>
@@ -664,7 +664,7 @@
             <w:noProof/>
             <w:webHidden/>
           </w:rPr>
-          <w:instrText xml:space="preserve"> PAGEREF _Toc242641107 \h </w:instrText>
+          <w:instrText xml:space="preserve"> PAGEREF _Toc242830864 \h </w:instrText>
         </w:r>
         <w:r>
           <w:rPr>
@@ -710,7 +710,7 @@
           <w14:ligatures w14:val="standardContextual"/>
         </w:rPr>
       </w:pPr>
-      <w:hyperlink w:anchor="_Toc242641108" w:history="1">
+      <w:hyperlink w:anchor="_Toc242830865" w:history="1">
         <w:r>
           <w:rPr>
             <w:rStyle w:val="Hipervnculo"/>
@@ -737,7 +737,7 @@
             <w:noProof/>
             <w:webHidden/>
           </w:rPr>
-          <w:instrText xml:space="preserve"> PAGEREF _Toc242641108 \h </w:instrText>
+          <w:instrText xml:space="preserve"> PAGEREF _Toc242830865 \h </w:instrText>
         </w:r>
         <w:r>
           <w:rPr>
@@ -757,7 +757,7 @@
             <w:noProof/>
             <w:webHidden/>
           </w:rPr>
-          <w:t>14</w:t>
+          <w:t>15</w:t>
         </w:r>
         <w:r>
           <w:rPr>
@@ -783,7 +783,7 @@
           <w14:ligatures w14:val="standardContextual"/>
         </w:rPr>
       </w:pPr>
-      <w:hyperlink w:anchor="_Toc242641109" w:history="1">
+      <w:hyperlink w:anchor="_Toc242830866" w:history="1">
         <w:r>
           <w:rPr>
             <w:rStyle w:val="Hipervnculo"/>
@@ -810,80 +810,7 @@
             <w:noProof/>
             <w:webHidden/>
           </w:rPr>
-          <w:instrText xml:space="preserve"> PAGEREF _Toc242641109 \h </w:instrText>
-        </w:r>
-        <w:r>
-          <w:rPr>
-            <w:noProof/>
-            <w:webHidden/>
-          </w:rPr>
-        </w:r>
-        <w:r>
-          <w:rPr>
-            <w:noProof/>
-            <w:webHidden/>
-          </w:rPr>
-          <w:fldChar w:fldCharType="separate"/>
-        </w:r>
-        <w:r>
-          <w:rPr>
-            <w:noProof/>
-            <w:webHidden/>
-          </w:rPr>
-          <w:t>16</w:t>
-        </w:r>
-        <w:r>
-          <w:rPr>
-            <w:noProof/>
-            <w:webHidden/>
-          </w:rPr>
-          <w:fldChar w:fldCharType="end"/>
-        </w:r>
-      </w:hyperlink>
-    </w:p>
-    <w:p>
-      <w:pPr>
-        <w:pStyle w:val="TDC1"/>
-        <w:rPr>
-          <w:rFonts w:asciiTheme="minorHAnsi" w:eastAsiaTheme="minorEastAsia" w:hAnsiTheme="minorHAnsi" w:cstheme="minorBidi"/>
-          <w:b w:val="0"/>
-          <w:bCs w:val="0"/>
-          <w:caps w:val="0"/>
-          <w:noProof/>
-          <w:kern w:val="2"/>
-          <w:sz w:val="24"/>
-          <w:szCs w:val="24"/>
-          <w14:ligatures w14:val="standardContextual"/>
-        </w:rPr>
-      </w:pPr>
-      <w:hyperlink w:anchor="_Toc242641110" w:history="1">
-        <w:r>
-          <w:rPr>
-            <w:rStyle w:val="Hipervnculo"/>
-            <w:noProof/>
-          </w:rPr>
-          <w:t>Módulo 4 — Agenda de citas inteligente (Grafo II)</w:t>
-        </w:r>
-        <w:r>
-          <w:rPr>
-            <w:noProof/>
-            <w:webHidden/>
-          </w:rPr>
-          <w:tab/>
-        </w:r>
-        <w:r>
-          <w:rPr>
-            <w:noProof/>
-            <w:webHidden/>
-          </w:rPr>
-          <w:fldChar w:fldCharType="begin"/>
-        </w:r>
-        <w:r>
-          <w:rPr>
-            <w:noProof/>
-            <w:webHidden/>
-          </w:rPr>
-          <w:instrText xml:space="preserve"> PAGEREF _Toc242641110 \h </w:instrText>
+          <w:instrText xml:space="preserve"> PAGEREF _Toc242830866 \h </w:instrText>
         </w:r>
         <w:r>
           <w:rPr>
@@ -929,7 +856,80 @@
           <w14:ligatures w14:val="standardContextual"/>
         </w:rPr>
       </w:pPr>
-      <w:hyperlink w:anchor="_Toc242641111" w:history="1">
+      <w:hyperlink w:anchor="_Toc242830867" w:history="1">
+        <w:r>
+          <w:rPr>
+            <w:rStyle w:val="Hipervnculo"/>
+            <w:noProof/>
+          </w:rPr>
+          <w:t>Módulo 4 — Agenda de citas inteligente (Grafo II)</w:t>
+        </w:r>
+        <w:r>
+          <w:rPr>
+            <w:noProof/>
+            <w:webHidden/>
+          </w:rPr>
+          <w:tab/>
+        </w:r>
+        <w:r>
+          <w:rPr>
+            <w:noProof/>
+            <w:webHidden/>
+          </w:rPr>
+          <w:fldChar w:fldCharType="begin"/>
+        </w:r>
+        <w:r>
+          <w:rPr>
+            <w:noProof/>
+            <w:webHidden/>
+          </w:rPr>
+          <w:instrText xml:space="preserve"> PAGEREF _Toc242830867 \h </w:instrText>
+        </w:r>
+        <w:r>
+          <w:rPr>
+            <w:noProof/>
+            <w:webHidden/>
+          </w:rPr>
+        </w:r>
+        <w:r>
+          <w:rPr>
+            <w:noProof/>
+            <w:webHidden/>
+          </w:rPr>
+          <w:fldChar w:fldCharType="separate"/>
+        </w:r>
+        <w:r>
+          <w:rPr>
+            <w:noProof/>
+            <w:webHidden/>
+          </w:rPr>
+          <w:t>18</w:t>
+        </w:r>
+        <w:r>
+          <w:rPr>
+            <w:noProof/>
+            <w:webHidden/>
+          </w:rPr>
+          <w:fldChar w:fldCharType="end"/>
+        </w:r>
+      </w:hyperlink>
+    </w:p>
+    <w:p>
+      <w:pPr>
+        <w:pStyle w:val="TDC1"/>
+        <w:rPr>
+          <w:rFonts w:asciiTheme="minorHAnsi" w:eastAsiaTheme="minorEastAsia" w:hAnsiTheme="minorHAnsi" w:cstheme="minorBidi"/>
+          <w:b w:val="0"/>
+          <w:bCs w:val="0"/>
+          <w:caps w:val="0"/>
+          <w:noProof/>
+          <w:kern w:val="2"/>
+          <w:sz w:val="24"/>
+          <w:szCs w:val="24"/>
+          <w14:ligatures w14:val="standardContextual"/>
+        </w:rPr>
+      </w:pPr>
+      <w:hyperlink w:anchor="_Toc242830868" w:history="1">
         <w:r>
           <w:rPr>
             <w:rStyle w:val="Hipervnculo"/>
@@ -956,80 +956,7 @@
             <w:noProof/>
             <w:webHidden/>
           </w:rPr>
-          <w:instrText xml:space="preserve"> PAGEREF _Toc242641111 \h </w:instrText>
-        </w:r>
-        <w:r>
-          <w:rPr>
-            <w:noProof/>
-            <w:webHidden/>
-          </w:rPr>
-        </w:r>
-        <w:r>
-          <w:rPr>
-            <w:noProof/>
-            <w:webHidden/>
-          </w:rPr>
-          <w:fldChar w:fldCharType="separate"/>
-        </w:r>
-        <w:r>
-          <w:rPr>
-            <w:noProof/>
-            <w:webHidden/>
-          </w:rPr>
-          <w:t>22</w:t>
-        </w:r>
-        <w:r>
-          <w:rPr>
-            <w:noProof/>
-            <w:webHidden/>
-          </w:rPr>
-          <w:fldChar w:fldCharType="end"/>
-        </w:r>
-      </w:hyperlink>
-    </w:p>
-    <w:p>
-      <w:pPr>
-        <w:pStyle w:val="TDC1"/>
-        <w:rPr>
-          <w:rFonts w:asciiTheme="minorHAnsi" w:eastAsiaTheme="minorEastAsia" w:hAnsiTheme="minorHAnsi" w:cstheme="minorBidi"/>
-          <w:b w:val="0"/>
-          <w:bCs w:val="0"/>
-          <w:caps w:val="0"/>
-          <w:noProof/>
-          <w:kern w:val="2"/>
-          <w:sz w:val="24"/>
-          <w:szCs w:val="24"/>
-          <w14:ligatures w14:val="standardContextual"/>
-        </w:rPr>
-      </w:pPr>
-      <w:hyperlink w:anchor="_Toc242641112" w:history="1">
-        <w:r>
-          <w:rPr>
-            <w:rStyle w:val="Hipervnculo"/>
-            <w:noProof/>
-          </w:rPr>
-          <w:t>Módulo 7 — Configuración del sistema</w:t>
-        </w:r>
-        <w:r>
-          <w:rPr>
-            <w:noProof/>
-            <w:webHidden/>
-          </w:rPr>
-          <w:tab/>
-        </w:r>
-        <w:r>
-          <w:rPr>
-            <w:noProof/>
-            <w:webHidden/>
-          </w:rPr>
-          <w:fldChar w:fldCharType="begin"/>
-        </w:r>
-        <w:r>
-          <w:rPr>
-            <w:noProof/>
-            <w:webHidden/>
-          </w:rPr>
-          <w:instrText xml:space="preserve"> PAGEREF _Toc242641112 \h </w:instrText>
+          <w:instrText xml:space="preserve"> PAGEREF _Toc242830868 \h </w:instrText>
         </w:r>
         <w:r>
           <w:rPr>
@@ -1075,22 +1002,13 @@
           <w14:ligatures w14:val="standardContextual"/>
         </w:rPr>
       </w:pPr>
-      <w:hyperlink w:anchor="_Toc242641113" w:history="1">
+      <w:hyperlink w:anchor="_Toc242830869" w:history="1">
         <w:r>
           <w:rPr>
             <w:rStyle w:val="Hipervnculo"/>
             <w:noProof/>
           </w:rPr>
-          <w:t xml:space="preserve">Módulo 8 — Reputación y comunicaciones </w:t>
-        </w:r>
-        <w:r>
-          <w:rPr>
-            <w:rStyle w:val="Hipervnculo"/>
-            <w:i/>
-            <w:iCs/>
-            <w:noProof/>
-          </w:rPr>
-          <w:t>(nuevo, v2)</w:t>
+          <w:t>Módulo 7 — Configuración del sistema</w:t>
         </w:r>
         <w:r>
           <w:rPr>
@@ -1111,7 +1029,7 @@
             <w:noProof/>
             <w:webHidden/>
           </w:rPr>
-          <w:instrText xml:space="preserve"> PAGEREF _Toc242641113 \h </w:instrText>
+          <w:instrText xml:space="preserve"> PAGEREF _Toc242830869 \h </w:instrText>
         </w:r>
         <w:r>
           <w:rPr>
@@ -1157,13 +1075,22 @@
           <w14:ligatures w14:val="standardContextual"/>
         </w:rPr>
       </w:pPr>
-      <w:hyperlink w:anchor="_Toc242641114" w:history="1">
+      <w:hyperlink w:anchor="_Toc242830870" w:history="1">
         <w:r>
           <w:rPr>
             <w:rStyle w:val="Hipervnculo"/>
             <w:noProof/>
           </w:rPr>
-          <w:t>Resumen</w:t>
+          <w:t xml:space="preserve">Módulo 8 — Reputación y comunicaciones </w:t>
+        </w:r>
+        <w:r>
+          <w:rPr>
+            <w:rStyle w:val="Hipervnculo"/>
+            <w:i/>
+            <w:iCs/>
+            <w:noProof/>
+          </w:rPr>
+          <w:t>(nuevo, v2)</w:t>
         </w:r>
         <w:r>
           <w:rPr>
@@ -1184,7 +1111,7 @@
             <w:noProof/>
             <w:webHidden/>
           </w:rPr>
-          <w:instrText xml:space="preserve"> PAGEREF _Toc242641114 \h </w:instrText>
+          <w:instrText xml:space="preserve"> PAGEREF _Toc242830870 \h </w:instrText>
         </w:r>
         <w:r>
           <w:rPr>
@@ -1230,7 +1157,80 @@
           <w14:ligatures w14:val="standardContextual"/>
         </w:rPr>
       </w:pPr>
-      <w:hyperlink w:anchor="_Toc242641115" w:history="1">
+      <w:hyperlink w:anchor="_Toc242830871" w:history="1">
+        <w:r>
+          <w:rPr>
+            <w:rStyle w:val="Hipervnculo"/>
+            <w:noProof/>
+          </w:rPr>
+          <w:t>Resumen</w:t>
+        </w:r>
+        <w:r>
+          <w:rPr>
+            <w:noProof/>
+            <w:webHidden/>
+          </w:rPr>
+          <w:tab/>
+        </w:r>
+        <w:r>
+          <w:rPr>
+            <w:noProof/>
+            <w:webHidden/>
+          </w:rPr>
+          <w:fldChar w:fldCharType="begin"/>
+        </w:r>
+        <w:r>
+          <w:rPr>
+            <w:noProof/>
+            <w:webHidden/>
+          </w:rPr>
+          <w:instrText xml:space="preserve"> PAGEREF _Toc242830871 \h </w:instrText>
+        </w:r>
+        <w:r>
+          <w:rPr>
+            <w:noProof/>
+            <w:webHidden/>
+          </w:rPr>
+        </w:r>
+        <w:r>
+          <w:rPr>
+            <w:noProof/>
+            <w:webHidden/>
+          </w:rPr>
+          <w:fldChar w:fldCharType="separate"/>
+        </w:r>
+        <w:r>
+          <w:rPr>
+            <w:noProof/>
+            <w:webHidden/>
+          </w:rPr>
+          <w:t>26</w:t>
+        </w:r>
+        <w:r>
+          <w:rPr>
+            <w:noProof/>
+            <w:webHidden/>
+          </w:rPr>
+          <w:fldChar w:fldCharType="end"/>
+        </w:r>
+      </w:hyperlink>
+    </w:p>
+    <w:p>
+      <w:pPr>
+        <w:pStyle w:val="TDC1"/>
+        <w:rPr>
+          <w:rFonts w:asciiTheme="minorHAnsi" w:eastAsiaTheme="minorEastAsia" w:hAnsiTheme="minorHAnsi" w:cstheme="minorBidi"/>
+          <w:b w:val="0"/>
+          <w:bCs w:val="0"/>
+          <w:caps w:val="0"/>
+          <w:noProof/>
+          <w:kern w:val="2"/>
+          <w:sz w:val="24"/>
+          <w:szCs w:val="24"/>
+          <w14:ligatures w14:val="standardContextual"/>
+        </w:rPr>
+      </w:pPr>
+      <w:hyperlink w:anchor="_Toc242830872" w:history="1">
         <w:r>
           <w:rPr>
             <w:rStyle w:val="Hipervnculo"/>
@@ -1257,7 +1257,7 @@
             <w:noProof/>
             <w:webHidden/>
           </w:rPr>
-          <w:instrText xml:space="preserve"> PAGEREF _Toc242641115 \h </w:instrText>
+          <w:instrText xml:space="preserve"> PAGEREF _Toc242830872 \h </w:instrText>
         </w:r>
         <w:r>
           <w:rPr>
@@ -1277,7 +1277,7 @@
             <w:noProof/>
             <w:webHidden/>
           </w:rPr>
-          <w:t>26</w:t>
+          <w:t>27</w:t>
         </w:r>
         <w:r>
           <w:rPr>
@@ -1387,7 +1387,7 @@
         <w:pStyle w:val="Ttulo1"/>
       </w:pPr>
       <w:bookmarkStart w:id="0" w:name="_convenciones"/>
-      <w:bookmarkStart w:id="1" w:name="_Toc242641104"/>
+      <w:bookmarkStart w:id="1" w:name="_Toc242830861"/>
       <w:r>
         <w:lastRenderedPageBreak/>
         <w:t>Convenciones</w:t>
@@ -1561,6 +1561,41 @@
           <w:i/>
           <w:iCs/>
         </w:rPr>
+        <w:t xml:space="preserve">La </w:t>
+      </w:r>
+      <w:r>
+        <w:rPr>
+          <w:b/>
+          <w:bCs/>
+          <w:i/>
+          <w:iCs/>
+        </w:rPr>
+        <w:t>Revisión 2.3</w:t>
+      </w:r>
+      <w:r>
+        <w:rPr>
+          <w:i/>
+          <w:iCs/>
+        </w:rPr>
+        <w:t xml:space="preserve"> </w:t>
+      </w:r>
+      <w:r>
+        <w:rPr>
+          <w:i/>
+          <w:iCs/>
+        </w:rPr>
+        <w:t>(14 de octubre de 2026) acompaña la versión 2.0.0-alpha.3 (módulo 5, portal multi-clínica): marca como aplicadas RN-109 a RN-116, RN-G20 y RN-G21 (RN-113 «Parcial»: alergias y alertas con el módulo 2); agrega RN-116, el tope de 3 clínicas cuando el propietario se vincula él mismo; deja el alta del propietario por la clínica sin aceptación presencial (RN-109, RN-G19) y la activación con Google de esa cuenta pendiente (RN-G21); y RN-107 queda «Parcial» porque el color ya no se pide.</w:t>
+      </w:r>
+    </w:p>
+    <w:p>
+      <w:pPr>
+        <w:pStyle w:val="Textodebloque"/>
+      </w:pPr>
+      <w:r>
+        <w:rPr>
+          <w:i/>
+          <w:iCs/>
+        </w:rPr>
         <w:t>Los módulos siguen la misma numeración en todos los documentos (Historias de Usuario, Requisitos Específicos, ERS y Modelos). El Módulo 6 (Dashboard y reportes) y el Módulo 9 (Público e institucional) no tienen reglas propias: se rigen por las transversales (p. ej. RN-G07). Desde la Revisión 2.0, el número de cada regla indica su módulo; la equivalencia con los identificadores anteriores está al final del documento.</w:t>
       </w:r>
     </w:p>
@@ -1569,7 +1604,7 @@
         <w:pStyle w:val="Ttulo1"/>
       </w:pPr>
       <w:bookmarkStart w:id="2" w:name="_2efc5ae0568e3ce1fea6c6a17d99178de5f7fb1"/>
-      <w:bookmarkStart w:id="3" w:name="_Toc242641105"/>
+      <w:bookmarkStart w:id="3" w:name="_Toc242830862"/>
       <w:bookmarkEnd w:id="0"/>
       <w:r>
         <w:lastRenderedPageBreak/>
@@ -2915,10 +2950,10 @@
               <w:t xml:space="preserve"> </w:t>
             </w:r>
             <w:r>
-              <w:t>Todo registro, con formulario o con Google, exige aceptar de forma expresa la política de tratamiento de datos personales; sin aceptación no se crea la cuenta. Excepción: el personal nuevo puede quedar pendiente e inerte, sin contraseña ni consentimiento, durante 72 horas; solo el titular lo activa al aceptar la política y crear su contraseña. Si vence, se elimina solo si no tiene otros vínculos. El super-administrador está exento de aceptación por ser una cuenta operativa de plataforma. Se guarda la prueba</w:t>
-            </w:r>
-            <w:r>
-              <w:t>: quién, qué versión de la política, por qué medio, cuándo y desde qué IP. Si la política cambia, se pide aceptar la nueva en el siguiente inicio de sesión. Revocar la autorización equivale a pedir la supresión (RN-G16).</w:t>
+              <w:t>Todo registro, con formulario o con Google, exige aceptar de forma expresa la política de tratamiento de datos personales; sin aceptación no se crea la cuenta. Excepción: las cuentas que crea una clínica (personal nuevo y propietario dado de alta por el personal) pueden quedar pendientes e inertes, sin contraseña ni consentimiento, durante 72 horas; solo el titular las activa al aceptar la política y crear su contraseña, y la clínica puede reenviarle el enlace. Si vence, se elimina solo si no tiene otros ví</w:t>
+            </w:r>
+            <w:r>
+              <w:t>nculos ni, si es de un propietario, mascotas. El super-administrador está exento de aceptación por ser una cuenta operativa de plataforma. Se guarda la prueba: quién, qué versión de la política, por qué medio, cuándo y desde qué IP. Si la política cambia, se pide aceptar la nueva en el siguiente inicio de sesión. Revocar la autorización equivale a pedir la supresión (RN-G16).</w:t>
             </w:r>
           </w:p>
         </w:tc>
@@ -2991,10 +3026,10 @@
               <w:t xml:space="preserve"> </w:t>
             </w:r>
             <w:r>
-              <w:t>Solo los propietarios pueden registrarse con Google, desde el enlace o QR de una clínica o eligiéndola de la lista; el registro de clínicas y el alta de personal no admiten Google (el personal sí puede iniciar sesión con Google si su correo coincide). Google aporta el nombre, el correo ya verificado y la foto, por lo que no se pide verificar el correo. Antes de crear una cuenta nueva se exige aceptar la política de datos (RN-G19); sin aceptación no se guarda la identidad ni se liga a la clínica. La cuenta a</w:t>
-            </w:r>
-            <w:r>
-              <w:t>ceptada queda con el perfil incompleto hasta registrar el tipo y número de documento y el teléfono; mientras tanto no puede registrar mascotas ni agendar.</w:t>
+              <w:t>Solo los propietarios pueden registrarse con Google, desde el enlace o QR de una clínica o eligiéndola de la lista; el registro de clínicas y el alta de personal no admiten Google (el personal sí puede iniciar sesión con Google si su correo coincide). Google aporta el nombre y el correo ya verificado, por lo que no se pide verificar el correo; la foto de Google no se guarda (minimización de datos, Ley 1581). Antes de crear una cuenta nueva se exige aceptar la política de datos (RN-G19); sin aceptación no se</w:t>
+            </w:r>
+            <w:r>
+              <w:t xml:space="preserve"> guarda la identidad ni se liga a la clínica. La cuenta aceptada queda con el perfil incompleto hasta registrar el tipo y número de documento y el teléfono; mientras tanto no puede registrar mascotas ni agendar.</w:t>
             </w:r>
           </w:p>
         </w:tc>
@@ -3020,7 +3055,7 @@
               <w:pStyle w:val="Celda"/>
             </w:pPr>
             <w:r>
-              <w:t>Aplicada (2.0.0-alpha.1)</w:t>
+              <w:t>Aplicada (2.0.0-alpha.3)</w:t>
             </w:r>
           </w:p>
         </w:tc>
@@ -3067,7 +3102,7 @@
               <w:t>Solo si la cuenta estaba pendiente de verificar el correo</w:t>
             </w:r>
             <w:r>
-              <w:t>, queda verificada y se anula la contraseña que tenía, porque pudo crearla otra persona que usó ese correo; en ese caso el perfil vuelve a pedir el documento y el teléfono, y para entrar con contraseña debe crear una nueva (RN-G22). Una cuenta ya verificada conserva su contraseña.</w:t>
+              <w:t>, queda verificada y se anula la contraseña que tenía, porque pudo crearla otra persona que usó ese correo; en ese caso el perfil vuelve a pedir el documento y el teléfono, y para entrar con contraseña debe crear una nueva (RN-G22). Una cuenta ya verificada conserva su contraseña. Una cuenta que registró una clínica y aún no se activa se activa con Google sin contraseña, después de aceptar la política (RN-G19; M5).</w:t>
             </w:r>
           </w:p>
         </w:tc>
@@ -3093,7 +3128,7 @@
               <w:pStyle w:val="Celda"/>
             </w:pPr>
             <w:r>
-              <w:t>Aplicada (2.0.0-alpha.1)</w:t>
+              <w:t>Aplicada (2.0.0-alpha.3)</w:t>
             </w:r>
           </w:p>
         </w:tc>
@@ -3111,6 +3146,7 @@
               <w:pStyle w:val="Celda"/>
             </w:pPr>
             <w:r>
+              <w:lastRenderedPageBreak/>
               <w:t>RN</w:t>
             </w:r>
             <w:r>
@@ -3174,7 +3210,6 @@
               <w:pStyle w:val="Celda"/>
             </w:pPr>
             <w:r>
-              <w:lastRenderedPageBreak/>
               <w:t>RN</w:t>
             </w:r>
             <w:r>
@@ -3294,7 +3329,7 @@
         <w:pStyle w:val="Ttulo1"/>
       </w:pPr>
       <w:bookmarkStart w:id="4" w:name="_1aeaf76b305171b42ee23dc2df8c4c69f1ea3df"/>
-      <w:bookmarkStart w:id="5" w:name="_Toc242641106"/>
+      <w:bookmarkStart w:id="5" w:name="_Toc242830863"/>
       <w:bookmarkEnd w:id="2"/>
       <w:r>
         <w:lastRenderedPageBreak/>
@@ -4312,7 +4347,7 @@
         <w:pStyle w:val="Ttulo1"/>
       </w:pPr>
       <w:bookmarkStart w:id="6" w:name="_45e5cddb15e6e85961c4bdd9f114a9e4301e667"/>
-      <w:bookmarkStart w:id="7" w:name="_Toc242641107"/>
+      <w:bookmarkStart w:id="7" w:name="_Toc242830864"/>
       <w:bookmarkEnd w:id="4"/>
       <w:r>
         <w:lastRenderedPageBreak/>
@@ -4847,7 +4882,14 @@
               <w:keepNext/>
             </w:pPr>
             <w:r>
-              <w:t>Una mascota puede tener registrados varios colores de pelaje.</w:t>
+              <w:t xml:space="preserve">Una mascota puede tener registrados varios colores de pelaje. </w:t>
+            </w:r>
+            <w:r>
+              <w:rPr>
+                <w:i/>
+                <w:iCs/>
+              </w:rPr>
+              <w:t>(M5, decisión del usuario 2026-10-13: los formularios ya no piden el color; la relación queda en la base sin uso.)</w:t>
             </w:r>
           </w:p>
         </w:tc>
@@ -4875,6 +4917,73 @@
               <w:keepNext/>
             </w:pPr>
             <w:r>
+              <w:t>Parcial</w:t>
+            </w:r>
+          </w:p>
+        </w:tc>
+      </w:tr>
+      <w:tr>
+        <w:trPr>
+          <w:cantSplit/>
+        </w:trPr>
+        <w:tc>
+          <w:tcPr>
+            <w:tcW w:w="467" w:type="pct"/>
+          </w:tcPr>
+          <w:p>
+            <w:pPr>
+              <w:pStyle w:val="Celda"/>
+              <w:keepNext/>
+            </w:pPr>
+            <w:r>
+              <w:t>RN</w:t>
+            </w:r>
+            <w:r>
+              <w:noBreakHyphen/>
+            </w:r>
+            <w:r>
+              <w:t>108</w:t>
+            </w:r>
+          </w:p>
+        </w:tc>
+        <w:tc>
+          <w:tcPr>
+            <w:tcW w:w="1889" w:type="pct"/>
+          </w:tcPr>
+          <w:p>
+            <w:pPr>
+              <w:pStyle w:val="Celda"/>
+              <w:keepNext/>
+            </w:pPr>
+            <w:r>
+              <w:t>Toda modificación de la ficha de una mascota registra automáticamente fecha, usuario y campo modificado (auditoría de mascotas).</w:t>
+            </w:r>
+          </w:p>
+        </w:tc>
+        <w:tc>
+          <w:tcPr>
+            <w:tcW w:w="755" w:type="pct"/>
+          </w:tcPr>
+          <w:p>
+            <w:pPr>
+              <w:pStyle w:val="Celda"/>
+              <w:keepNext/>
+            </w:pPr>
+            <w:r>
+              <w:t>Proceso</w:t>
+            </w:r>
+          </w:p>
+        </w:tc>
+        <w:tc>
+          <w:tcPr>
+            <w:tcW w:w="1889" w:type="pct"/>
+          </w:tcPr>
+          <w:p>
+            <w:pPr>
+              <w:pStyle w:val="Celda"/>
+              <w:keepNext/>
+            </w:pPr>
+            <w:r>
               <w:t>Aplicada</w:t>
             </w:r>
           </w:p>
@@ -4894,27 +5003,31 @@
               <w:keepNext/>
             </w:pPr>
             <w:r>
-              <w:t>RN</w:t>
-            </w:r>
-            <w:r>
-              <w:noBreakHyphen/>
-            </w:r>
-            <w:r>
-              <w:t>108</w:t>
-            </w:r>
-          </w:p>
-        </w:tc>
-        <w:tc>
-          <w:tcPr>
-            <w:tcW w:w="1889" w:type="pct"/>
-          </w:tcPr>
-          <w:p>
-            <w:pPr>
-              <w:pStyle w:val="Celda"/>
-              <w:keepNext/>
-            </w:pPr>
-            <w:r>
-              <w:t>Toda modificación de la ficha de una mascota registra automáticamente fecha, usuario y campo modificado (auditoría de mascotas).</w:t>
+              <w:lastRenderedPageBreak/>
+              <w:t>RN</w:t>
+            </w:r>
+            <w:r>
+              <w:noBreakHyphen/>
+            </w:r>
+            <w:r>
+              <w:t>109</w:t>
+            </w:r>
+          </w:p>
+        </w:tc>
+        <w:tc>
+          <w:tcPr>
+            <w:tcW w:w="1889" w:type="pct"/>
+          </w:tcPr>
+          <w:p>
+            <w:pPr>
+              <w:pStyle w:val="Celda"/>
+              <w:keepNext/>
+            </w:pPr>
+            <w:r>
+              <w:t>El propietario es una identidad global en la plataforma (correo único, RN-G06) que se vincula a una o varias clínicas. Puede registrarse por tres vías —alta por el personal de la clínica (la cuenta queda pendiente hasta que el titular la active desde su enlace, RN-G19), enlace/QR de la clínica, o autoregistro directo eligiendo la clínica de una lista, con formulario o con Google (RN-G20)—, siempre en el contexto de una clínica. Si el correo ya existe, no se duplica: previa verificación de que es el dueño de</w:t>
+            </w:r>
+            <w:r>
+              <w:t>l correo, se liga a la nueva clínica. Cada clínica solo ve los propietarios vinculados a ella. El propietario solo queda vinculado a las clínicas que él elige: al registrarse se vincula a una, y desde su portal puede vincularse a otra de la lista (hasta el tope de RN-116) o desvincularse cuando quiera. Solo puede agendar, cancelar o calificar en las clínicas a las que está vinculado.</w:t>
             </w:r>
           </w:p>
         </w:tc>
@@ -4928,6 +5041,419 @@
               <w:keepNext/>
             </w:pPr>
             <w:r>
+              <w:t>Estructura</w:t>
+            </w:r>
+          </w:p>
+        </w:tc>
+        <w:tc>
+          <w:tcPr>
+            <w:tcW w:w="1889" w:type="pct"/>
+          </w:tcPr>
+          <w:p>
+            <w:pPr>
+              <w:pStyle w:val="Celda"/>
+              <w:keepNext/>
+            </w:pPr>
+            <w:r>
+              <w:t>Aplicada (2.0.0-alpha.3)</w:t>
+            </w:r>
+          </w:p>
+        </w:tc>
+      </w:tr>
+      <w:tr>
+        <w:trPr>
+          <w:cantSplit/>
+        </w:trPr>
+        <w:tc>
+          <w:tcPr>
+            <w:tcW w:w="467" w:type="pct"/>
+          </w:tcPr>
+          <w:p>
+            <w:pPr>
+              <w:pStyle w:val="Celda"/>
+              <w:keepNext/>
+            </w:pPr>
+            <w:r>
+              <w:t>RN</w:t>
+            </w:r>
+            <w:r>
+              <w:noBreakHyphen/>
+            </w:r>
+            <w:r>
+              <w:t>110</w:t>
+            </w:r>
+          </w:p>
+        </w:tc>
+        <w:tc>
+          <w:tcPr>
+            <w:tcW w:w="1889" w:type="pct"/>
+          </w:tcPr>
+          <w:p>
+            <w:pPr>
+              <w:pStyle w:val="Celda"/>
+              <w:keepNext/>
+            </w:pPr>
+            <w:r>
+              <w:t>La mascota es global: pertenece a su propietario, no a una clínica, y se vincula a cada clínica donde se atiende. Una misma mascota tiene una sola ficha, un solo carnet y un solo QR en toda la plataforma. La única excepción temporal es la ficha provisional de una urgencia roja sin titular verificado (RE-4.15.3): no se le atribuye propietario ni se activa su carnet hasta completar o consolidar la ficha. Si el propietario agenda una mascota en una clínica a la que ella aún no está vinculada, la mascota se vin</w:t>
+            </w:r>
+            <w:r>
+              <w:t>cula a esa clínica (y cuenta para su límite de plan). La especie, la raza, el sexo y la fecha de nacimiento solo los cambian el propietario o la clínica que registró la mascota, porque afectan el triage y las alertas en todas las clínicas; el peso, la foto y los demás datos los puede actualizar cualquier clínica vinculada. Todo cambio queda en auditoría (RN-108) y se notifica al propietario.</w:t>
+            </w:r>
+          </w:p>
+        </w:tc>
+        <w:tc>
+          <w:tcPr>
+            <w:tcW w:w="755" w:type="pct"/>
+          </w:tcPr>
+          <w:p>
+            <w:pPr>
+              <w:pStyle w:val="Celda"/>
+              <w:keepNext/>
+            </w:pPr>
+            <w:r>
+              <w:t>Estructura</w:t>
+            </w:r>
+          </w:p>
+        </w:tc>
+        <w:tc>
+          <w:tcPr>
+            <w:tcW w:w="1889" w:type="pct"/>
+          </w:tcPr>
+          <w:p>
+            <w:pPr>
+              <w:pStyle w:val="Celda"/>
+              <w:keepNext/>
+            </w:pPr>
+            <w:r>
+              <w:t>Aplicada (2.0.0-alpha.3)</w:t>
+            </w:r>
+          </w:p>
+        </w:tc>
+      </w:tr>
+      <w:tr>
+        <w:trPr>
+          <w:cantSplit/>
+        </w:trPr>
+        <w:tc>
+          <w:tcPr>
+            <w:tcW w:w="467" w:type="pct"/>
+          </w:tcPr>
+          <w:p>
+            <w:pPr>
+              <w:pStyle w:val="Celda"/>
+              <w:keepNext/>
+            </w:pPr>
+            <w:r>
+              <w:t>RN</w:t>
+            </w:r>
+            <w:r>
+              <w:noBreakHyphen/>
+            </w:r>
+            <w:r>
+              <w:t>111</w:t>
+            </w:r>
+          </w:p>
+        </w:tc>
+        <w:tc>
+          <w:tcPr>
+            <w:tcW w:w="1889" w:type="pct"/>
+          </w:tcPr>
+          <w:p>
+            <w:pPr>
+              <w:pStyle w:val="Celda"/>
+              <w:keepNext/>
+            </w:pPr>
+            <w:r>
+              <w:t>Antes de registrar una mascota a un propietario ya existente, la clínica ve las mascotas que él tiene en la plataforma y vincula la existente en lugar de crear un duplicado.</w:t>
+            </w:r>
+          </w:p>
+        </w:tc>
+        <w:tc>
+          <w:tcPr>
+            <w:tcW w:w="755" w:type="pct"/>
+          </w:tcPr>
+          <w:p>
+            <w:pPr>
+              <w:pStyle w:val="Celda"/>
+              <w:keepNext/>
+            </w:pPr>
+            <w:r>
+              <w:t>Restricción</w:t>
+            </w:r>
+          </w:p>
+        </w:tc>
+        <w:tc>
+          <w:tcPr>
+            <w:tcW w:w="1889" w:type="pct"/>
+          </w:tcPr>
+          <w:p>
+            <w:pPr>
+              <w:pStyle w:val="Celda"/>
+              <w:keepNext/>
+            </w:pPr>
+            <w:r>
+              <w:t>Aplicada (2.0.0-alpha.3)</w:t>
+            </w:r>
+          </w:p>
+        </w:tc>
+      </w:tr>
+      <w:tr>
+        <w:trPr>
+          <w:cantSplit/>
+        </w:trPr>
+        <w:tc>
+          <w:tcPr>
+            <w:tcW w:w="467" w:type="pct"/>
+          </w:tcPr>
+          <w:p>
+            <w:pPr>
+              <w:pStyle w:val="Celda"/>
+              <w:keepNext/>
+            </w:pPr>
+            <w:r>
+              <w:t>RN</w:t>
+            </w:r>
+            <w:r>
+              <w:noBreakHyphen/>
+            </w:r>
+            <w:r>
+              <w:t>112</w:t>
+            </w:r>
+          </w:p>
+        </w:tc>
+        <w:tc>
+          <w:tcPr>
+            <w:tcW w:w="1889" w:type="pct"/>
+          </w:tcPr>
+          <w:p>
+            <w:pPr>
+              <w:pStyle w:val="Celda"/>
+              <w:keepNext/>
+            </w:pPr>
+            <w:r>
+              <w:t>Cada registro clínico (consulta, vacuna, desparasitación, tratamiento y archivo) conserva la clínica y el veterinario que lo realizó, y solo esa clínica puede modificarlo.</w:t>
+            </w:r>
+          </w:p>
+        </w:tc>
+        <w:tc>
+          <w:tcPr>
+            <w:tcW w:w="755" w:type="pct"/>
+          </w:tcPr>
+          <w:p>
+            <w:pPr>
+              <w:pStyle w:val="Celda"/>
+              <w:keepNext/>
+            </w:pPr>
+            <w:r>
+              <w:t>Restricción</w:t>
+            </w:r>
+          </w:p>
+        </w:tc>
+        <w:tc>
+          <w:tcPr>
+            <w:tcW w:w="1889" w:type="pct"/>
+          </w:tcPr>
+          <w:p>
+            <w:pPr>
+              <w:pStyle w:val="Celda"/>
+              <w:keepNext/>
+            </w:pPr>
+            <w:r>
+              <w:t>Aplicada (2.0.0-alpha.3)</w:t>
+            </w:r>
+          </w:p>
+        </w:tc>
+      </w:tr>
+      <w:tr>
+        <w:trPr>
+          <w:cantSplit/>
+        </w:trPr>
+        <w:tc>
+          <w:tcPr>
+            <w:tcW w:w="467" w:type="pct"/>
+          </w:tcPr>
+          <w:p>
+            <w:pPr>
+              <w:pStyle w:val="Celda"/>
+              <w:keepNext/>
+            </w:pPr>
+            <w:r>
+              <w:lastRenderedPageBreak/>
+              <w:t>RN</w:t>
+            </w:r>
+            <w:r>
+              <w:noBreakHyphen/>
+            </w:r>
+            <w:r>
+              <w:t>113</w:t>
+            </w:r>
+          </w:p>
+        </w:tc>
+        <w:tc>
+          <w:tcPr>
+            <w:tcW w:w="1889" w:type="pct"/>
+          </w:tcPr>
+          <w:p>
+            <w:pPr>
+              <w:pStyle w:val="Celda"/>
+              <w:keepNext/>
+            </w:pPr>
+            <w:r>
+              <w:t xml:space="preserve">Toda clínica vinculada ve siempre los datos básicos de la mascota, sus alergias y alertas médicas, y las vacunas y desparasitaciones de todas las clínicas, indicando cuál las aplicó. Las consultas, tratamientos y archivos de otra clínica solo los ve si el propietario la autorizó; la autorización es por clínica y el propietario puede revocarla. </w:t>
+            </w:r>
+            <w:r>
+              <w:rPr>
+                <w:i/>
+                <w:iCs/>
+              </w:rPr>
+              <w:t>(2.0.0-alpha.3: se cumple salvo las alergias y alertas, que llegan con el módulo 2 junto con su registro.)</w:t>
+            </w:r>
+          </w:p>
+        </w:tc>
+        <w:tc>
+          <w:tcPr>
+            <w:tcW w:w="755" w:type="pct"/>
+          </w:tcPr>
+          <w:p>
+            <w:pPr>
+              <w:pStyle w:val="Celda"/>
+              <w:keepNext/>
+            </w:pPr>
+            <w:r>
+              <w:t>Restricción</w:t>
+            </w:r>
+          </w:p>
+        </w:tc>
+        <w:tc>
+          <w:tcPr>
+            <w:tcW w:w="1889" w:type="pct"/>
+          </w:tcPr>
+          <w:p>
+            <w:pPr>
+              <w:pStyle w:val="Celda"/>
+              <w:keepNext/>
+            </w:pPr>
+            <w:r>
+              <w:t>Parcial</w:t>
+            </w:r>
+          </w:p>
+        </w:tc>
+      </w:tr>
+      <w:tr>
+        <w:trPr>
+          <w:cantSplit/>
+        </w:trPr>
+        <w:tc>
+          <w:tcPr>
+            <w:tcW w:w="467" w:type="pct"/>
+          </w:tcPr>
+          <w:p>
+            <w:pPr>
+              <w:pStyle w:val="Celda"/>
+              <w:keepNext/>
+            </w:pPr>
+            <w:r>
+              <w:t>RN</w:t>
+            </w:r>
+            <w:r>
+              <w:noBreakHyphen/>
+            </w:r>
+            <w:r>
+              <w:t>114</w:t>
+            </w:r>
+          </w:p>
+        </w:tc>
+        <w:tc>
+          <w:tcPr>
+            <w:tcW w:w="1889" w:type="pct"/>
+          </w:tcPr>
+          <w:p>
+            <w:pPr>
+              <w:pStyle w:val="Celda"/>
+              <w:keepNext/>
+            </w:pPr>
+            <w:r>
+              <w:t>El propietario ve en su portal la historia completa de su mascota en todas las clínicas, identificando la clínica de cada registro.</w:t>
+            </w:r>
+          </w:p>
+        </w:tc>
+        <w:tc>
+          <w:tcPr>
+            <w:tcW w:w="755" w:type="pct"/>
+          </w:tcPr>
+          <w:p>
+            <w:pPr>
+              <w:pStyle w:val="Celda"/>
+              <w:keepNext/>
+            </w:pPr>
+            <w:r>
+              <w:t>Estructura</w:t>
+            </w:r>
+          </w:p>
+        </w:tc>
+        <w:tc>
+          <w:tcPr>
+            <w:tcW w:w="1889" w:type="pct"/>
+          </w:tcPr>
+          <w:p>
+            <w:pPr>
+              <w:pStyle w:val="Celda"/>
+              <w:keepNext/>
+            </w:pPr>
+            <w:r>
+              <w:t>Aplicada (2.0.0-alpha.3)</w:t>
+            </w:r>
+          </w:p>
+        </w:tc>
+      </w:tr>
+      <w:tr>
+        <w:trPr>
+          <w:cantSplit/>
+        </w:trPr>
+        <w:tc>
+          <w:tcPr>
+            <w:tcW w:w="467" w:type="pct"/>
+          </w:tcPr>
+          <w:p>
+            <w:pPr>
+              <w:pStyle w:val="Celda"/>
+              <w:keepNext/>
+            </w:pPr>
+            <w:r>
+              <w:t>RN</w:t>
+            </w:r>
+            <w:r>
+              <w:noBreakHyphen/>
+            </w:r>
+            <w:r>
+              <w:t>115</w:t>
+            </w:r>
+          </w:p>
+        </w:tc>
+        <w:tc>
+          <w:tcPr>
+            <w:tcW w:w="1889" w:type="pct"/>
+          </w:tcPr>
+          <w:p>
+            <w:pPr>
+              <w:pStyle w:val="Celda"/>
+              <w:keepNext/>
+            </w:pPr>
+            <w:r>
+              <w:t>Si el propietario se desvincula de una clínica, los registros que esa clínica creó se conservan en la historia de la mascota, pero la clínica deja de ver los datos nuevos y pierde el acceso a lo registrado por otras clínicas.</w:t>
+            </w:r>
+          </w:p>
+        </w:tc>
+        <w:tc>
+          <w:tcPr>
+            <w:tcW w:w="755" w:type="pct"/>
+          </w:tcPr>
+          <w:p>
+            <w:pPr>
+              <w:pStyle w:val="Celda"/>
+              <w:keepNext/>
+            </w:pPr>
+            <w:r>
               <w:t>Proceso</w:t>
             </w:r>
           </w:p>
@@ -4942,7 +5468,7 @@
               <w:keepNext/>
             </w:pPr>
             <w:r>
-              <w:t>Aplicada</w:t>
+              <w:t>Aplicada (2.0.0-alpha.3)</w:t>
             </w:r>
           </w:p>
         </w:tc>
@@ -4958,33 +5484,45 @@
           <w:p>
             <w:pPr>
               <w:pStyle w:val="Celda"/>
-              <w:keepNext/>
-            </w:pPr>
-            <w:r>
-              <w:t>RN</w:t>
-            </w:r>
-            <w:r>
-              <w:noBreakHyphen/>
-            </w:r>
-            <w:r>
-              <w:t>109</w:t>
-            </w:r>
-          </w:p>
-        </w:tc>
-        <w:tc>
-          <w:tcPr>
-            <w:tcW w:w="1889" w:type="pct"/>
-          </w:tcPr>
-          <w:p>
-            <w:pPr>
-              <w:pStyle w:val="Celda"/>
-              <w:keepNext/>
-            </w:pPr>
-            <w:r>
-              <w:t>El propietario es una identidad global en la plataforma (correo único, RN-G06) que se vincula a una o varias clínicas. Puede registrarse por tres vías —alta por el personal de la clínica, enlace/QR de la clínica, o autoregistro directo eligiendo la clínica de una lista, con formulario o con Google (RN-G20)—, siempre en el contexto de una clínica. Si el correo ya existe, no se duplica: previa verificación de que es el dueño del correo, se liga a la nueva clínica. Cada clínica solo ve los propietarios vincula</w:t>
-            </w:r>
-            <w:r>
-              <w:t>dos a ella. El propietario solo queda vinculado a las clínicas que él elige: al registrarse se vincula a una, y desde su portal puede vincularse a otra de la lista o desvincularse cuando quiera. Solo puede agendar, cancelar o calificar en las clínicas a las que está vinculado.</w:t>
+            </w:pPr>
+            <w:r>
+              <w:t>RN</w:t>
+            </w:r>
+            <w:r>
+              <w:noBreakHyphen/>
+            </w:r>
+            <w:r>
+              <w:t>116</w:t>
+            </w:r>
+          </w:p>
+        </w:tc>
+        <w:tc>
+          <w:tcPr>
+            <w:tcW w:w="1889" w:type="pct"/>
+          </w:tcPr>
+          <w:p>
+            <w:pPr>
+              <w:pStyle w:val="Celda"/>
+            </w:pPr>
+            <w:r>
+              <w:t xml:space="preserve">Un propietario puede tener como máximo </w:t>
+            </w:r>
+            <w:r>
+              <w:rPr>
+                <w:b/>
+                <w:bCs/>
+              </w:rPr>
+              <w:t>3 clínicas con vínculo activo</w:t>
+            </w:r>
+            <w:r>
+              <w:t xml:space="preserve"> cuando se vincula él mismo desde su portal; desvincularse de una libera el cupo. El tope no aplica cuando una clínica lo registra o confirma su vínculo (una atención nunca se bloquea por esto). </w:t>
+            </w:r>
+            <w:r>
+              <w:rPr>
+                <w:i/>
+                <w:iCs/>
+              </w:rPr>
+              <w:t>No es el RN-116 anterior a la Revisión 2.0, que ahora es RN-502.</w:t>
             </w:r>
           </w:p>
         </w:tc>
@@ -4995,145 +5533,6 @@
           <w:p>
             <w:pPr>
               <w:pStyle w:val="Celda"/>
-              <w:keepNext/>
-            </w:pPr>
-            <w:r>
-              <w:t>Estructura</w:t>
-            </w:r>
-          </w:p>
-        </w:tc>
-        <w:tc>
-          <w:tcPr>
-            <w:tcW w:w="1889" w:type="pct"/>
-          </w:tcPr>
-          <w:p>
-            <w:pPr>
-              <w:pStyle w:val="Celda"/>
-              <w:keepNext/>
-            </w:pPr>
-            <w:r>
-              <w:t>Aplicada (2.0.0-alpha.1)</w:t>
-            </w:r>
-          </w:p>
-        </w:tc>
-      </w:tr>
-      <w:tr>
-        <w:trPr>
-          <w:cantSplit/>
-        </w:trPr>
-        <w:tc>
-          <w:tcPr>
-            <w:tcW w:w="467" w:type="pct"/>
-          </w:tcPr>
-          <w:p>
-            <w:pPr>
-              <w:pStyle w:val="Celda"/>
-              <w:keepNext/>
-            </w:pPr>
-            <w:r>
-              <w:lastRenderedPageBreak/>
-              <w:t>RN</w:t>
-            </w:r>
-            <w:r>
-              <w:noBreakHyphen/>
-            </w:r>
-            <w:r>
-              <w:t>110</w:t>
-            </w:r>
-          </w:p>
-        </w:tc>
-        <w:tc>
-          <w:tcPr>
-            <w:tcW w:w="1889" w:type="pct"/>
-          </w:tcPr>
-          <w:p>
-            <w:pPr>
-              <w:pStyle w:val="Celda"/>
-              <w:keepNext/>
-            </w:pPr>
-            <w:r>
-              <w:t>La mascota es global: pertenece a su propietario, no a una clínica, y se vincula a cada clínica donde se atiende. Una misma mascota tiene una sola ficha, un solo carnet y un solo QR en toda la plataforma. La única excepción temporal es la ficha provisional de una urgencia roja sin titular verificado (RE-4.15.3): no se le atribuye propietario ni se activa su carnet hasta completar o consolidar la ficha. Si el propietario agenda una mascota en una clínica a la que ella aún no está vinculada, la mascota se vin</w:t>
-            </w:r>
-            <w:r>
-              <w:t>cula a esa clínica (y cuenta para su límite de plan). La especie, la raza, el sexo y la fecha de nacimiento solo los cambian el propietario o la clínica que registró la mascota, porque afectan el triage y las alertas en todas las clínicas; el peso, la foto y los demás datos los puede actualizar cualquier clínica vinculada. Todo cambio queda en auditoría (RN-108) y se notifica al propietario.</w:t>
-            </w:r>
-          </w:p>
-        </w:tc>
-        <w:tc>
-          <w:tcPr>
-            <w:tcW w:w="755" w:type="pct"/>
-          </w:tcPr>
-          <w:p>
-            <w:pPr>
-              <w:pStyle w:val="Celda"/>
-              <w:keepNext/>
-            </w:pPr>
-            <w:r>
-              <w:t>Estructura</w:t>
-            </w:r>
-          </w:p>
-        </w:tc>
-        <w:tc>
-          <w:tcPr>
-            <w:tcW w:w="1889" w:type="pct"/>
-          </w:tcPr>
-          <w:p>
-            <w:pPr>
-              <w:pStyle w:val="Celda"/>
-              <w:keepNext/>
-            </w:pPr>
-            <w:r>
-              <w:t>Planificada (v2)</w:t>
-            </w:r>
-          </w:p>
-        </w:tc>
-      </w:tr>
-      <w:tr>
-        <w:trPr>
-          <w:cantSplit/>
-        </w:trPr>
-        <w:tc>
-          <w:tcPr>
-            <w:tcW w:w="467" w:type="pct"/>
-          </w:tcPr>
-          <w:p>
-            <w:pPr>
-              <w:pStyle w:val="Celda"/>
-              <w:keepNext/>
-            </w:pPr>
-            <w:r>
-              <w:t>RN</w:t>
-            </w:r>
-            <w:r>
-              <w:noBreakHyphen/>
-            </w:r>
-            <w:r>
-              <w:t>111</w:t>
-            </w:r>
-          </w:p>
-        </w:tc>
-        <w:tc>
-          <w:tcPr>
-            <w:tcW w:w="1889" w:type="pct"/>
-          </w:tcPr>
-          <w:p>
-            <w:pPr>
-              <w:pStyle w:val="Celda"/>
-              <w:keepNext/>
-            </w:pPr>
-            <w:r>
-              <w:t>Antes de registrar una mascota a un propietario ya existente, la clínica ve las mascotas que él tiene en la plataforma y vincula la existente en lugar de crear un duplicado.</w:t>
-            </w:r>
-          </w:p>
-        </w:tc>
-        <w:tc>
-          <w:tcPr>
-            <w:tcW w:w="755" w:type="pct"/>
-          </w:tcPr>
-          <w:p>
-            <w:pPr>
-              <w:pStyle w:val="Celda"/>
-              <w:keepNext/>
             </w:pPr>
             <w:r>
               <w:t>Restricción</w:t>
@@ -5147,274 +5546,9 @@
           <w:p>
             <w:pPr>
               <w:pStyle w:val="Celda"/>
-              <w:keepNext/>
-            </w:pPr>
-            <w:r>
-              <w:t>Planificada (v2)</w:t>
-            </w:r>
-          </w:p>
-        </w:tc>
-      </w:tr>
-      <w:tr>
-        <w:trPr>
-          <w:cantSplit/>
-        </w:trPr>
-        <w:tc>
-          <w:tcPr>
-            <w:tcW w:w="467" w:type="pct"/>
-          </w:tcPr>
-          <w:p>
-            <w:pPr>
-              <w:pStyle w:val="Celda"/>
-              <w:keepNext/>
-            </w:pPr>
-            <w:r>
-              <w:t>RN</w:t>
-            </w:r>
-            <w:r>
-              <w:noBreakHyphen/>
-            </w:r>
-            <w:r>
-              <w:t>112</w:t>
-            </w:r>
-          </w:p>
-        </w:tc>
-        <w:tc>
-          <w:tcPr>
-            <w:tcW w:w="1889" w:type="pct"/>
-          </w:tcPr>
-          <w:p>
-            <w:pPr>
-              <w:pStyle w:val="Celda"/>
-              <w:keepNext/>
-            </w:pPr>
-            <w:r>
-              <w:t>Cada registro clínico (consulta, vacuna, desparasitación, tratamiento y archivo) conserva la clínica y el veterinario que lo realizó, y solo esa clínica puede modificarlo.</w:t>
-            </w:r>
-          </w:p>
-        </w:tc>
-        <w:tc>
-          <w:tcPr>
-            <w:tcW w:w="755" w:type="pct"/>
-          </w:tcPr>
-          <w:p>
-            <w:pPr>
-              <w:pStyle w:val="Celda"/>
-              <w:keepNext/>
-            </w:pPr>
-            <w:r>
-              <w:t>Restricción</w:t>
-            </w:r>
-          </w:p>
-        </w:tc>
-        <w:tc>
-          <w:tcPr>
-            <w:tcW w:w="1889" w:type="pct"/>
-          </w:tcPr>
-          <w:p>
-            <w:pPr>
-              <w:pStyle w:val="Celda"/>
-              <w:keepNext/>
-            </w:pPr>
-            <w:r>
-              <w:t>Planificada (v2)</w:t>
-            </w:r>
-          </w:p>
-        </w:tc>
-      </w:tr>
-      <w:tr>
-        <w:trPr>
-          <w:cantSplit/>
-        </w:trPr>
-        <w:tc>
-          <w:tcPr>
-            <w:tcW w:w="467" w:type="pct"/>
-          </w:tcPr>
-          <w:p>
-            <w:pPr>
-              <w:pStyle w:val="Celda"/>
-              <w:keepNext/>
-            </w:pPr>
-            <w:r>
-              <w:t>RN</w:t>
-            </w:r>
-            <w:r>
-              <w:noBreakHyphen/>
-            </w:r>
-            <w:r>
-              <w:t>113</w:t>
-            </w:r>
-          </w:p>
-        </w:tc>
-        <w:tc>
-          <w:tcPr>
-            <w:tcW w:w="1889" w:type="pct"/>
-          </w:tcPr>
-          <w:p>
-            <w:pPr>
-              <w:pStyle w:val="Celda"/>
-              <w:keepNext/>
-            </w:pPr>
-            <w:r>
-              <w:t>Toda clínica vinculada ve siempre los datos básicos de la mascota, sus alergias y alertas médicas, y las vacunas y desparasitaciones de todas las clínicas, indicando cuál las aplicó. Las consultas, tratamientos y archivos de otra clínica solo los ve si el propietario la autorizó; la autorización es por clínica y el propietario puede revocarla.</w:t>
-            </w:r>
-          </w:p>
-        </w:tc>
-        <w:tc>
-          <w:tcPr>
-            <w:tcW w:w="755" w:type="pct"/>
-          </w:tcPr>
-          <w:p>
-            <w:pPr>
-              <w:pStyle w:val="Celda"/>
-              <w:keepNext/>
-            </w:pPr>
-            <w:r>
-              <w:t>Restricción</w:t>
-            </w:r>
-          </w:p>
-        </w:tc>
-        <w:tc>
-          <w:tcPr>
-            <w:tcW w:w="1889" w:type="pct"/>
-          </w:tcPr>
-          <w:p>
-            <w:pPr>
-              <w:pStyle w:val="Celda"/>
-              <w:keepNext/>
-            </w:pPr>
-            <w:r>
-              <w:t>Planificada (v2)</w:t>
-            </w:r>
-          </w:p>
-        </w:tc>
-      </w:tr>
-      <w:tr>
-        <w:trPr>
-          <w:cantSplit/>
-        </w:trPr>
-        <w:tc>
-          <w:tcPr>
-            <w:tcW w:w="467" w:type="pct"/>
-          </w:tcPr>
-          <w:p>
-            <w:pPr>
-              <w:pStyle w:val="Celda"/>
-              <w:keepNext/>
-            </w:pPr>
-            <w:r>
-              <w:t>RN</w:t>
-            </w:r>
-            <w:r>
-              <w:noBreakHyphen/>
-            </w:r>
-            <w:r>
-              <w:t>114</w:t>
-            </w:r>
-          </w:p>
-        </w:tc>
-        <w:tc>
-          <w:tcPr>
-            <w:tcW w:w="1889" w:type="pct"/>
-          </w:tcPr>
-          <w:p>
-            <w:pPr>
-              <w:pStyle w:val="Celda"/>
-              <w:keepNext/>
-            </w:pPr>
-            <w:r>
-              <w:t>El propietario ve en su portal la historia completa de su mascota en todas las clínicas, identificando la clínica de cada registro.</w:t>
-            </w:r>
-          </w:p>
-        </w:tc>
-        <w:tc>
-          <w:tcPr>
-            <w:tcW w:w="755" w:type="pct"/>
-          </w:tcPr>
-          <w:p>
-            <w:pPr>
-              <w:pStyle w:val="Celda"/>
-              <w:keepNext/>
-            </w:pPr>
-            <w:r>
-              <w:t>Estructura</w:t>
-            </w:r>
-          </w:p>
-        </w:tc>
-        <w:tc>
-          <w:tcPr>
-            <w:tcW w:w="1889" w:type="pct"/>
-          </w:tcPr>
-          <w:p>
-            <w:pPr>
-              <w:pStyle w:val="Celda"/>
-              <w:keepNext/>
-            </w:pPr>
-            <w:r>
-              <w:t>Planificada (v2)</w:t>
-            </w:r>
-          </w:p>
-        </w:tc>
-      </w:tr>
-      <w:tr>
-        <w:trPr>
-          <w:cantSplit/>
-        </w:trPr>
-        <w:tc>
-          <w:tcPr>
-            <w:tcW w:w="467" w:type="pct"/>
-          </w:tcPr>
-          <w:p>
-            <w:pPr>
-              <w:pStyle w:val="Celda"/>
-            </w:pPr>
-            <w:r>
-              <w:t>RN</w:t>
-            </w:r>
-            <w:r>
-              <w:noBreakHyphen/>
-            </w:r>
-            <w:r>
-              <w:t>115</w:t>
-            </w:r>
-          </w:p>
-        </w:tc>
-        <w:tc>
-          <w:tcPr>
-            <w:tcW w:w="1889" w:type="pct"/>
-          </w:tcPr>
-          <w:p>
-            <w:pPr>
-              <w:pStyle w:val="Celda"/>
-            </w:pPr>
-            <w:r>
-              <w:t>Si el propietario se desvincula de una clínica, los registros que esa clínica creó se conservan en la historia de la mascota, pero la clínica deja de ver los datos nuevos y pierde el acceso a lo registrado por otras clínicas.</w:t>
-            </w:r>
-          </w:p>
-        </w:tc>
-        <w:tc>
-          <w:tcPr>
-            <w:tcW w:w="755" w:type="pct"/>
-          </w:tcPr>
-          <w:p>
-            <w:pPr>
-              <w:pStyle w:val="Celda"/>
-            </w:pPr>
-            <w:r>
-              <w:t>Proceso</w:t>
-            </w:r>
-          </w:p>
-        </w:tc>
-        <w:tc>
-          <w:tcPr>
-            <w:tcW w:w="1889" w:type="pct"/>
-          </w:tcPr>
-          <w:p>
-            <w:pPr>
-              <w:pStyle w:val="Celda"/>
-            </w:pPr>
-            <w:r>
-              <w:t>Planificada (v2)</w:t>
+            </w:pPr>
+            <w:r>
+              <w:t>Aplicada (2.0.0-alpha.3)</w:t>
             </w:r>
           </w:p>
         </w:tc>
@@ -5425,7 +5559,7 @@
         <w:pStyle w:val="Ttulo1"/>
       </w:pPr>
       <w:bookmarkStart w:id="8" w:name="_8ada1076fc69f75adb455b52b48149b634e12c1"/>
-      <w:bookmarkStart w:id="9" w:name="_Toc242641108"/>
+      <w:bookmarkStart w:id="9" w:name="_Toc242830865"/>
       <w:bookmarkEnd w:id="6"/>
       <w:r>
         <w:lastRenderedPageBreak/>
@@ -6355,7 +6489,7 @@
         <w:pStyle w:val="Ttulo1"/>
       </w:pPr>
       <w:bookmarkStart w:id="10" w:name="_d55aebc9deeb1682a62a02ae225cde94fe0baf3"/>
-      <w:bookmarkStart w:id="11" w:name="_Toc242641109"/>
+      <w:bookmarkStart w:id="11" w:name="_Toc242830866"/>
       <w:bookmarkEnd w:id="8"/>
       <w:r>
         <w:lastRenderedPageBreak/>
@@ -6925,7 +7059,7 @@
         <w:pStyle w:val="Ttulo1"/>
       </w:pPr>
       <w:bookmarkStart w:id="12" w:name="_0bc479c0be240e26431ebdd296a7a53444b2628"/>
-      <w:bookmarkStart w:id="13" w:name="_Toc242641110"/>
+      <w:bookmarkStart w:id="13" w:name="_Toc242830867"/>
       <w:bookmarkEnd w:id="10"/>
       <w:r>
         <w:lastRenderedPageBreak/>
@@ -9072,7 +9206,7 @@
         <w:pStyle w:val="Ttulo1"/>
       </w:pPr>
       <w:bookmarkStart w:id="14" w:name="_448b6637f95054bfc4854cb12826ea84d2acba0"/>
-      <w:bookmarkStart w:id="15" w:name="_Toc242641111"/>
+      <w:bookmarkStart w:id="15" w:name="_Toc242830868"/>
       <w:bookmarkEnd w:id="12"/>
       <w:r>
         <w:lastRenderedPageBreak/>
@@ -9508,7 +9642,7 @@
         <w:pStyle w:val="Ttulo1"/>
       </w:pPr>
       <w:bookmarkStart w:id="16" w:name="_88abf5b53e5603b94c73c4f577271d31a73cc35"/>
-      <w:bookmarkStart w:id="17" w:name="_Toc242641112"/>
+      <w:bookmarkStart w:id="17" w:name="_Toc242830869"/>
       <w:bookmarkEnd w:id="14"/>
       <w:r>
         <w:lastRenderedPageBreak/>
@@ -10017,7 +10151,7 @@
         <w:pStyle w:val="Ttulo1"/>
       </w:pPr>
       <w:bookmarkStart w:id="18" w:name="_d6017b47d08e8255744de6d6c5cc1d72cf68a5a"/>
-      <w:bookmarkStart w:id="19" w:name="_Toc242641113"/>
+      <w:bookmarkStart w:id="19" w:name="_Toc242830870"/>
       <w:bookmarkEnd w:id="16"/>
       <w:r>
         <w:lastRenderedPageBreak/>
@@ -10661,7 +10795,7 @@
         <w:pStyle w:val="Ttulo1"/>
       </w:pPr>
       <w:bookmarkStart w:id="20" w:name="_resumen"/>
-      <w:bookmarkStart w:id="21" w:name="_Toc242641114"/>
+      <w:bookmarkStart w:id="21" w:name="_Toc242830871"/>
       <w:bookmarkEnd w:id="18"/>
       <w:r>
         <w:lastRenderedPageBreak/>
@@ -10681,7 +10815,7 @@
           <w:b/>
           <w:bCs/>
         </w:rPr>
-        <w:t>119 reglas de negocio</w:t>
+        <w:t>120 reglas de negocio</w:t>
       </w:r>
       <w:r>
         <w:t xml:space="preserve">: </w:t>
@@ -10721,7 +10855,7 @@
           <w:b/>
           <w:bCs/>
         </w:rPr>
-        <w:t>68 planificadas</w:t>
+        <w:t>69 planificadas</w:t>
       </w:r>
       <w:r>
         <w:t xml:space="preserve"> </w:t>
@@ -10735,7 +10869,7 @@
         <w:pStyle w:val="Ttulo1"/>
       </w:pPr>
       <w:bookmarkStart w:id="22" w:name="_7e076a4c50dfd8e5bd4a5dcf27defc45af5c0cc"/>
-      <w:bookmarkStart w:id="23" w:name="_Toc242641115"/>
+      <w:bookmarkStart w:id="23" w:name="_Toc242830872"/>
       <w:bookmarkEnd w:id="20"/>
       <w:r>
         <w:lastRenderedPageBreak/>
@@ -10774,9 +10908,9 @@
         <w:tblLook w:val="0020" w:firstRow="1" w:lastRow="0" w:firstColumn="0" w:lastColumn="0" w:noHBand="0" w:noVBand="0"/>
       </w:tblPr>
       <w:tblGrid>
-        <w:gridCol w:w="1874"/>
-        <w:gridCol w:w="1501"/>
-        <w:gridCol w:w="6185"/>
+        <w:gridCol w:w="1470"/>
+        <w:gridCol w:w="1176"/>
+        <w:gridCol w:w="6914"/>
       </w:tblGrid>
       <w:tr>
         <w:trPr>
@@ -10786,7 +10920,7 @@
         </w:trPr>
         <w:tc>
           <w:tcPr>
-            <w:tcW w:w="980" w:type="pct"/>
+            <w:tcW w:w="769" w:type="pct"/>
           </w:tcPr>
           <w:p>
             <w:pPr>
@@ -10799,7 +10933,7 @@
         </w:tc>
         <w:tc>
           <w:tcPr>
-            <w:tcW w:w="785" w:type="pct"/>
+            <w:tcW w:w="615" w:type="pct"/>
           </w:tcPr>
           <w:p>
             <w:pPr>
@@ -10812,7 +10946,7 @@
         </w:tc>
         <w:tc>
           <w:tcPr>
-            <w:tcW w:w="3236" w:type="pct"/>
+            <w:tcW w:w="3616" w:type="pct"/>
           </w:tcPr>
           <w:p>
             <w:pPr>
@@ -10830,7 +10964,7 @@
         </w:trPr>
         <w:tc>
           <w:tcPr>
-            <w:tcW w:w="980" w:type="pct"/>
+            <w:tcW w:w="769" w:type="pct"/>
           </w:tcPr>
           <w:p>
             <w:pPr>
@@ -10849,7 +10983,7 @@
         </w:tc>
         <w:tc>
           <w:tcPr>
-            <w:tcW w:w="785" w:type="pct"/>
+            <w:tcW w:w="615" w:type="pct"/>
           </w:tcPr>
           <w:p>
             <w:pPr>
@@ -10868,7 +11002,63 @@
         </w:tc>
         <w:tc>
           <w:tcPr>
-            <w:tcW w:w="3236" w:type="pct"/>
+            <w:tcW w:w="3616" w:type="pct"/>
+          </w:tcPr>
+          <w:p>
+            <w:pPr>
+              <w:pStyle w:val="Celda"/>
+            </w:pPr>
+            <w:r>
+              <w:t>5 — Portal (el número RN-116 se reutiliza desde M5 para el tope de clínicas del portal)</w:t>
+            </w:r>
+          </w:p>
+        </w:tc>
+      </w:tr>
+      <w:tr>
+        <w:trPr>
+          <w:cantSplit/>
+        </w:trPr>
+        <w:tc>
+          <w:tcPr>
+            <w:tcW w:w="769" w:type="pct"/>
+          </w:tcPr>
+          <w:p>
+            <w:pPr>
+              <w:pStyle w:val="Celda"/>
+            </w:pPr>
+            <w:r>
+              <w:t>RN</w:t>
+            </w:r>
+            <w:r>
+              <w:noBreakHyphen/>
+            </w:r>
+            <w:r>
+              <w:t>117</w:t>
+            </w:r>
+          </w:p>
+        </w:tc>
+        <w:tc>
+          <w:tcPr>
+            <w:tcW w:w="615" w:type="pct"/>
+          </w:tcPr>
+          <w:p>
+            <w:pPr>
+              <w:pStyle w:val="Celda"/>
+            </w:pPr>
+            <w:r>
+              <w:t>RN</w:t>
+            </w:r>
+            <w:r>
+              <w:noBreakHyphen/>
+            </w:r>
+            <w:r>
+              <w:t>503</w:t>
+            </w:r>
+          </w:p>
+        </w:tc>
+        <w:tc>
+          <w:tcPr>
+            <w:tcW w:w="3616" w:type="pct"/>
           </w:tcPr>
           <w:p>
             <w:pPr>
@@ -10886,26 +11076,791 @@
         </w:trPr>
         <w:tc>
           <w:tcPr>
-            <w:tcW w:w="980" w:type="pct"/>
-          </w:tcPr>
-          <w:p>
-            <w:pPr>
-              <w:pStyle w:val="Celda"/>
-            </w:pPr>
-            <w:r>
-              <w:t>RN</w:t>
-            </w:r>
-            <w:r>
-              <w:noBreakHyphen/>
-            </w:r>
-            <w:r>
-              <w:t>117</w:t>
-            </w:r>
-          </w:p>
-        </w:tc>
-        <w:tc>
-          <w:tcPr>
-            <w:tcW w:w="785" w:type="pct"/>
+            <w:tcW w:w="769" w:type="pct"/>
+          </w:tcPr>
+          <w:p>
+            <w:pPr>
+              <w:pStyle w:val="Celda"/>
+            </w:pPr>
+            <w:r>
+              <w:t>RN</w:t>
+            </w:r>
+            <w:r>
+              <w:noBreakHyphen/>
+            </w:r>
+            <w:r>
+              <w:t>118</w:t>
+            </w:r>
+          </w:p>
+        </w:tc>
+        <w:tc>
+          <w:tcPr>
+            <w:tcW w:w="615" w:type="pct"/>
+          </w:tcPr>
+          <w:p>
+            <w:pPr>
+              <w:pStyle w:val="Celda"/>
+            </w:pPr>
+            <w:r>
+              <w:t>RN</w:t>
+            </w:r>
+            <w:r>
+              <w:noBreakHyphen/>
+            </w:r>
+            <w:r>
+              <w:t>504</w:t>
+            </w:r>
+          </w:p>
+        </w:tc>
+        <w:tc>
+          <w:tcPr>
+            <w:tcW w:w="3616" w:type="pct"/>
+          </w:tcPr>
+          <w:p>
+            <w:pPr>
+              <w:pStyle w:val="Celda"/>
+            </w:pPr>
+            <w:r>
+              <w:t>5 — Portal</w:t>
+            </w:r>
+          </w:p>
+        </w:tc>
+      </w:tr>
+      <w:tr>
+        <w:trPr>
+          <w:cantSplit/>
+        </w:trPr>
+        <w:tc>
+          <w:tcPr>
+            <w:tcW w:w="769" w:type="pct"/>
+          </w:tcPr>
+          <w:p>
+            <w:pPr>
+              <w:pStyle w:val="Celda"/>
+            </w:pPr>
+            <w:r>
+              <w:t>RN</w:t>
+            </w:r>
+            <w:r>
+              <w:noBreakHyphen/>
+            </w:r>
+            <w:r>
+              <w:t>119</w:t>
+            </w:r>
+          </w:p>
+        </w:tc>
+        <w:tc>
+          <w:tcPr>
+            <w:tcW w:w="615" w:type="pct"/>
+          </w:tcPr>
+          <w:p>
+            <w:pPr>
+              <w:pStyle w:val="Celda"/>
+            </w:pPr>
+            <w:r>
+              <w:t>RN</w:t>
+            </w:r>
+            <w:r>
+              <w:noBreakHyphen/>
+            </w:r>
+            <w:r>
+              <w:t>505</w:t>
+            </w:r>
+          </w:p>
+        </w:tc>
+        <w:tc>
+          <w:tcPr>
+            <w:tcW w:w="3616" w:type="pct"/>
+          </w:tcPr>
+          <w:p>
+            <w:pPr>
+              <w:pStyle w:val="Celda"/>
+            </w:pPr>
+            <w:r>
+              <w:t>5 — Portal</w:t>
+            </w:r>
+          </w:p>
+        </w:tc>
+      </w:tr>
+      <w:tr>
+        <w:trPr>
+          <w:cantSplit/>
+        </w:trPr>
+        <w:tc>
+          <w:tcPr>
+            <w:tcW w:w="769" w:type="pct"/>
+          </w:tcPr>
+          <w:p>
+            <w:pPr>
+              <w:pStyle w:val="Celda"/>
+            </w:pPr>
+            <w:r>
+              <w:t>RN</w:t>
+            </w:r>
+            <w:r>
+              <w:noBreakHyphen/>
+            </w:r>
+            <w:r>
+              <w:t>407</w:t>
+            </w:r>
+          </w:p>
+        </w:tc>
+        <w:tc>
+          <w:tcPr>
+            <w:tcW w:w="615" w:type="pct"/>
+          </w:tcPr>
+          <w:p>
+            <w:pPr>
+              <w:pStyle w:val="Celda"/>
+            </w:pPr>
+            <w:r>
+              <w:t>RN</w:t>
+            </w:r>
+            <w:r>
+              <w:noBreakHyphen/>
+            </w:r>
+            <w:r>
+              <w:t>501</w:t>
+            </w:r>
+          </w:p>
+        </w:tc>
+        <w:tc>
+          <w:tcPr>
+            <w:tcW w:w="3616" w:type="pct"/>
+          </w:tcPr>
+          <w:p>
+            <w:pPr>
+              <w:pStyle w:val="Celda"/>
+            </w:pPr>
+            <w:r>
+              <w:t>5 — Portal</w:t>
+            </w:r>
+          </w:p>
+        </w:tc>
+      </w:tr>
+      <w:tr>
+        <w:trPr>
+          <w:cantSplit/>
+        </w:trPr>
+        <w:tc>
+          <w:tcPr>
+            <w:tcW w:w="769" w:type="pct"/>
+          </w:tcPr>
+          <w:p>
+            <w:pPr>
+              <w:pStyle w:val="Celda"/>
+            </w:pPr>
+            <w:r>
+              <w:t>RN</w:t>
+            </w:r>
+            <w:r>
+              <w:noBreakHyphen/>
+            </w:r>
+            <w:r>
+              <w:t>408</w:t>
+            </w:r>
+          </w:p>
+        </w:tc>
+        <w:tc>
+          <w:tcPr>
+            <w:tcW w:w="615" w:type="pct"/>
+          </w:tcPr>
+          <w:p>
+            <w:pPr>
+              <w:pStyle w:val="Celda"/>
+            </w:pPr>
+            <w:r>
+              <w:t>RN</w:t>
+            </w:r>
+            <w:r>
+              <w:noBreakHyphen/>
+            </w:r>
+            <w:r>
+              <w:t>407</w:t>
+            </w:r>
+          </w:p>
+        </w:tc>
+        <w:tc>
+          <w:tcPr>
+            <w:tcW w:w="3616" w:type="pct"/>
+          </w:tcPr>
+          <w:p>
+            <w:pPr>
+              <w:pStyle w:val="Celda"/>
+            </w:pPr>
+            <w:r>
+              <w:t>4 — Agenda</w:t>
+            </w:r>
+          </w:p>
+        </w:tc>
+      </w:tr>
+      <w:tr>
+        <w:trPr>
+          <w:cantSplit/>
+        </w:trPr>
+        <w:tc>
+          <w:tcPr>
+            <w:tcW w:w="769" w:type="pct"/>
+          </w:tcPr>
+          <w:p>
+            <w:pPr>
+              <w:pStyle w:val="Celda"/>
+            </w:pPr>
+            <w:r>
+              <w:t>RN</w:t>
+            </w:r>
+            <w:r>
+              <w:noBreakHyphen/>
+            </w:r>
+            <w:r>
+              <w:t>409</w:t>
+            </w:r>
+          </w:p>
+        </w:tc>
+        <w:tc>
+          <w:tcPr>
+            <w:tcW w:w="615" w:type="pct"/>
+          </w:tcPr>
+          <w:p>
+            <w:pPr>
+              <w:pStyle w:val="Celda"/>
+            </w:pPr>
+            <w:r>
+              <w:t>RN</w:t>
+            </w:r>
+            <w:r>
+              <w:noBreakHyphen/>
+            </w:r>
+            <w:r>
+              <w:t>408</w:t>
+            </w:r>
+          </w:p>
+        </w:tc>
+        <w:tc>
+          <w:tcPr>
+            <w:tcW w:w="3616" w:type="pct"/>
+          </w:tcPr>
+          <w:p>
+            <w:pPr>
+              <w:pStyle w:val="Celda"/>
+            </w:pPr>
+            <w:r>
+              <w:t>4 — Agenda</w:t>
+            </w:r>
+          </w:p>
+        </w:tc>
+      </w:tr>
+      <w:tr>
+        <w:trPr>
+          <w:cantSplit/>
+        </w:trPr>
+        <w:tc>
+          <w:tcPr>
+            <w:tcW w:w="769" w:type="pct"/>
+          </w:tcPr>
+          <w:p>
+            <w:pPr>
+              <w:pStyle w:val="Celda"/>
+            </w:pPr>
+            <w:r>
+              <w:t>RN</w:t>
+            </w:r>
+            <w:r>
+              <w:noBreakHyphen/>
+            </w:r>
+            <w:r>
+              <w:t>410</w:t>
+            </w:r>
+          </w:p>
+        </w:tc>
+        <w:tc>
+          <w:tcPr>
+            <w:tcW w:w="615" w:type="pct"/>
+          </w:tcPr>
+          <w:p>
+            <w:pPr>
+              <w:pStyle w:val="Celda"/>
+            </w:pPr>
+            <w:r>
+              <w:t>RN</w:t>
+            </w:r>
+            <w:r>
+              <w:noBreakHyphen/>
+            </w:r>
+            <w:r>
+              <w:t>409</w:t>
+            </w:r>
+          </w:p>
+        </w:tc>
+        <w:tc>
+          <w:tcPr>
+            <w:tcW w:w="3616" w:type="pct"/>
+          </w:tcPr>
+          <w:p>
+            <w:pPr>
+              <w:pStyle w:val="Celda"/>
+            </w:pPr>
+            <w:r>
+              <w:t>4 — Agenda</w:t>
+            </w:r>
+          </w:p>
+        </w:tc>
+      </w:tr>
+      <w:tr>
+        <w:trPr>
+          <w:cantSplit/>
+        </w:trPr>
+        <w:tc>
+          <w:tcPr>
+            <w:tcW w:w="769" w:type="pct"/>
+          </w:tcPr>
+          <w:p>
+            <w:pPr>
+              <w:pStyle w:val="Celda"/>
+            </w:pPr>
+            <w:r>
+              <w:t>RN</w:t>
+            </w:r>
+            <w:r>
+              <w:noBreakHyphen/>
+            </w:r>
+            <w:r>
+              <w:t>411</w:t>
+            </w:r>
+          </w:p>
+        </w:tc>
+        <w:tc>
+          <w:tcPr>
+            <w:tcW w:w="615" w:type="pct"/>
+          </w:tcPr>
+          <w:p>
+            <w:pPr>
+              <w:pStyle w:val="Celda"/>
+            </w:pPr>
+            <w:r>
+              <w:t>RN</w:t>
+            </w:r>
+            <w:r>
+              <w:noBreakHyphen/>
+            </w:r>
+            <w:r>
+              <w:t>410</w:t>
+            </w:r>
+          </w:p>
+        </w:tc>
+        <w:tc>
+          <w:tcPr>
+            <w:tcW w:w="3616" w:type="pct"/>
+          </w:tcPr>
+          <w:p>
+            <w:pPr>
+              <w:pStyle w:val="Celda"/>
+            </w:pPr>
+            <w:r>
+              <w:t>4 — Agenda</w:t>
+            </w:r>
+          </w:p>
+        </w:tc>
+      </w:tr>
+      <w:tr>
+        <w:trPr>
+          <w:cantSplit/>
+        </w:trPr>
+        <w:tc>
+          <w:tcPr>
+            <w:tcW w:w="769" w:type="pct"/>
+          </w:tcPr>
+          <w:p>
+            <w:pPr>
+              <w:pStyle w:val="Celda"/>
+            </w:pPr>
+            <w:r>
+              <w:t>RN</w:t>
+            </w:r>
+            <w:r>
+              <w:noBreakHyphen/>
+            </w:r>
+            <w:r>
+              <w:t>412</w:t>
+            </w:r>
+          </w:p>
+        </w:tc>
+        <w:tc>
+          <w:tcPr>
+            <w:tcW w:w="615" w:type="pct"/>
+          </w:tcPr>
+          <w:p>
+            <w:pPr>
+              <w:pStyle w:val="Celda"/>
+            </w:pPr>
+            <w:r>
+              <w:t>RN</w:t>
+            </w:r>
+            <w:r>
+              <w:noBreakHyphen/>
+            </w:r>
+            <w:r>
+              <w:t>411</w:t>
+            </w:r>
+          </w:p>
+        </w:tc>
+        <w:tc>
+          <w:tcPr>
+            <w:tcW w:w="3616" w:type="pct"/>
+          </w:tcPr>
+          <w:p>
+            <w:pPr>
+              <w:pStyle w:val="Celda"/>
+            </w:pPr>
+            <w:r>
+              <w:t>4 — Agenda</w:t>
+            </w:r>
+          </w:p>
+        </w:tc>
+      </w:tr>
+      <w:tr>
+        <w:trPr>
+          <w:cantSplit/>
+        </w:trPr>
+        <w:tc>
+          <w:tcPr>
+            <w:tcW w:w="769" w:type="pct"/>
+          </w:tcPr>
+          <w:p>
+            <w:pPr>
+              <w:pStyle w:val="Celda"/>
+            </w:pPr>
+            <w:r>
+              <w:t>RN</w:t>
+            </w:r>
+            <w:r>
+              <w:noBreakHyphen/>
+            </w:r>
+            <w:r>
+              <w:t>413</w:t>
+            </w:r>
+          </w:p>
+        </w:tc>
+        <w:tc>
+          <w:tcPr>
+            <w:tcW w:w="615" w:type="pct"/>
+          </w:tcPr>
+          <w:p>
+            <w:pPr>
+              <w:pStyle w:val="Celda"/>
+            </w:pPr>
+            <w:r>
+              <w:t>RN</w:t>
+            </w:r>
+            <w:r>
+              <w:noBreakHyphen/>
+            </w:r>
+            <w:r>
+              <w:t>412</w:t>
+            </w:r>
+          </w:p>
+        </w:tc>
+        <w:tc>
+          <w:tcPr>
+            <w:tcW w:w="3616" w:type="pct"/>
+          </w:tcPr>
+          <w:p>
+            <w:pPr>
+              <w:pStyle w:val="Celda"/>
+            </w:pPr>
+            <w:r>
+              <w:t>4 — Agenda</w:t>
+            </w:r>
+          </w:p>
+        </w:tc>
+      </w:tr>
+      <w:tr>
+        <w:trPr>
+          <w:cantSplit/>
+        </w:trPr>
+        <w:tc>
+          <w:tcPr>
+            <w:tcW w:w="769" w:type="pct"/>
+          </w:tcPr>
+          <w:p>
+            <w:pPr>
+              <w:pStyle w:val="Celda"/>
+            </w:pPr>
+            <w:r>
+              <w:t>RN</w:t>
+            </w:r>
+            <w:r>
+              <w:noBreakHyphen/>
+            </w:r>
+            <w:r>
+              <w:t>414</w:t>
+            </w:r>
+          </w:p>
+        </w:tc>
+        <w:tc>
+          <w:tcPr>
+            <w:tcW w:w="615" w:type="pct"/>
+          </w:tcPr>
+          <w:p>
+            <w:pPr>
+              <w:pStyle w:val="Celda"/>
+            </w:pPr>
+            <w:r>
+              <w:t>RN</w:t>
+            </w:r>
+            <w:r>
+              <w:noBreakHyphen/>
+            </w:r>
+            <w:r>
+              <w:t>413</w:t>
+            </w:r>
+          </w:p>
+        </w:tc>
+        <w:tc>
+          <w:tcPr>
+            <w:tcW w:w="3616" w:type="pct"/>
+          </w:tcPr>
+          <w:p>
+            <w:pPr>
+              <w:pStyle w:val="Celda"/>
+            </w:pPr>
+            <w:r>
+              <w:t>4 — Agenda</w:t>
+            </w:r>
+          </w:p>
+        </w:tc>
+      </w:tr>
+      <w:tr>
+        <w:trPr>
+          <w:cantSplit/>
+        </w:trPr>
+        <w:tc>
+          <w:tcPr>
+            <w:tcW w:w="769" w:type="pct"/>
+          </w:tcPr>
+          <w:p>
+            <w:pPr>
+              <w:pStyle w:val="Celda"/>
+            </w:pPr>
+            <w:r>
+              <w:t>RN</w:t>
+            </w:r>
+            <w:r>
+              <w:noBreakHyphen/>
+            </w:r>
+            <w:r>
+              <w:t>415</w:t>
+            </w:r>
+          </w:p>
+        </w:tc>
+        <w:tc>
+          <w:tcPr>
+            <w:tcW w:w="615" w:type="pct"/>
+          </w:tcPr>
+          <w:p>
+            <w:pPr>
+              <w:pStyle w:val="Celda"/>
+            </w:pPr>
+            <w:r>
+              <w:t>RN</w:t>
+            </w:r>
+            <w:r>
+              <w:noBreakHyphen/>
+            </w:r>
+            <w:r>
+              <w:t>414</w:t>
+            </w:r>
+          </w:p>
+        </w:tc>
+        <w:tc>
+          <w:tcPr>
+            <w:tcW w:w="3616" w:type="pct"/>
+          </w:tcPr>
+          <w:p>
+            <w:pPr>
+              <w:pStyle w:val="Celda"/>
+            </w:pPr>
+            <w:r>
+              <w:t>4 — Agenda</w:t>
+            </w:r>
+          </w:p>
+        </w:tc>
+      </w:tr>
+      <w:tr>
+        <w:trPr>
+          <w:cantSplit/>
+        </w:trPr>
+        <w:tc>
+          <w:tcPr>
+            <w:tcW w:w="769" w:type="pct"/>
+          </w:tcPr>
+          <w:p>
+            <w:pPr>
+              <w:pStyle w:val="Celda"/>
+            </w:pPr>
+            <w:r>
+              <w:t>RN</w:t>
+            </w:r>
+            <w:r>
+              <w:noBreakHyphen/>
+            </w:r>
+            <w:r>
+              <w:t>416</w:t>
+            </w:r>
+          </w:p>
+        </w:tc>
+        <w:tc>
+          <w:tcPr>
+            <w:tcW w:w="615" w:type="pct"/>
+          </w:tcPr>
+          <w:p>
+            <w:pPr>
+              <w:pStyle w:val="Celda"/>
+            </w:pPr>
+            <w:r>
+              <w:t>RN</w:t>
+            </w:r>
+            <w:r>
+              <w:noBreakHyphen/>
+            </w:r>
+            <w:r>
+              <w:t>415</w:t>
+            </w:r>
+          </w:p>
+        </w:tc>
+        <w:tc>
+          <w:tcPr>
+            <w:tcW w:w="3616" w:type="pct"/>
+          </w:tcPr>
+          <w:p>
+            <w:pPr>
+              <w:pStyle w:val="Celda"/>
+            </w:pPr>
+            <w:r>
+              <w:t>4 — Agenda</w:t>
+            </w:r>
+          </w:p>
+        </w:tc>
+      </w:tr>
+      <w:tr>
+        <w:trPr>
+          <w:cantSplit/>
+        </w:trPr>
+        <w:tc>
+          <w:tcPr>
+            <w:tcW w:w="769" w:type="pct"/>
+          </w:tcPr>
+          <w:p>
+            <w:pPr>
+              <w:pStyle w:val="Celda"/>
+            </w:pPr>
+            <w:r>
+              <w:t>RN</w:t>
+            </w:r>
+            <w:r>
+              <w:noBreakHyphen/>
+            </w:r>
+            <w:r>
+              <w:t>501</w:t>
+            </w:r>
+          </w:p>
+        </w:tc>
+        <w:tc>
+          <w:tcPr>
+            <w:tcW w:w="615" w:type="pct"/>
+          </w:tcPr>
+          <w:p>
+            <w:pPr>
+              <w:pStyle w:val="Celda"/>
+            </w:pPr>
+            <w:r>
+              <w:t>RN</w:t>
+            </w:r>
+            <w:r>
+              <w:noBreakHyphen/>
+            </w:r>
+            <w:r>
+              <w:t>701</w:t>
+            </w:r>
+          </w:p>
+        </w:tc>
+        <w:tc>
+          <w:tcPr>
+            <w:tcW w:w="3616" w:type="pct"/>
+          </w:tcPr>
+          <w:p>
+            <w:pPr>
+              <w:pStyle w:val="Celda"/>
+            </w:pPr>
+            <w:r>
+              <w:t>7 — Configuración</w:t>
+            </w:r>
+          </w:p>
+        </w:tc>
+      </w:tr>
+      <w:tr>
+        <w:trPr>
+          <w:cantSplit/>
+        </w:trPr>
+        <w:tc>
+          <w:tcPr>
+            <w:tcW w:w="769" w:type="pct"/>
+          </w:tcPr>
+          <w:p>
+            <w:pPr>
+              <w:pStyle w:val="Celda"/>
+            </w:pPr>
+            <w:r>
+              <w:t>RN</w:t>
+            </w:r>
+            <w:r>
+              <w:noBreakHyphen/>
+            </w:r>
+            <w:r>
+              <w:t>502</w:t>
+            </w:r>
+          </w:p>
+        </w:tc>
+        <w:tc>
+          <w:tcPr>
+            <w:tcW w:w="615" w:type="pct"/>
+          </w:tcPr>
+          <w:p>
+            <w:pPr>
+              <w:pStyle w:val="Celda"/>
+            </w:pPr>
+            <w:r>
+              <w:t>RN</w:t>
+            </w:r>
+            <w:r>
+              <w:noBreakHyphen/>
+            </w:r>
+            <w:r>
+              <w:t>702</w:t>
+            </w:r>
+          </w:p>
+        </w:tc>
+        <w:tc>
+          <w:tcPr>
+            <w:tcW w:w="3616" w:type="pct"/>
+          </w:tcPr>
+          <w:p>
+            <w:pPr>
+              <w:pStyle w:val="Celda"/>
+            </w:pPr>
+            <w:r>
+              <w:t>7 — Configuración</w:t>
+            </w:r>
+          </w:p>
+        </w:tc>
+      </w:tr>
+      <w:tr>
+        <w:trPr>
+          <w:cantSplit/>
+        </w:trPr>
+        <w:tc>
+          <w:tcPr>
+            <w:tcW w:w="769" w:type="pct"/>
           </w:tcPr>
           <w:p>
             <w:pPr>
@@ -10924,44 +11879,44 @@
         </w:tc>
         <w:tc>
           <w:tcPr>
-            <w:tcW w:w="3236" w:type="pct"/>
-          </w:tcPr>
-          <w:p>
-            <w:pPr>
-              <w:pStyle w:val="Celda"/>
-            </w:pPr>
-            <w:r>
-              <w:t>5 — Portal</w:t>
-            </w:r>
-          </w:p>
-        </w:tc>
-      </w:tr>
-      <w:tr>
-        <w:trPr>
-          <w:cantSplit/>
-        </w:trPr>
-        <w:tc>
-          <w:tcPr>
-            <w:tcW w:w="980" w:type="pct"/>
-          </w:tcPr>
-          <w:p>
-            <w:pPr>
-              <w:pStyle w:val="Celda"/>
-            </w:pPr>
-            <w:r>
-              <w:t>RN</w:t>
-            </w:r>
-            <w:r>
-              <w:noBreakHyphen/>
-            </w:r>
-            <w:r>
-              <w:t>118</w:t>
-            </w:r>
-          </w:p>
-        </w:tc>
-        <w:tc>
-          <w:tcPr>
-            <w:tcW w:w="785" w:type="pct"/>
+            <w:tcW w:w="615" w:type="pct"/>
+          </w:tcPr>
+          <w:p>
+            <w:pPr>
+              <w:pStyle w:val="Celda"/>
+            </w:pPr>
+            <w:r>
+              <w:t>RN</w:t>
+            </w:r>
+            <w:r>
+              <w:noBreakHyphen/>
+            </w:r>
+            <w:r>
+              <w:t>703</w:t>
+            </w:r>
+          </w:p>
+        </w:tc>
+        <w:tc>
+          <w:tcPr>
+            <w:tcW w:w="3616" w:type="pct"/>
+          </w:tcPr>
+          <w:p>
+            <w:pPr>
+              <w:pStyle w:val="Celda"/>
+            </w:pPr>
+            <w:r>
+              <w:t>7 — Configuración</w:t>
+            </w:r>
+          </w:p>
+        </w:tc>
+      </w:tr>
+      <w:tr>
+        <w:trPr>
+          <w:cantSplit/>
+        </w:trPr>
+        <w:tc>
+          <w:tcPr>
+            <w:tcW w:w="769" w:type="pct"/>
           </w:tcPr>
           <w:p>
             <w:pPr>
@@ -10980,44 +11935,44 @@
         </w:tc>
         <w:tc>
           <w:tcPr>
-            <w:tcW w:w="3236" w:type="pct"/>
-          </w:tcPr>
-          <w:p>
-            <w:pPr>
-              <w:pStyle w:val="Celda"/>
-            </w:pPr>
-            <w:r>
-              <w:t>5 — Portal</w:t>
-            </w:r>
-          </w:p>
-        </w:tc>
-      </w:tr>
-      <w:tr>
-        <w:trPr>
-          <w:cantSplit/>
-        </w:trPr>
-        <w:tc>
-          <w:tcPr>
-            <w:tcW w:w="980" w:type="pct"/>
-          </w:tcPr>
-          <w:p>
-            <w:pPr>
-              <w:pStyle w:val="Celda"/>
-            </w:pPr>
-            <w:r>
-              <w:t>RN</w:t>
-            </w:r>
-            <w:r>
-              <w:noBreakHyphen/>
-            </w:r>
-            <w:r>
-              <w:t>119</w:t>
-            </w:r>
-          </w:p>
-        </w:tc>
-        <w:tc>
-          <w:tcPr>
-            <w:tcW w:w="785" w:type="pct"/>
+            <w:tcW w:w="615" w:type="pct"/>
+          </w:tcPr>
+          <w:p>
+            <w:pPr>
+              <w:pStyle w:val="Celda"/>
+            </w:pPr>
+            <w:r>
+              <w:t>RN</w:t>
+            </w:r>
+            <w:r>
+              <w:noBreakHyphen/>
+            </w:r>
+            <w:r>
+              <w:t>704</w:t>
+            </w:r>
+          </w:p>
+        </w:tc>
+        <w:tc>
+          <w:tcPr>
+            <w:tcW w:w="3616" w:type="pct"/>
+          </w:tcPr>
+          <w:p>
+            <w:pPr>
+              <w:pStyle w:val="Celda"/>
+            </w:pPr>
+            <w:r>
+              <w:t>7 — Configuración</w:t>
+            </w:r>
+          </w:p>
+        </w:tc>
+      </w:tr>
+      <w:tr>
+        <w:trPr>
+          <w:cantSplit/>
+        </w:trPr>
+        <w:tc>
+          <w:tcPr>
+            <w:tcW w:w="769" w:type="pct"/>
           </w:tcPr>
           <w:p>
             <w:pPr>
@@ -11036,604 +11991,324 @@
         </w:tc>
         <w:tc>
           <w:tcPr>
-            <w:tcW w:w="3236" w:type="pct"/>
-          </w:tcPr>
-          <w:p>
-            <w:pPr>
-              <w:pStyle w:val="Celda"/>
-            </w:pPr>
-            <w:r>
-              <w:t>5 — Portal</w:t>
-            </w:r>
-          </w:p>
-        </w:tc>
-      </w:tr>
-      <w:tr>
-        <w:trPr>
-          <w:cantSplit/>
-        </w:trPr>
-        <w:tc>
-          <w:tcPr>
-            <w:tcW w:w="980" w:type="pct"/>
-          </w:tcPr>
-          <w:p>
-            <w:pPr>
-              <w:pStyle w:val="Celda"/>
-            </w:pPr>
-            <w:r>
-              <w:t>RN</w:t>
-            </w:r>
-            <w:r>
-              <w:noBreakHyphen/>
-            </w:r>
-            <w:r>
-              <w:t>407</w:t>
-            </w:r>
-          </w:p>
-        </w:tc>
-        <w:tc>
-          <w:tcPr>
-            <w:tcW w:w="785" w:type="pct"/>
-          </w:tcPr>
-          <w:p>
-            <w:pPr>
-              <w:pStyle w:val="Celda"/>
-            </w:pPr>
-            <w:r>
-              <w:t>RN</w:t>
-            </w:r>
-            <w:r>
-              <w:noBreakHyphen/>
-            </w:r>
-            <w:r>
-              <w:t>501</w:t>
-            </w:r>
-          </w:p>
-        </w:tc>
-        <w:tc>
-          <w:tcPr>
-            <w:tcW w:w="3236" w:type="pct"/>
-          </w:tcPr>
-          <w:p>
-            <w:pPr>
-              <w:pStyle w:val="Celda"/>
-            </w:pPr>
-            <w:r>
-              <w:t>5 — Portal</w:t>
-            </w:r>
-          </w:p>
-        </w:tc>
-      </w:tr>
-      <w:tr>
-        <w:trPr>
-          <w:cantSplit/>
-        </w:trPr>
-        <w:tc>
-          <w:tcPr>
-            <w:tcW w:w="980" w:type="pct"/>
-          </w:tcPr>
-          <w:p>
-            <w:pPr>
-              <w:pStyle w:val="Celda"/>
-            </w:pPr>
-            <w:r>
-              <w:t>RN</w:t>
-            </w:r>
-            <w:r>
-              <w:noBreakHyphen/>
-            </w:r>
-            <w:r>
-              <w:t>408</w:t>
-            </w:r>
-          </w:p>
-        </w:tc>
-        <w:tc>
-          <w:tcPr>
-            <w:tcW w:w="785" w:type="pct"/>
-          </w:tcPr>
-          <w:p>
-            <w:pPr>
-              <w:pStyle w:val="Celda"/>
-            </w:pPr>
-            <w:r>
-              <w:t>RN</w:t>
-            </w:r>
-            <w:r>
-              <w:noBreakHyphen/>
-            </w:r>
-            <w:r>
-              <w:t>407</w:t>
-            </w:r>
-          </w:p>
-        </w:tc>
-        <w:tc>
-          <w:tcPr>
-            <w:tcW w:w="3236" w:type="pct"/>
-          </w:tcPr>
-          <w:p>
-            <w:pPr>
-              <w:pStyle w:val="Celda"/>
-            </w:pPr>
-            <w:r>
-              <w:t>4 — Agenda</w:t>
-            </w:r>
-          </w:p>
-        </w:tc>
-      </w:tr>
-      <w:tr>
-        <w:trPr>
-          <w:cantSplit/>
-        </w:trPr>
-        <w:tc>
-          <w:tcPr>
-            <w:tcW w:w="980" w:type="pct"/>
-          </w:tcPr>
-          <w:p>
-            <w:pPr>
-              <w:pStyle w:val="Celda"/>
-            </w:pPr>
-            <w:r>
-              <w:t>RN</w:t>
-            </w:r>
-            <w:r>
-              <w:noBreakHyphen/>
-            </w:r>
-            <w:r>
-              <w:t>409</w:t>
-            </w:r>
-          </w:p>
-        </w:tc>
-        <w:tc>
-          <w:tcPr>
-            <w:tcW w:w="785" w:type="pct"/>
-          </w:tcPr>
-          <w:p>
-            <w:pPr>
-              <w:pStyle w:val="Celda"/>
-            </w:pPr>
-            <w:r>
-              <w:t>RN</w:t>
-            </w:r>
-            <w:r>
-              <w:noBreakHyphen/>
-            </w:r>
-            <w:r>
-              <w:t>408</w:t>
-            </w:r>
-          </w:p>
-        </w:tc>
-        <w:tc>
-          <w:tcPr>
-            <w:tcW w:w="3236" w:type="pct"/>
-          </w:tcPr>
-          <w:p>
-            <w:pPr>
-              <w:pStyle w:val="Celda"/>
-            </w:pPr>
-            <w:r>
-              <w:t>4 — Agenda</w:t>
-            </w:r>
-          </w:p>
-        </w:tc>
-      </w:tr>
-      <w:tr>
-        <w:trPr>
-          <w:cantSplit/>
-        </w:trPr>
-        <w:tc>
-          <w:tcPr>
-            <w:tcW w:w="980" w:type="pct"/>
-          </w:tcPr>
-          <w:p>
-            <w:pPr>
-              <w:pStyle w:val="Celda"/>
-            </w:pPr>
-            <w:r>
-              <w:t>RN</w:t>
-            </w:r>
-            <w:r>
-              <w:noBreakHyphen/>
-            </w:r>
-            <w:r>
-              <w:t>410</w:t>
-            </w:r>
-          </w:p>
-        </w:tc>
-        <w:tc>
-          <w:tcPr>
-            <w:tcW w:w="785" w:type="pct"/>
-          </w:tcPr>
-          <w:p>
-            <w:pPr>
-              <w:pStyle w:val="Celda"/>
-            </w:pPr>
-            <w:r>
-              <w:t>RN</w:t>
-            </w:r>
-            <w:r>
-              <w:noBreakHyphen/>
-            </w:r>
-            <w:r>
-              <w:t>409</w:t>
-            </w:r>
-          </w:p>
-        </w:tc>
-        <w:tc>
-          <w:tcPr>
-            <w:tcW w:w="3236" w:type="pct"/>
-          </w:tcPr>
-          <w:p>
-            <w:pPr>
-              <w:pStyle w:val="Celda"/>
-            </w:pPr>
-            <w:r>
-              <w:t>4 — Agenda</w:t>
-            </w:r>
-          </w:p>
-        </w:tc>
-      </w:tr>
-      <w:tr>
-        <w:trPr>
-          <w:cantSplit/>
-        </w:trPr>
-        <w:tc>
-          <w:tcPr>
-            <w:tcW w:w="980" w:type="pct"/>
-          </w:tcPr>
-          <w:p>
-            <w:pPr>
-              <w:pStyle w:val="Celda"/>
-            </w:pPr>
-            <w:r>
-              <w:t>RN</w:t>
-            </w:r>
-            <w:r>
-              <w:noBreakHyphen/>
-            </w:r>
-            <w:r>
-              <w:t>411</w:t>
-            </w:r>
-          </w:p>
-        </w:tc>
-        <w:tc>
-          <w:tcPr>
-            <w:tcW w:w="785" w:type="pct"/>
-          </w:tcPr>
-          <w:p>
-            <w:pPr>
-              <w:pStyle w:val="Celda"/>
-            </w:pPr>
-            <w:r>
-              <w:t>RN</w:t>
-            </w:r>
-            <w:r>
-              <w:noBreakHyphen/>
-            </w:r>
-            <w:r>
-              <w:t>410</w:t>
-            </w:r>
-          </w:p>
-        </w:tc>
-        <w:tc>
-          <w:tcPr>
-            <w:tcW w:w="3236" w:type="pct"/>
-          </w:tcPr>
-          <w:p>
-            <w:pPr>
-              <w:pStyle w:val="Celda"/>
-            </w:pPr>
-            <w:r>
-              <w:t>4 — Agenda</w:t>
-            </w:r>
-          </w:p>
-        </w:tc>
-      </w:tr>
-      <w:tr>
-        <w:trPr>
-          <w:cantSplit/>
-        </w:trPr>
-        <w:tc>
-          <w:tcPr>
-            <w:tcW w:w="980" w:type="pct"/>
-          </w:tcPr>
-          <w:p>
-            <w:pPr>
-              <w:pStyle w:val="Celda"/>
-            </w:pPr>
-            <w:r>
-              <w:t>RN</w:t>
-            </w:r>
-            <w:r>
-              <w:noBreakHyphen/>
-            </w:r>
-            <w:r>
-              <w:t>412</w:t>
-            </w:r>
-          </w:p>
-        </w:tc>
-        <w:tc>
-          <w:tcPr>
-            <w:tcW w:w="785" w:type="pct"/>
-          </w:tcPr>
-          <w:p>
-            <w:pPr>
-              <w:pStyle w:val="Celda"/>
-            </w:pPr>
-            <w:r>
-              <w:t>RN</w:t>
-            </w:r>
-            <w:r>
-              <w:noBreakHyphen/>
-            </w:r>
-            <w:r>
-              <w:t>411</w:t>
-            </w:r>
-          </w:p>
-        </w:tc>
-        <w:tc>
-          <w:tcPr>
-            <w:tcW w:w="3236" w:type="pct"/>
-          </w:tcPr>
-          <w:p>
-            <w:pPr>
-              <w:pStyle w:val="Celda"/>
-            </w:pPr>
-            <w:r>
-              <w:t>4 — Agenda</w:t>
-            </w:r>
-          </w:p>
-        </w:tc>
-      </w:tr>
-      <w:tr>
-        <w:trPr>
-          <w:cantSplit/>
-        </w:trPr>
-        <w:tc>
-          <w:tcPr>
-            <w:tcW w:w="980" w:type="pct"/>
-          </w:tcPr>
-          <w:p>
-            <w:pPr>
-              <w:pStyle w:val="Celda"/>
-            </w:pPr>
-            <w:r>
-              <w:t>RN</w:t>
-            </w:r>
-            <w:r>
-              <w:noBreakHyphen/>
-            </w:r>
-            <w:r>
-              <w:t>413</w:t>
-            </w:r>
-          </w:p>
-        </w:tc>
-        <w:tc>
-          <w:tcPr>
-            <w:tcW w:w="785" w:type="pct"/>
-          </w:tcPr>
-          <w:p>
-            <w:pPr>
-              <w:pStyle w:val="Celda"/>
-            </w:pPr>
-            <w:r>
-              <w:t>RN</w:t>
-            </w:r>
-            <w:r>
-              <w:noBreakHyphen/>
-            </w:r>
-            <w:r>
-              <w:t>412</w:t>
-            </w:r>
-          </w:p>
-        </w:tc>
-        <w:tc>
-          <w:tcPr>
-            <w:tcW w:w="3236" w:type="pct"/>
-          </w:tcPr>
-          <w:p>
-            <w:pPr>
-              <w:pStyle w:val="Celda"/>
-            </w:pPr>
-            <w:r>
-              <w:t>4 — Agenda</w:t>
-            </w:r>
-          </w:p>
-        </w:tc>
-      </w:tr>
-      <w:tr>
-        <w:trPr>
-          <w:cantSplit/>
-        </w:trPr>
-        <w:tc>
-          <w:tcPr>
-            <w:tcW w:w="980" w:type="pct"/>
-          </w:tcPr>
-          <w:p>
-            <w:pPr>
-              <w:pStyle w:val="Celda"/>
-            </w:pPr>
-            <w:r>
-              <w:t>RN</w:t>
-            </w:r>
-            <w:r>
-              <w:noBreakHyphen/>
-            </w:r>
-            <w:r>
-              <w:t>414</w:t>
-            </w:r>
-          </w:p>
-        </w:tc>
-        <w:tc>
-          <w:tcPr>
-            <w:tcW w:w="785" w:type="pct"/>
-          </w:tcPr>
-          <w:p>
-            <w:pPr>
-              <w:pStyle w:val="Celda"/>
-            </w:pPr>
-            <w:r>
-              <w:t>RN</w:t>
-            </w:r>
-            <w:r>
-              <w:noBreakHyphen/>
-            </w:r>
-            <w:r>
-              <w:t>413</w:t>
-            </w:r>
-          </w:p>
-        </w:tc>
-        <w:tc>
-          <w:tcPr>
-            <w:tcW w:w="3236" w:type="pct"/>
-          </w:tcPr>
-          <w:p>
-            <w:pPr>
-              <w:pStyle w:val="Celda"/>
-            </w:pPr>
-            <w:r>
-              <w:t>4 — Agenda</w:t>
-            </w:r>
-          </w:p>
-        </w:tc>
-      </w:tr>
-      <w:tr>
-        <w:trPr>
-          <w:cantSplit/>
-        </w:trPr>
-        <w:tc>
-          <w:tcPr>
-            <w:tcW w:w="980" w:type="pct"/>
-          </w:tcPr>
-          <w:p>
-            <w:pPr>
-              <w:pStyle w:val="Celda"/>
-            </w:pPr>
-            <w:r>
-              <w:t>RN</w:t>
-            </w:r>
-            <w:r>
-              <w:noBreakHyphen/>
-            </w:r>
-            <w:r>
-              <w:t>415</w:t>
-            </w:r>
-          </w:p>
-        </w:tc>
-        <w:tc>
-          <w:tcPr>
-            <w:tcW w:w="785" w:type="pct"/>
-          </w:tcPr>
-          <w:p>
-            <w:pPr>
-              <w:pStyle w:val="Celda"/>
-            </w:pPr>
-            <w:r>
-              <w:t>RN</w:t>
-            </w:r>
-            <w:r>
-              <w:noBreakHyphen/>
-            </w:r>
-            <w:r>
-              <w:t>414</w:t>
-            </w:r>
-          </w:p>
-        </w:tc>
-        <w:tc>
-          <w:tcPr>
-            <w:tcW w:w="3236" w:type="pct"/>
-          </w:tcPr>
-          <w:p>
-            <w:pPr>
-              <w:pStyle w:val="Celda"/>
-            </w:pPr>
-            <w:r>
-              <w:t>4 — Agenda</w:t>
-            </w:r>
-          </w:p>
-        </w:tc>
-      </w:tr>
-      <w:tr>
-        <w:trPr>
-          <w:cantSplit/>
-        </w:trPr>
-        <w:tc>
-          <w:tcPr>
-            <w:tcW w:w="980" w:type="pct"/>
-          </w:tcPr>
-          <w:p>
-            <w:pPr>
-              <w:pStyle w:val="Celda"/>
-            </w:pPr>
-            <w:r>
-              <w:t>RN</w:t>
-            </w:r>
-            <w:r>
-              <w:noBreakHyphen/>
-            </w:r>
-            <w:r>
-              <w:t>416</w:t>
-            </w:r>
-          </w:p>
-        </w:tc>
-        <w:tc>
-          <w:tcPr>
-            <w:tcW w:w="785" w:type="pct"/>
-          </w:tcPr>
-          <w:p>
-            <w:pPr>
-              <w:pStyle w:val="Celda"/>
-            </w:pPr>
-            <w:r>
-              <w:t>RN</w:t>
-            </w:r>
-            <w:r>
-              <w:noBreakHyphen/>
-            </w:r>
-            <w:r>
-              <w:t>415</w:t>
-            </w:r>
-          </w:p>
-        </w:tc>
-        <w:tc>
-          <w:tcPr>
-            <w:tcW w:w="3236" w:type="pct"/>
-          </w:tcPr>
-          <w:p>
-            <w:pPr>
-              <w:pStyle w:val="Celda"/>
-            </w:pPr>
-            <w:r>
-              <w:t>4 — Agenda</w:t>
-            </w:r>
-          </w:p>
-        </w:tc>
-      </w:tr>
-      <w:tr>
-        <w:trPr>
-          <w:cantSplit/>
-        </w:trPr>
-        <w:tc>
-          <w:tcPr>
-            <w:tcW w:w="980" w:type="pct"/>
-          </w:tcPr>
-          <w:p>
-            <w:pPr>
-              <w:pStyle w:val="Celda"/>
-            </w:pPr>
-            <w:r>
-              <w:t>RN</w:t>
-            </w:r>
-            <w:r>
-              <w:noBreakHyphen/>
-            </w:r>
-            <w:r>
-              <w:t>501</w:t>
-            </w:r>
-          </w:p>
-        </w:tc>
-        <w:tc>
-          <w:tcPr>
-            <w:tcW w:w="785" w:type="pct"/>
+            <w:tcW w:w="615" w:type="pct"/>
+          </w:tcPr>
+          <w:p>
+            <w:pPr>
+              <w:pStyle w:val="Celda"/>
+            </w:pPr>
+            <w:r>
+              <w:t>RN</w:t>
+            </w:r>
+            <w:r>
+              <w:noBreakHyphen/>
+            </w:r>
+            <w:r>
+              <w:t>705</w:t>
+            </w:r>
+          </w:p>
+        </w:tc>
+        <w:tc>
+          <w:tcPr>
+            <w:tcW w:w="3616" w:type="pct"/>
+          </w:tcPr>
+          <w:p>
+            <w:pPr>
+              <w:pStyle w:val="Celda"/>
+            </w:pPr>
+            <w:r>
+              <w:t>7 — Configuración</w:t>
+            </w:r>
+          </w:p>
+        </w:tc>
+      </w:tr>
+      <w:tr>
+        <w:trPr>
+          <w:cantSplit/>
+        </w:trPr>
+        <w:tc>
+          <w:tcPr>
+            <w:tcW w:w="769" w:type="pct"/>
+          </w:tcPr>
+          <w:p>
+            <w:pPr>
+              <w:pStyle w:val="Celda"/>
+            </w:pPr>
+            <w:r>
+              <w:t>RN</w:t>
+            </w:r>
+            <w:r>
+              <w:noBreakHyphen/>
+            </w:r>
+            <w:r>
+              <w:t>506</w:t>
+            </w:r>
+          </w:p>
+        </w:tc>
+        <w:tc>
+          <w:tcPr>
+            <w:tcW w:w="615" w:type="pct"/>
+          </w:tcPr>
+          <w:p>
+            <w:pPr>
+              <w:pStyle w:val="Celda"/>
+            </w:pPr>
+            <w:r>
+              <w:t>RN</w:t>
+            </w:r>
+            <w:r>
+              <w:noBreakHyphen/>
+            </w:r>
+            <w:r>
+              <w:t>706</w:t>
+            </w:r>
+          </w:p>
+        </w:tc>
+        <w:tc>
+          <w:tcPr>
+            <w:tcW w:w="3616" w:type="pct"/>
+          </w:tcPr>
+          <w:p>
+            <w:pPr>
+              <w:pStyle w:val="Celda"/>
+            </w:pPr>
+            <w:r>
+              <w:t>7 — Configuración</w:t>
+            </w:r>
+          </w:p>
+        </w:tc>
+      </w:tr>
+      <w:tr>
+        <w:trPr>
+          <w:cantSplit/>
+        </w:trPr>
+        <w:tc>
+          <w:tcPr>
+            <w:tcW w:w="769" w:type="pct"/>
+          </w:tcPr>
+          <w:p>
+            <w:pPr>
+              <w:pStyle w:val="Celda"/>
+            </w:pPr>
+            <w:r>
+              <w:t>RN</w:t>
+            </w:r>
+            <w:r>
+              <w:noBreakHyphen/>
+            </w:r>
+            <w:r>
+              <w:t>601</w:t>
+            </w:r>
+          </w:p>
+        </w:tc>
+        <w:tc>
+          <w:tcPr>
+            <w:tcW w:w="615" w:type="pct"/>
+          </w:tcPr>
+          <w:p>
+            <w:pPr>
+              <w:pStyle w:val="Celda"/>
+            </w:pPr>
+            <w:r>
+              <w:t>RN</w:t>
+            </w:r>
+            <w:r>
+              <w:noBreakHyphen/>
+            </w:r>
+            <w:r>
+              <w:t>209</w:t>
+            </w:r>
+          </w:p>
+        </w:tc>
+        <w:tc>
+          <w:tcPr>
+            <w:tcW w:w="3616" w:type="pct"/>
+          </w:tcPr>
+          <w:p>
+            <w:pPr>
+              <w:pStyle w:val="Celda"/>
+            </w:pPr>
+            <w:r>
+              <w:t>2 — Historia clínica y Grafo I</w:t>
+            </w:r>
+          </w:p>
+        </w:tc>
+      </w:tr>
+      <w:tr>
+        <w:trPr>
+          <w:cantSplit/>
+        </w:trPr>
+        <w:tc>
+          <w:tcPr>
+            <w:tcW w:w="769" w:type="pct"/>
+          </w:tcPr>
+          <w:p>
+            <w:pPr>
+              <w:pStyle w:val="Celda"/>
+            </w:pPr>
+            <w:r>
+              <w:t>RN</w:t>
+            </w:r>
+            <w:r>
+              <w:noBreakHyphen/>
+            </w:r>
+            <w:r>
+              <w:t>602</w:t>
+            </w:r>
+          </w:p>
+        </w:tc>
+        <w:tc>
+          <w:tcPr>
+            <w:tcW w:w="615" w:type="pct"/>
+          </w:tcPr>
+          <w:p>
+            <w:pPr>
+              <w:pStyle w:val="Celda"/>
+            </w:pPr>
+            <w:r>
+              <w:t>RN</w:t>
+            </w:r>
+            <w:r>
+              <w:noBreakHyphen/>
+            </w:r>
+            <w:r>
+              <w:t>210</w:t>
+            </w:r>
+          </w:p>
+        </w:tc>
+        <w:tc>
+          <w:tcPr>
+            <w:tcW w:w="3616" w:type="pct"/>
+          </w:tcPr>
+          <w:p>
+            <w:pPr>
+              <w:pStyle w:val="Celda"/>
+            </w:pPr>
+            <w:r>
+              <w:t>2 — Historia clínica y Grafo I</w:t>
+            </w:r>
+          </w:p>
+        </w:tc>
+      </w:tr>
+      <w:tr>
+        <w:trPr>
+          <w:cantSplit/>
+        </w:trPr>
+        <w:tc>
+          <w:tcPr>
+            <w:tcW w:w="769" w:type="pct"/>
+          </w:tcPr>
+          <w:p>
+            <w:pPr>
+              <w:pStyle w:val="Celda"/>
+            </w:pPr>
+            <w:r>
+              <w:t>RN</w:t>
+            </w:r>
+            <w:r>
+              <w:noBreakHyphen/>
+            </w:r>
+            <w:r>
+              <w:t>603</w:t>
+            </w:r>
+          </w:p>
+        </w:tc>
+        <w:tc>
+          <w:tcPr>
+            <w:tcW w:w="615" w:type="pct"/>
+          </w:tcPr>
+          <w:p>
+            <w:pPr>
+              <w:pStyle w:val="Celda"/>
+            </w:pPr>
+            <w:r>
+              <w:t>RN</w:t>
+            </w:r>
+            <w:r>
+              <w:noBreakHyphen/>
+            </w:r>
+            <w:r>
+              <w:t>211</w:t>
+            </w:r>
+          </w:p>
+        </w:tc>
+        <w:tc>
+          <w:tcPr>
+            <w:tcW w:w="3616" w:type="pct"/>
+          </w:tcPr>
+          <w:p>
+            <w:pPr>
+              <w:pStyle w:val="Celda"/>
+            </w:pPr>
+            <w:r>
+              <w:t>2 — Historia clínica y Grafo I</w:t>
+            </w:r>
+          </w:p>
+        </w:tc>
+      </w:tr>
+      <w:tr>
+        <w:trPr>
+          <w:cantSplit/>
+        </w:trPr>
+        <w:tc>
+          <w:tcPr>
+            <w:tcW w:w="769" w:type="pct"/>
+          </w:tcPr>
+          <w:p>
+            <w:pPr>
+              <w:pStyle w:val="Celda"/>
+            </w:pPr>
+            <w:r>
+              <w:t>RN</w:t>
+            </w:r>
+            <w:r>
+              <w:noBreakHyphen/>
+            </w:r>
+            <w:r>
+              <w:t>604</w:t>
+            </w:r>
+          </w:p>
+        </w:tc>
+        <w:tc>
+          <w:tcPr>
+            <w:tcW w:w="615" w:type="pct"/>
+          </w:tcPr>
+          <w:p>
+            <w:pPr>
+              <w:pStyle w:val="Celda"/>
+            </w:pPr>
+            <w:r>
+              <w:t>RN</w:t>
+            </w:r>
+            <w:r>
+              <w:noBreakHyphen/>
+            </w:r>
+            <w:r>
+              <w:t>212</w:t>
+            </w:r>
+          </w:p>
+        </w:tc>
+        <w:tc>
+          <w:tcPr>
+            <w:tcW w:w="3616" w:type="pct"/>
+          </w:tcPr>
+          <w:p>
+            <w:pPr>
+              <w:pStyle w:val="Celda"/>
+            </w:pPr>
+            <w:r>
+              <w:t>2 — Historia clínica y Grafo I</w:t>
+            </w:r>
+          </w:p>
+        </w:tc>
+      </w:tr>
+      <w:tr>
+        <w:trPr>
+          <w:cantSplit/>
+        </w:trPr>
+        <w:tc>
+          <w:tcPr>
+            <w:tcW w:w="769" w:type="pct"/>
           </w:tcPr>
           <w:p>
             <w:pPr>
@@ -11652,44 +12327,44 @@
         </w:tc>
         <w:tc>
           <w:tcPr>
-            <w:tcW w:w="3236" w:type="pct"/>
-          </w:tcPr>
-          <w:p>
-            <w:pPr>
-              <w:pStyle w:val="Celda"/>
-            </w:pPr>
-            <w:r>
-              <w:t>7 — Configuración</w:t>
-            </w:r>
-          </w:p>
-        </w:tc>
-      </w:tr>
-      <w:tr>
-        <w:trPr>
-          <w:cantSplit/>
-        </w:trPr>
-        <w:tc>
-          <w:tcPr>
-            <w:tcW w:w="980" w:type="pct"/>
-          </w:tcPr>
-          <w:p>
-            <w:pPr>
-              <w:pStyle w:val="Celda"/>
-            </w:pPr>
-            <w:r>
-              <w:t>RN</w:t>
-            </w:r>
-            <w:r>
-              <w:noBreakHyphen/>
-            </w:r>
-            <w:r>
-              <w:t>502</w:t>
-            </w:r>
-          </w:p>
-        </w:tc>
-        <w:tc>
-          <w:tcPr>
-            <w:tcW w:w="785" w:type="pct"/>
+            <w:tcW w:w="615" w:type="pct"/>
+          </w:tcPr>
+          <w:p>
+            <w:pPr>
+              <w:pStyle w:val="Celda"/>
+            </w:pPr>
+            <w:r>
+              <w:t>RN</w:t>
+            </w:r>
+            <w:r>
+              <w:noBreakHyphen/>
+            </w:r>
+            <w:r>
+              <w:t>801</w:t>
+            </w:r>
+          </w:p>
+        </w:tc>
+        <w:tc>
+          <w:tcPr>
+            <w:tcW w:w="3616" w:type="pct"/>
+          </w:tcPr>
+          <w:p>
+            <w:pPr>
+              <w:pStyle w:val="Celda"/>
+            </w:pPr>
+            <w:r>
+              <w:t>8 — Reputación y comunicaciones</w:t>
+            </w:r>
+          </w:p>
+        </w:tc>
+      </w:tr>
+      <w:tr>
+        <w:trPr>
+          <w:cantSplit/>
+        </w:trPr>
+        <w:tc>
+          <w:tcPr>
+            <w:tcW w:w="769" w:type="pct"/>
           </w:tcPr>
           <w:p>
             <w:pPr>
@@ -11708,44 +12383,44 @@
         </w:tc>
         <w:tc>
           <w:tcPr>
-            <w:tcW w:w="3236" w:type="pct"/>
-          </w:tcPr>
-          <w:p>
-            <w:pPr>
-              <w:pStyle w:val="Celda"/>
-            </w:pPr>
-            <w:r>
-              <w:t>7 — Configuración</w:t>
-            </w:r>
-          </w:p>
-        </w:tc>
-      </w:tr>
-      <w:tr>
-        <w:trPr>
-          <w:cantSplit/>
-        </w:trPr>
-        <w:tc>
-          <w:tcPr>
-            <w:tcW w:w="980" w:type="pct"/>
-          </w:tcPr>
-          <w:p>
-            <w:pPr>
-              <w:pStyle w:val="Celda"/>
-            </w:pPr>
-            <w:r>
-              <w:t>RN</w:t>
-            </w:r>
-            <w:r>
-              <w:noBreakHyphen/>
-            </w:r>
-            <w:r>
-              <w:t>503</w:t>
-            </w:r>
-          </w:p>
-        </w:tc>
-        <w:tc>
-          <w:tcPr>
-            <w:tcW w:w="785" w:type="pct"/>
+            <w:tcW w:w="615" w:type="pct"/>
+          </w:tcPr>
+          <w:p>
+            <w:pPr>
+              <w:pStyle w:val="Celda"/>
+            </w:pPr>
+            <w:r>
+              <w:t>RN</w:t>
+            </w:r>
+            <w:r>
+              <w:noBreakHyphen/>
+            </w:r>
+            <w:r>
+              <w:t>802</w:t>
+            </w:r>
+          </w:p>
+        </w:tc>
+        <w:tc>
+          <w:tcPr>
+            <w:tcW w:w="3616" w:type="pct"/>
+          </w:tcPr>
+          <w:p>
+            <w:pPr>
+              <w:pStyle w:val="Celda"/>
+            </w:pPr>
+            <w:r>
+              <w:t>8 — Reputación y comunicaciones</w:t>
+            </w:r>
+          </w:p>
+        </w:tc>
+      </w:tr>
+      <w:tr>
+        <w:trPr>
+          <w:cantSplit/>
+        </w:trPr>
+        <w:tc>
+          <w:tcPr>
+            <w:tcW w:w="769" w:type="pct"/>
           </w:tcPr>
           <w:p>
             <w:pPr>
@@ -11764,44 +12439,44 @@
         </w:tc>
         <w:tc>
           <w:tcPr>
-            <w:tcW w:w="3236" w:type="pct"/>
-          </w:tcPr>
-          <w:p>
-            <w:pPr>
-              <w:pStyle w:val="Celda"/>
-            </w:pPr>
-            <w:r>
-              <w:t>7 — Configuración</w:t>
-            </w:r>
-          </w:p>
-        </w:tc>
-      </w:tr>
-      <w:tr>
-        <w:trPr>
-          <w:cantSplit/>
-        </w:trPr>
-        <w:tc>
-          <w:tcPr>
-            <w:tcW w:w="980" w:type="pct"/>
-          </w:tcPr>
-          <w:p>
-            <w:pPr>
-              <w:pStyle w:val="Celda"/>
-            </w:pPr>
-            <w:r>
-              <w:t>RN</w:t>
-            </w:r>
-            <w:r>
-              <w:noBreakHyphen/>
-            </w:r>
-            <w:r>
-              <w:t>504</w:t>
-            </w:r>
-          </w:p>
-        </w:tc>
-        <w:tc>
-          <w:tcPr>
-            <w:tcW w:w="785" w:type="pct"/>
+            <w:tcW w:w="615" w:type="pct"/>
+          </w:tcPr>
+          <w:p>
+            <w:pPr>
+              <w:pStyle w:val="Celda"/>
+            </w:pPr>
+            <w:r>
+              <w:t>RN</w:t>
+            </w:r>
+            <w:r>
+              <w:noBreakHyphen/>
+            </w:r>
+            <w:r>
+              <w:t>803</w:t>
+            </w:r>
+          </w:p>
+        </w:tc>
+        <w:tc>
+          <w:tcPr>
+            <w:tcW w:w="3616" w:type="pct"/>
+          </w:tcPr>
+          <w:p>
+            <w:pPr>
+              <w:pStyle w:val="Celda"/>
+            </w:pPr>
+            <w:r>
+              <w:t>8 — Reputación y comunicaciones</w:t>
+            </w:r>
+          </w:p>
+        </w:tc>
+      </w:tr>
+      <w:tr>
+        <w:trPr>
+          <w:cantSplit/>
+        </w:trPr>
+        <w:tc>
+          <w:tcPr>
+            <w:tcW w:w="769" w:type="pct"/>
           </w:tcPr>
           <w:p>
             <w:pPr>
@@ -11820,44 +12495,44 @@
         </w:tc>
         <w:tc>
           <w:tcPr>
-            <w:tcW w:w="3236" w:type="pct"/>
-          </w:tcPr>
-          <w:p>
-            <w:pPr>
-              <w:pStyle w:val="Celda"/>
-            </w:pPr>
-            <w:r>
-              <w:t>7 — Configuración</w:t>
-            </w:r>
-          </w:p>
-        </w:tc>
-      </w:tr>
-      <w:tr>
-        <w:trPr>
-          <w:cantSplit/>
-        </w:trPr>
-        <w:tc>
-          <w:tcPr>
-            <w:tcW w:w="980" w:type="pct"/>
-          </w:tcPr>
-          <w:p>
-            <w:pPr>
-              <w:pStyle w:val="Celda"/>
-            </w:pPr>
-            <w:r>
-              <w:t>RN</w:t>
-            </w:r>
-            <w:r>
-              <w:noBreakHyphen/>
-            </w:r>
-            <w:r>
-              <w:t>505</w:t>
-            </w:r>
-          </w:p>
-        </w:tc>
-        <w:tc>
-          <w:tcPr>
-            <w:tcW w:w="785" w:type="pct"/>
+            <w:tcW w:w="615" w:type="pct"/>
+          </w:tcPr>
+          <w:p>
+            <w:pPr>
+              <w:pStyle w:val="Celda"/>
+            </w:pPr>
+            <w:r>
+              <w:t>RN</w:t>
+            </w:r>
+            <w:r>
+              <w:noBreakHyphen/>
+            </w:r>
+            <w:r>
+              <w:t>804</w:t>
+            </w:r>
+          </w:p>
+        </w:tc>
+        <w:tc>
+          <w:tcPr>
+            <w:tcW w:w="3616" w:type="pct"/>
+          </w:tcPr>
+          <w:p>
+            <w:pPr>
+              <w:pStyle w:val="Celda"/>
+            </w:pPr>
+            <w:r>
+              <w:t>8 — Reputación y comunicaciones</w:t>
+            </w:r>
+          </w:p>
+        </w:tc>
+      </w:tr>
+      <w:tr>
+        <w:trPr>
+          <w:cantSplit/>
+        </w:trPr>
+        <w:tc>
+          <w:tcPr>
+            <w:tcW w:w="769" w:type="pct"/>
           </w:tcPr>
           <w:p>
             <w:pPr>
@@ -11876,330 +12551,51 @@
         </w:tc>
         <w:tc>
           <w:tcPr>
-            <w:tcW w:w="3236" w:type="pct"/>
-          </w:tcPr>
-          <w:p>
-            <w:pPr>
-              <w:pStyle w:val="Celda"/>
-            </w:pPr>
-            <w:r>
-              <w:t>7 — Configuración</w:t>
-            </w:r>
-          </w:p>
-        </w:tc>
-      </w:tr>
-      <w:tr>
-        <w:trPr>
-          <w:cantSplit/>
-        </w:trPr>
-        <w:tc>
-          <w:tcPr>
-            <w:tcW w:w="980" w:type="pct"/>
-          </w:tcPr>
-          <w:p>
-            <w:pPr>
-              <w:pStyle w:val="Celda"/>
-            </w:pPr>
-            <w:r>
-              <w:t>RN</w:t>
-            </w:r>
-            <w:r>
-              <w:noBreakHyphen/>
-            </w:r>
-            <w:r>
-              <w:t>506</w:t>
-            </w:r>
-          </w:p>
-        </w:tc>
-        <w:tc>
-          <w:tcPr>
-            <w:tcW w:w="785" w:type="pct"/>
-          </w:tcPr>
-          <w:p>
-            <w:pPr>
-              <w:pStyle w:val="Celda"/>
-            </w:pPr>
-            <w:r>
-              <w:t>RN</w:t>
-            </w:r>
-            <w:r>
-              <w:noBreakHyphen/>
-            </w:r>
-            <w:r>
-              <w:t>706</w:t>
-            </w:r>
-          </w:p>
-        </w:tc>
-        <w:tc>
-          <w:tcPr>
-            <w:tcW w:w="3236" w:type="pct"/>
-          </w:tcPr>
-          <w:p>
-            <w:pPr>
-              <w:pStyle w:val="Celda"/>
-            </w:pPr>
-            <w:r>
-              <w:t>7 — Configuración</w:t>
-            </w:r>
-          </w:p>
-        </w:tc>
-      </w:tr>
-      <w:tr>
-        <w:trPr>
-          <w:cantSplit/>
-        </w:trPr>
-        <w:tc>
-          <w:tcPr>
-            <w:tcW w:w="980" w:type="pct"/>
-          </w:tcPr>
-          <w:p>
-            <w:pPr>
-              <w:pStyle w:val="Celda"/>
-            </w:pPr>
-            <w:r>
-              <w:t>RN</w:t>
-            </w:r>
-            <w:r>
-              <w:noBreakHyphen/>
-            </w:r>
-            <w:r>
-              <w:t>601</w:t>
-            </w:r>
-          </w:p>
-        </w:tc>
-        <w:tc>
-          <w:tcPr>
-            <w:tcW w:w="785" w:type="pct"/>
-          </w:tcPr>
-          <w:p>
-            <w:pPr>
-              <w:pStyle w:val="Celda"/>
-            </w:pPr>
-            <w:r>
-              <w:t>RN</w:t>
-            </w:r>
-            <w:r>
-              <w:noBreakHyphen/>
-            </w:r>
-            <w:r>
-              <w:t>209</w:t>
-            </w:r>
-          </w:p>
-        </w:tc>
-        <w:tc>
-          <w:tcPr>
-            <w:tcW w:w="3236" w:type="pct"/>
-          </w:tcPr>
-          <w:p>
-            <w:pPr>
-              <w:pStyle w:val="Celda"/>
-            </w:pPr>
-            <w:r>
-              <w:t>2 — Historia clínica y Grafo I</w:t>
-            </w:r>
-          </w:p>
-        </w:tc>
-      </w:tr>
-      <w:tr>
-        <w:trPr>
-          <w:cantSplit/>
-        </w:trPr>
-        <w:tc>
-          <w:tcPr>
-            <w:tcW w:w="980" w:type="pct"/>
-          </w:tcPr>
-          <w:p>
-            <w:pPr>
-              <w:pStyle w:val="Celda"/>
-            </w:pPr>
-            <w:r>
-              <w:t>RN</w:t>
-            </w:r>
-            <w:r>
-              <w:noBreakHyphen/>
-            </w:r>
-            <w:r>
-              <w:t>602</w:t>
-            </w:r>
-          </w:p>
-        </w:tc>
-        <w:tc>
-          <w:tcPr>
-            <w:tcW w:w="785" w:type="pct"/>
-          </w:tcPr>
-          <w:p>
-            <w:pPr>
-              <w:pStyle w:val="Celda"/>
-            </w:pPr>
-            <w:r>
-              <w:t>RN</w:t>
-            </w:r>
-            <w:r>
-              <w:noBreakHyphen/>
-            </w:r>
-            <w:r>
-              <w:t>210</w:t>
-            </w:r>
-          </w:p>
-        </w:tc>
-        <w:tc>
-          <w:tcPr>
-            <w:tcW w:w="3236" w:type="pct"/>
-          </w:tcPr>
-          <w:p>
-            <w:pPr>
-              <w:pStyle w:val="Celda"/>
-            </w:pPr>
-            <w:r>
-              <w:t>2 — Historia clínica y Grafo I</w:t>
-            </w:r>
-          </w:p>
-        </w:tc>
-      </w:tr>
-      <w:tr>
-        <w:trPr>
-          <w:cantSplit/>
-        </w:trPr>
-        <w:tc>
-          <w:tcPr>
-            <w:tcW w:w="980" w:type="pct"/>
-          </w:tcPr>
-          <w:p>
-            <w:pPr>
-              <w:pStyle w:val="Celda"/>
-            </w:pPr>
-            <w:r>
-              <w:t>RN</w:t>
-            </w:r>
-            <w:r>
-              <w:noBreakHyphen/>
-            </w:r>
-            <w:r>
-              <w:t>603</w:t>
-            </w:r>
-          </w:p>
-        </w:tc>
-        <w:tc>
-          <w:tcPr>
-            <w:tcW w:w="785" w:type="pct"/>
-          </w:tcPr>
-          <w:p>
-            <w:pPr>
-              <w:pStyle w:val="Celda"/>
-            </w:pPr>
-            <w:r>
-              <w:t>RN</w:t>
-            </w:r>
-            <w:r>
-              <w:noBreakHyphen/>
-            </w:r>
-            <w:r>
-              <w:t>211</w:t>
-            </w:r>
-          </w:p>
-        </w:tc>
-        <w:tc>
-          <w:tcPr>
-            <w:tcW w:w="3236" w:type="pct"/>
-          </w:tcPr>
-          <w:p>
-            <w:pPr>
-              <w:pStyle w:val="Celda"/>
-            </w:pPr>
-            <w:r>
-              <w:t>2 — Historia clínica y Grafo I</w:t>
-            </w:r>
-          </w:p>
-        </w:tc>
-      </w:tr>
-      <w:tr>
-        <w:trPr>
-          <w:cantSplit/>
-        </w:trPr>
-        <w:tc>
-          <w:tcPr>
-            <w:tcW w:w="980" w:type="pct"/>
-          </w:tcPr>
-          <w:p>
-            <w:pPr>
-              <w:pStyle w:val="Celda"/>
-            </w:pPr>
-            <w:r>
-              <w:t>RN</w:t>
-            </w:r>
-            <w:r>
-              <w:noBreakHyphen/>
-            </w:r>
-            <w:r>
-              <w:t>604</w:t>
-            </w:r>
-          </w:p>
-        </w:tc>
-        <w:tc>
-          <w:tcPr>
-            <w:tcW w:w="785" w:type="pct"/>
-          </w:tcPr>
-          <w:p>
-            <w:pPr>
-              <w:pStyle w:val="Celda"/>
-            </w:pPr>
-            <w:r>
-              <w:t>RN</w:t>
-            </w:r>
-            <w:r>
-              <w:noBreakHyphen/>
-            </w:r>
-            <w:r>
-              <w:t>212</w:t>
-            </w:r>
-          </w:p>
-        </w:tc>
-        <w:tc>
-          <w:tcPr>
-            <w:tcW w:w="3236" w:type="pct"/>
-          </w:tcPr>
-          <w:p>
-            <w:pPr>
-              <w:pStyle w:val="Celda"/>
-            </w:pPr>
-            <w:r>
-              <w:t>2 — Historia clínica y Grafo I</w:t>
-            </w:r>
-          </w:p>
-        </w:tc>
-      </w:tr>
-      <w:tr>
-        <w:trPr>
-          <w:cantSplit/>
-        </w:trPr>
-        <w:tc>
-          <w:tcPr>
-            <w:tcW w:w="980" w:type="pct"/>
-          </w:tcPr>
-          <w:p>
-            <w:pPr>
-              <w:pStyle w:val="Celda"/>
-            </w:pPr>
-            <w:r>
-              <w:t>RN</w:t>
-            </w:r>
-            <w:r>
-              <w:noBreakHyphen/>
-            </w:r>
-            <w:r>
-              <w:t>701</w:t>
-            </w:r>
-          </w:p>
-        </w:tc>
-        <w:tc>
-          <w:tcPr>
-            <w:tcW w:w="785" w:type="pct"/>
-          </w:tcPr>
-          <w:p>
-            <w:pPr>
-              <w:pStyle w:val="Celda"/>
-            </w:pPr>
-            <w:r>
+            <w:tcW w:w="615" w:type="pct"/>
+          </w:tcPr>
+          <w:p>
+            <w:pPr>
+              <w:pStyle w:val="Celda"/>
+            </w:pPr>
+            <w:r>
+              <w:t>RN</w:t>
+            </w:r>
+            <w:r>
+              <w:noBreakHyphen/>
+            </w:r>
+            <w:r>
+              <w:t>805</w:t>
+            </w:r>
+          </w:p>
+        </w:tc>
+        <w:tc>
+          <w:tcPr>
+            <w:tcW w:w="3616" w:type="pct"/>
+          </w:tcPr>
+          <w:p>
+            <w:pPr>
+              <w:pStyle w:val="Celda"/>
+            </w:pPr>
+            <w:r>
+              <w:t>8 — Reputación y comunicaciones</w:t>
+            </w:r>
+          </w:p>
+        </w:tc>
+      </w:tr>
+      <w:tr>
+        <w:trPr>
+          <w:cantSplit/>
+        </w:trPr>
+        <w:tc>
+          <w:tcPr>
+            <w:tcW w:w="769" w:type="pct"/>
+          </w:tcPr>
+          <w:p>
+            <w:pPr>
+              <w:pStyle w:val="Celda"/>
+            </w:pPr>
+            <w:r>
+              <w:lastRenderedPageBreak/>
               <w:t>RN</w:t>
             </w:r>
             <w:r>
@@ -12212,7 +12608,26 @@
         </w:tc>
         <w:tc>
           <w:tcPr>
-            <w:tcW w:w="3236" w:type="pct"/>
+            <w:tcW w:w="615" w:type="pct"/>
+          </w:tcPr>
+          <w:p>
+            <w:pPr>
+              <w:pStyle w:val="Celda"/>
+            </w:pPr>
+            <w:r>
+              <w:t>RN</w:t>
+            </w:r>
+            <w:r>
+              <w:noBreakHyphen/>
+            </w:r>
+            <w:r>
+              <w:t>806</w:t>
+            </w:r>
+          </w:p>
+        </w:tc>
+        <w:tc>
+          <w:tcPr>
+            <w:tcW w:w="3616" w:type="pct"/>
           </w:tcPr>
           <w:p>
             <w:pPr>
@@ -12230,26 +12645,7 @@
         </w:trPr>
         <w:tc>
           <w:tcPr>
-            <w:tcW w:w="980" w:type="pct"/>
-          </w:tcPr>
-          <w:p>
-            <w:pPr>
-              <w:pStyle w:val="Celda"/>
-            </w:pPr>
-            <w:r>
-              <w:t>RN</w:t>
-            </w:r>
-            <w:r>
-              <w:noBreakHyphen/>
-            </w:r>
-            <w:r>
-              <w:t>702</w:t>
-            </w:r>
-          </w:p>
-        </w:tc>
-        <w:tc>
-          <w:tcPr>
-            <w:tcW w:w="785" w:type="pct"/>
+            <w:tcW w:w="769" w:type="pct"/>
           </w:tcPr>
           <w:p>
             <w:pPr>
@@ -12268,7 +12664,26 @@
         </w:tc>
         <w:tc>
           <w:tcPr>
-            <w:tcW w:w="3236" w:type="pct"/>
+            <w:tcW w:w="615" w:type="pct"/>
+          </w:tcPr>
+          <w:p>
+            <w:pPr>
+              <w:pStyle w:val="Celda"/>
+            </w:pPr>
+            <w:r>
+              <w:t>RN</w:t>
+            </w:r>
+            <w:r>
+              <w:noBreakHyphen/>
+            </w:r>
+            <w:r>
+              <w:t>807</w:t>
+            </w:r>
+          </w:p>
+        </w:tc>
+        <w:tc>
+          <w:tcPr>
+            <w:tcW w:w="3616" w:type="pct"/>
           </w:tcPr>
           <w:p>
             <w:pPr>
@@ -12286,26 +12701,7 @@
         </w:trPr>
         <w:tc>
           <w:tcPr>
-            <w:tcW w:w="980" w:type="pct"/>
-          </w:tcPr>
-          <w:p>
-            <w:pPr>
-              <w:pStyle w:val="Celda"/>
-            </w:pPr>
-            <w:r>
-              <w:t>RN</w:t>
-            </w:r>
-            <w:r>
-              <w:noBreakHyphen/>
-            </w:r>
-            <w:r>
-              <w:t>703</w:t>
-            </w:r>
-          </w:p>
-        </w:tc>
-        <w:tc>
-          <w:tcPr>
-            <w:tcW w:w="785" w:type="pct"/>
+            <w:tcW w:w="769" w:type="pct"/>
           </w:tcPr>
           <w:p>
             <w:pPr>
@@ -12324,269 +12720,7 @@
         </w:tc>
         <w:tc>
           <w:tcPr>
-            <w:tcW w:w="3236" w:type="pct"/>
-          </w:tcPr>
-          <w:p>
-            <w:pPr>
-              <w:pStyle w:val="Celda"/>
-            </w:pPr>
-            <w:r>
-              <w:t>8 — Reputación y comunicaciones</w:t>
-            </w:r>
-          </w:p>
-        </w:tc>
-      </w:tr>
-      <w:tr>
-        <w:trPr>
-          <w:cantSplit/>
-        </w:trPr>
-        <w:tc>
-          <w:tcPr>
-            <w:tcW w:w="980" w:type="pct"/>
-          </w:tcPr>
-          <w:p>
-            <w:pPr>
-              <w:pStyle w:val="Celda"/>
-            </w:pPr>
-            <w:r>
-              <w:t>RN</w:t>
-            </w:r>
-            <w:r>
-              <w:noBreakHyphen/>
-            </w:r>
-            <w:r>
-              <w:t>704</w:t>
-            </w:r>
-          </w:p>
-        </w:tc>
-        <w:tc>
-          <w:tcPr>
-            <w:tcW w:w="785" w:type="pct"/>
-          </w:tcPr>
-          <w:p>
-            <w:pPr>
-              <w:pStyle w:val="Celda"/>
-            </w:pPr>
-            <w:r>
-              <w:t>RN</w:t>
-            </w:r>
-            <w:r>
-              <w:noBreakHyphen/>
-            </w:r>
-            <w:r>
-              <w:t>804</w:t>
-            </w:r>
-          </w:p>
-        </w:tc>
-        <w:tc>
-          <w:tcPr>
-            <w:tcW w:w="3236" w:type="pct"/>
-          </w:tcPr>
-          <w:p>
-            <w:pPr>
-              <w:pStyle w:val="Celda"/>
-            </w:pPr>
-            <w:r>
-              <w:t>8 — Reputación y comunicaciones</w:t>
-            </w:r>
-          </w:p>
-        </w:tc>
-      </w:tr>
-      <w:tr>
-        <w:trPr>
-          <w:cantSplit/>
-        </w:trPr>
-        <w:tc>
-          <w:tcPr>
-            <w:tcW w:w="980" w:type="pct"/>
-          </w:tcPr>
-          <w:p>
-            <w:pPr>
-              <w:pStyle w:val="Celda"/>
-            </w:pPr>
-            <w:r>
-              <w:t>RN</w:t>
-            </w:r>
-            <w:r>
-              <w:noBreakHyphen/>
-            </w:r>
-            <w:r>
-              <w:t>705</w:t>
-            </w:r>
-          </w:p>
-        </w:tc>
-        <w:tc>
-          <w:tcPr>
-            <w:tcW w:w="785" w:type="pct"/>
-          </w:tcPr>
-          <w:p>
-            <w:pPr>
-              <w:pStyle w:val="Celda"/>
-            </w:pPr>
-            <w:r>
-              <w:t>RN</w:t>
-            </w:r>
-            <w:r>
-              <w:noBreakHyphen/>
-            </w:r>
-            <w:r>
-              <w:t>805</w:t>
-            </w:r>
-          </w:p>
-        </w:tc>
-        <w:tc>
-          <w:tcPr>
-            <w:tcW w:w="3236" w:type="pct"/>
-          </w:tcPr>
-          <w:p>
-            <w:pPr>
-              <w:pStyle w:val="Celda"/>
-            </w:pPr>
-            <w:r>
-              <w:t>8 — Reputación y comunicaciones</w:t>
-            </w:r>
-          </w:p>
-        </w:tc>
-      </w:tr>
-      <w:tr>
-        <w:trPr>
-          <w:cantSplit/>
-        </w:trPr>
-        <w:tc>
-          <w:tcPr>
-            <w:tcW w:w="980" w:type="pct"/>
-          </w:tcPr>
-          <w:p>
-            <w:pPr>
-              <w:pStyle w:val="Celda"/>
-            </w:pPr>
-            <w:r>
-              <w:lastRenderedPageBreak/>
-              <w:t>RN</w:t>
-            </w:r>
-            <w:r>
-              <w:noBreakHyphen/>
-            </w:r>
-            <w:r>
-              <w:t>801</w:t>
-            </w:r>
-          </w:p>
-        </w:tc>
-        <w:tc>
-          <w:tcPr>
-            <w:tcW w:w="785" w:type="pct"/>
-          </w:tcPr>
-          <w:p>
-            <w:pPr>
-              <w:pStyle w:val="Celda"/>
-            </w:pPr>
-            <w:r>
-              <w:t>RN</w:t>
-            </w:r>
-            <w:r>
-              <w:noBreakHyphen/>
-            </w:r>
-            <w:r>
-              <w:t>806</w:t>
-            </w:r>
-          </w:p>
-        </w:tc>
-        <w:tc>
-          <w:tcPr>
-            <w:tcW w:w="3236" w:type="pct"/>
-          </w:tcPr>
-          <w:p>
-            <w:pPr>
-              <w:pStyle w:val="Celda"/>
-            </w:pPr>
-            <w:r>
-              <w:t>8 — Reputación y comunicaciones</w:t>
-            </w:r>
-          </w:p>
-        </w:tc>
-      </w:tr>
-      <w:tr>
-        <w:trPr>
-          <w:cantSplit/>
-        </w:trPr>
-        <w:tc>
-          <w:tcPr>
-            <w:tcW w:w="980" w:type="pct"/>
-          </w:tcPr>
-          <w:p>
-            <w:pPr>
-              <w:pStyle w:val="Celda"/>
-            </w:pPr>
-            <w:r>
-              <w:t>RN</w:t>
-            </w:r>
-            <w:r>
-              <w:noBreakHyphen/>
-            </w:r>
-            <w:r>
-              <w:t>802</w:t>
-            </w:r>
-          </w:p>
-        </w:tc>
-        <w:tc>
-          <w:tcPr>
-            <w:tcW w:w="785" w:type="pct"/>
-          </w:tcPr>
-          <w:p>
-            <w:pPr>
-              <w:pStyle w:val="Celda"/>
-            </w:pPr>
-            <w:r>
-              <w:t>RN</w:t>
-            </w:r>
-            <w:r>
-              <w:noBreakHyphen/>
-            </w:r>
-            <w:r>
-              <w:t>807</w:t>
-            </w:r>
-          </w:p>
-        </w:tc>
-        <w:tc>
-          <w:tcPr>
-            <w:tcW w:w="3236" w:type="pct"/>
-          </w:tcPr>
-          <w:p>
-            <w:pPr>
-              <w:pStyle w:val="Celda"/>
-            </w:pPr>
-            <w:r>
-              <w:t>8 — Reputación y comunicaciones</w:t>
-            </w:r>
-          </w:p>
-        </w:tc>
-      </w:tr>
-      <w:tr>
-        <w:trPr>
-          <w:cantSplit/>
-        </w:trPr>
-        <w:tc>
-          <w:tcPr>
-            <w:tcW w:w="980" w:type="pct"/>
-          </w:tcPr>
-          <w:p>
-            <w:pPr>
-              <w:pStyle w:val="Celda"/>
-            </w:pPr>
-            <w:r>
-              <w:t>RN</w:t>
-            </w:r>
-            <w:r>
-              <w:noBreakHyphen/>
-            </w:r>
-            <w:r>
-              <w:t>803</w:t>
-            </w:r>
-          </w:p>
-        </w:tc>
-        <w:tc>
-          <w:tcPr>
-            <w:tcW w:w="785" w:type="pct"/>
+            <w:tcW w:w="615" w:type="pct"/>
           </w:tcPr>
           <w:p>
             <w:pPr>
@@ -12605,7 +12739,7 @@
         </w:tc>
         <w:tc>
           <w:tcPr>
-            <w:tcW w:w="3236" w:type="pct"/>
+            <w:tcW w:w="3616" w:type="pct"/>
           </w:tcPr>
           <w:p>
             <w:pPr>
@@ -12753,7 +12887,7 @@
               <w:noProof/>
             </w:rPr>
             <w:drawing>
-              <wp:inline distT="0" distB="0" distL="0" distR="0" wp14:anchorId="2D1560DB" wp14:editId="2D1560DC">
+              <wp:inline distT="0" distB="0" distL="0" distR="0" wp14:anchorId="4951707E" wp14:editId="4951707F">
                 <wp:extent cx="324000" cy="324000"/>
                 <wp:effectExtent l="0" t="0" r="0" b="0"/>
                 <wp:docPr id="9001" name="Logo Zooki"/>
@@ -12847,7 +12981,7 @@
               <w:sz w:val="17"/>
               <w:szCs w:val="17"/>
             </w:rPr>
-            <w:t>Rev. 2.2</w:t>
+            <w:t>Rev. 2.3</w:t>
           </w:r>
         </w:p>
         <w:p>
@@ -12920,7 +13054,7 @@
   <w:abstractNum w:abstractNumId="0" w15:restartNumberingAfterBreak="0">
     <w:nsid w:val="0000A990"/>
     <w:multiLevelType w:val="multilevel"/>
-    <w:tmpl w:val="4F6085FE"/>
+    <w:tmpl w:val="A7A60190"/>
     <w:lvl w:ilvl="0">
       <w:numFmt w:val="bullet"/>
       <w:lvlText w:val=" "/>
@@ -12994,7 +13128,7 @@
       </w:pPr>
     </w:lvl>
   </w:abstractNum>
-  <w:num w:numId="1" w16cid:durableId="978874893">
+  <w:num w:numId="1" w16cid:durableId="384372704">
     <w:abstractNumId w:val="0"/>
   </w:num>
 </w:numbering>

--- a/public/docs/descargas/reglas.docx
+++ b/public/docs/descargas/reglas.docx
@@ -29,7 +29,7 @@
         <w:pStyle w:val="PortadaRevision"/>
       </w:pPr>
       <w:r>
-        <w:t>Revisión 2.3</w:t>
+        <w:t>Revisión 2.4</w:t>
       </w:r>
     </w:p>
     <w:p>
@@ -93,7 +93,7 @@
           <w:noProof/>
         </w:rPr>
         <w:drawing>
-          <wp:inline distT="0" distB="0" distL="0" distR="0" wp14:anchorId="49517072" wp14:editId="49517073">
+          <wp:inline distT="0" distB="0" distL="0" distR="0" wp14:anchorId="44367B60" wp14:editId="44367B61">
             <wp:extent cx="395999" cy="405503"/>
             <wp:effectExtent l="0" t="0" r="0" b="0"/>
             <wp:docPr id="10" name="Picture"/>
@@ -229,7 +229,7 @@
               <w:pStyle w:val="Celda"/>
             </w:pPr>
             <w:r>
-              <w:t>14/10/2026</w:t>
+              <w:t>16/10/2026</w:t>
             </w:r>
           </w:p>
         </w:tc>
@@ -242,7 +242,7 @@
               <w:pStyle w:val="Celda"/>
             </w:pPr>
             <w:r>
-              <w:t>2.3</w:t>
+              <w:t>2.4</w:t>
             </w:r>
           </w:p>
         </w:tc>
@@ -409,7 +409,7 @@
       <w:r>
         <w:fldChar w:fldCharType="separate"/>
       </w:r>
-      <w:hyperlink w:anchor="_Toc242830861" w:history="1">
+      <w:hyperlink w:anchor="_Toc243039607" w:history="1">
         <w:r>
           <w:rPr>
             <w:rStyle w:val="Hipervnculo"/>
@@ -436,7 +436,7 @@
             <w:noProof/>
             <w:webHidden/>
           </w:rPr>
-          <w:instrText xml:space="preserve"> PAGEREF _Toc242830861 \h </w:instrText>
+          <w:instrText xml:space="preserve"> PAGEREF _Toc243039607 \h </w:instrText>
         </w:r>
         <w:r>
           <w:rPr>
@@ -482,7 +482,7 @@
           <w14:ligatures w14:val="standardContextual"/>
         </w:rPr>
       </w:pPr>
-      <w:hyperlink w:anchor="_Toc242830862" w:history="1">
+      <w:hyperlink w:anchor="_Toc243039608" w:history="1">
         <w:r>
           <w:rPr>
             <w:rStyle w:val="Hipervnculo"/>
@@ -509,7 +509,7 @@
             <w:noProof/>
             <w:webHidden/>
           </w:rPr>
-          <w:instrText xml:space="preserve"> PAGEREF _Toc242830862 \h </w:instrText>
+          <w:instrText xml:space="preserve"> PAGEREF _Toc243039608 \h </w:instrText>
         </w:r>
         <w:r>
           <w:rPr>
@@ -555,7 +555,7 @@
           <w14:ligatures w14:val="standardContextual"/>
         </w:rPr>
       </w:pPr>
-      <w:hyperlink w:anchor="_Toc242830863" w:history="1">
+      <w:hyperlink w:anchor="_Toc243039609" w:history="1">
         <w:r>
           <w:rPr>
             <w:rStyle w:val="Hipervnculo"/>
@@ -591,7 +591,7 @@
             <w:noProof/>
             <w:webHidden/>
           </w:rPr>
-          <w:instrText xml:space="preserve"> PAGEREF _Toc242830863 \h </w:instrText>
+          <w:instrText xml:space="preserve"> PAGEREF _Toc243039609 \h </w:instrText>
         </w:r>
         <w:r>
           <w:rPr>
@@ -637,7 +637,7 @@
           <w14:ligatures w14:val="standardContextual"/>
         </w:rPr>
       </w:pPr>
-      <w:hyperlink w:anchor="_Toc242830864" w:history="1">
+      <w:hyperlink w:anchor="_Toc243039610" w:history="1">
         <w:r>
           <w:rPr>
             <w:rStyle w:val="Hipervnculo"/>
@@ -664,7 +664,7 @@
             <w:noProof/>
             <w:webHidden/>
           </w:rPr>
-          <w:instrText xml:space="preserve"> PAGEREF _Toc242830864 \h </w:instrText>
+          <w:instrText xml:space="preserve"> PAGEREF _Toc243039610 \h </w:instrText>
         </w:r>
         <w:r>
           <w:rPr>
@@ -710,7 +710,7 @@
           <w14:ligatures w14:val="standardContextual"/>
         </w:rPr>
       </w:pPr>
-      <w:hyperlink w:anchor="_Toc242830865" w:history="1">
+      <w:hyperlink w:anchor="_Toc243039611" w:history="1">
         <w:r>
           <w:rPr>
             <w:rStyle w:val="Hipervnculo"/>
@@ -737,7 +737,7 @@
             <w:noProof/>
             <w:webHidden/>
           </w:rPr>
-          <w:instrText xml:space="preserve"> PAGEREF _Toc242830865 \h </w:instrText>
+          <w:instrText xml:space="preserve"> PAGEREF _Toc243039611 \h </w:instrText>
         </w:r>
         <w:r>
           <w:rPr>
@@ -783,7 +783,7 @@
           <w14:ligatures w14:val="standardContextual"/>
         </w:rPr>
       </w:pPr>
-      <w:hyperlink w:anchor="_Toc242830866" w:history="1">
+      <w:hyperlink w:anchor="_Toc243039612" w:history="1">
         <w:r>
           <w:rPr>
             <w:rStyle w:val="Hipervnculo"/>
@@ -810,7 +810,7 @@
             <w:noProof/>
             <w:webHidden/>
           </w:rPr>
-          <w:instrText xml:space="preserve"> PAGEREF _Toc242830866 \h </w:instrText>
+          <w:instrText xml:space="preserve"> PAGEREF _Toc243039612 \h </w:instrText>
         </w:r>
         <w:r>
           <w:rPr>
@@ -856,7 +856,7 @@
           <w14:ligatures w14:val="standardContextual"/>
         </w:rPr>
       </w:pPr>
-      <w:hyperlink w:anchor="_Toc242830867" w:history="1">
+      <w:hyperlink w:anchor="_Toc243039613" w:history="1">
         <w:r>
           <w:rPr>
             <w:rStyle w:val="Hipervnculo"/>
@@ -883,7 +883,7 @@
             <w:noProof/>
             <w:webHidden/>
           </w:rPr>
-          <w:instrText xml:space="preserve"> PAGEREF _Toc242830867 \h </w:instrText>
+          <w:instrText xml:space="preserve"> PAGEREF _Toc243039613 \h </w:instrText>
         </w:r>
         <w:r>
           <w:rPr>
@@ -929,7 +929,7 @@
           <w14:ligatures w14:val="standardContextual"/>
         </w:rPr>
       </w:pPr>
-      <w:hyperlink w:anchor="_Toc242830868" w:history="1">
+      <w:hyperlink w:anchor="_Toc243039614" w:history="1">
         <w:r>
           <w:rPr>
             <w:rStyle w:val="Hipervnculo"/>
@@ -956,7 +956,7 @@
             <w:noProof/>
             <w:webHidden/>
           </w:rPr>
-          <w:instrText xml:space="preserve"> PAGEREF _Toc242830868 \h </w:instrText>
+          <w:instrText xml:space="preserve"> PAGEREF _Toc243039614 \h </w:instrText>
         </w:r>
         <w:r>
           <w:rPr>
@@ -1002,7 +1002,7 @@
           <w14:ligatures w14:val="standardContextual"/>
         </w:rPr>
       </w:pPr>
-      <w:hyperlink w:anchor="_Toc242830869" w:history="1">
+      <w:hyperlink w:anchor="_Toc243039615" w:history="1">
         <w:r>
           <w:rPr>
             <w:rStyle w:val="Hipervnculo"/>
@@ -1029,7 +1029,7 @@
             <w:noProof/>
             <w:webHidden/>
           </w:rPr>
-          <w:instrText xml:space="preserve"> PAGEREF _Toc242830869 \h </w:instrText>
+          <w:instrText xml:space="preserve"> PAGEREF _Toc243039615 \h </w:instrText>
         </w:r>
         <w:r>
           <w:rPr>
@@ -1075,7 +1075,7 @@
           <w14:ligatures w14:val="standardContextual"/>
         </w:rPr>
       </w:pPr>
-      <w:hyperlink w:anchor="_Toc242830870" w:history="1">
+      <w:hyperlink w:anchor="_Toc243039616" w:history="1">
         <w:r>
           <w:rPr>
             <w:rStyle w:val="Hipervnculo"/>
@@ -1111,7 +1111,7 @@
             <w:noProof/>
             <w:webHidden/>
           </w:rPr>
-          <w:instrText xml:space="preserve"> PAGEREF _Toc242830870 \h </w:instrText>
+          <w:instrText xml:space="preserve"> PAGEREF _Toc243039616 \h </w:instrText>
         </w:r>
         <w:r>
           <w:rPr>
@@ -1157,7 +1157,7 @@
           <w14:ligatures w14:val="standardContextual"/>
         </w:rPr>
       </w:pPr>
-      <w:hyperlink w:anchor="_Toc242830871" w:history="1">
+      <w:hyperlink w:anchor="_Toc243039617" w:history="1">
         <w:r>
           <w:rPr>
             <w:rStyle w:val="Hipervnculo"/>
@@ -1184,7 +1184,7 @@
             <w:noProof/>
             <w:webHidden/>
           </w:rPr>
-          <w:instrText xml:space="preserve"> PAGEREF _Toc242830871 \h </w:instrText>
+          <w:instrText xml:space="preserve"> PAGEREF _Toc243039617 \h </w:instrText>
         </w:r>
         <w:r>
           <w:rPr>
@@ -1230,7 +1230,7 @@
           <w14:ligatures w14:val="standardContextual"/>
         </w:rPr>
       </w:pPr>
-      <w:hyperlink w:anchor="_Toc242830872" w:history="1">
+      <w:hyperlink w:anchor="_Toc243039618" w:history="1">
         <w:r>
           <w:rPr>
             <w:rStyle w:val="Hipervnculo"/>
@@ -1257,7 +1257,7 @@
             <w:noProof/>
             <w:webHidden/>
           </w:rPr>
-          <w:instrText xml:space="preserve"> PAGEREF _Toc242830872 \h </w:instrText>
+          <w:instrText xml:space="preserve"> PAGEREF _Toc243039618 \h </w:instrText>
         </w:r>
         <w:r>
           <w:rPr>
@@ -1387,7 +1387,7 @@
         <w:pStyle w:val="Ttulo1"/>
       </w:pPr>
       <w:bookmarkStart w:id="0" w:name="_convenciones"/>
-      <w:bookmarkStart w:id="1" w:name="_Toc242830861"/>
+      <w:bookmarkStart w:id="1" w:name="_Toc243039607"/>
       <w:r>
         <w:lastRenderedPageBreak/>
         <w:t>Convenciones</w:t>
@@ -1466,7 +1466,7 @@
         <w:t>Aplicada</w:t>
       </w:r>
       <w:r>
-        <w:t xml:space="preserve"> (se cumple en la versión actual v1.11.0), </w:t>
+        <w:t xml:space="preserve"> (se cumple en la versión indicada; actual preparada: 2.0.0-alpha.4), </w:t>
       </w:r>
       <w:r>
         <w:rPr>
@@ -1596,6 +1596,41 @@
           <w:i/>
           <w:iCs/>
         </w:rPr>
+        <w:t xml:space="preserve">La </w:t>
+      </w:r>
+      <w:r>
+        <w:rPr>
+          <w:b/>
+          <w:bCs/>
+          <w:i/>
+          <w:iCs/>
+        </w:rPr>
+        <w:t>Revisión 2.4</w:t>
+      </w:r>
+      <w:r>
+        <w:rPr>
+          <w:i/>
+          <w:iCs/>
+        </w:rPr>
+        <w:t xml:space="preserve"> </w:t>
+      </w:r>
+      <w:r>
+        <w:rPr>
+          <w:i/>
+          <w:iCs/>
+        </w:rPr>
+        <w:t>(16 de octubre de 2026), con 2.0.0-alpha.4, completa las alergias y alertas de RN-113 y agrega la alerta médica en RN-112; refleja el apoyo diagnóstico, prescripción y conocimiento global de RN-209–212. RN-416–418 y RN-424 se aplican al cálculo; agenda, ajuste y aviso operativo de contagio conservan su alcance pendiente de M4. No se presume validación clínica del conocimiento.</w:t>
+      </w:r>
+    </w:p>
+    <w:p>
+      <w:pPr>
+        <w:pStyle w:val="Textodebloque"/>
+      </w:pPr>
+      <w:r>
+        <w:rPr>
+          <w:i/>
+          <w:iCs/>
+        </w:rPr>
         <w:t>Los módulos siguen la misma numeración en todos los documentos (Historias de Usuario, Requisitos Específicos, ERS y Modelos). El Módulo 6 (Dashboard y reportes) y el Módulo 9 (Público e institucional) no tienen reglas propias: se rigen por las transversales (p. ej. RN-G07). Desde la Revisión 2.0, el número de cada regla indica su módulo; la equivalencia con los identificadores anteriores está al final del documento.</w:t>
       </w:r>
     </w:p>
@@ -1604,7 +1639,7 @@
         <w:pStyle w:val="Ttulo1"/>
       </w:pPr>
       <w:bookmarkStart w:id="2" w:name="_2efc5ae0568e3ce1fea6c6a17d99178de5f7fb1"/>
-      <w:bookmarkStart w:id="3" w:name="_Toc242830862"/>
+      <w:bookmarkStart w:id="3" w:name="_Toc243039608"/>
       <w:bookmarkEnd w:id="0"/>
       <w:r>
         <w:lastRenderedPageBreak/>
@@ -3329,7 +3364,7 @@
         <w:pStyle w:val="Ttulo1"/>
       </w:pPr>
       <w:bookmarkStart w:id="4" w:name="_1aeaf76b305171b42ee23dc2df8c4c69f1ea3df"/>
-      <w:bookmarkStart w:id="5" w:name="_Toc242830863"/>
+      <w:bookmarkStart w:id="5" w:name="_Toc243039609"/>
       <w:bookmarkEnd w:id="2"/>
       <w:r>
         <w:lastRenderedPageBreak/>
@@ -4347,7 +4382,7 @@
         <w:pStyle w:val="Ttulo1"/>
       </w:pPr>
       <w:bookmarkStart w:id="6" w:name="_45e5cddb15e6e85961c4bdd9f114a9e4301e667"/>
-      <w:bookmarkStart w:id="7" w:name="_Toc242830864"/>
+      <w:bookmarkStart w:id="7" w:name="_Toc243039610"/>
       <w:bookmarkEnd w:id="4"/>
       <w:r>
         <w:lastRenderedPageBreak/>
@@ -5231,7 +5266,7 @@
               <w:keepNext/>
             </w:pPr>
             <w:r>
-              <w:t>Cada registro clínico (consulta, vacuna, desparasitación, tratamiento y archivo) conserva la clínica y el veterinario que lo realizó, y solo esa clínica puede modificarlo.</w:t>
+              <w:t>Cada registro clínico (consulta, vacuna, desparasitación, tratamiento, archivo y alerta médica) conserva la clínica y el veterinario que lo realizó, y solo esa clínica puede modificarlo.</w:t>
             </w:r>
           </w:p>
         </w:tc>
@@ -5259,7 +5294,7 @@
               <w:keepNext/>
             </w:pPr>
             <w:r>
-              <w:t>Aplicada (2.0.0-alpha.3)</w:t>
+              <w:t>Aplicada (2.0.0-alpha.4)</w:t>
             </w:r>
           </w:p>
         </w:tc>
@@ -5299,14 +5334,7 @@
               <w:keepNext/>
             </w:pPr>
             <w:r>
-              <w:t xml:space="preserve">Toda clínica vinculada ve siempre los datos básicos de la mascota, sus alergias y alertas médicas, y las vacunas y desparasitaciones de todas las clínicas, indicando cuál las aplicó. Las consultas, tratamientos y archivos de otra clínica solo los ve si el propietario la autorizó; la autorización es por clínica y el propietario puede revocarla. </w:t>
-            </w:r>
-            <w:r>
-              <w:rPr>
-                <w:i/>
-                <w:iCs/>
-              </w:rPr>
-              <w:t>(2.0.0-alpha.3: se cumple salvo las alergias y alertas, que llegan con el módulo 2 junto con su registro.)</w:t>
+              <w:t>Toda clínica vinculada ve siempre los datos básicos de la mascota, sus alergias y alertas médicas, y las vacunas y desparasitaciones de todas las clínicas, indicando cuál las aplicó. Las consultas, tratamientos y archivos de otra clínica solo los ve si el propietario la autorizó; la autorización es por clínica y el propietario puede revocarla.</w:t>
             </w:r>
           </w:p>
         </w:tc>
@@ -5334,7 +5362,7 @@
               <w:keepNext/>
             </w:pPr>
             <w:r>
-              <w:t>Parcial</w:t>
+              <w:t>Aplicada (2.0.0-alpha.4)</w:t>
             </w:r>
           </w:p>
         </w:tc>
@@ -5559,7 +5587,7 @@
         <w:pStyle w:val="Ttulo1"/>
       </w:pPr>
       <w:bookmarkStart w:id="8" w:name="_8ada1076fc69f75adb455b52b48149b634e12c1"/>
-      <w:bookmarkStart w:id="9" w:name="_Toc242830865"/>
+      <w:bookmarkStart w:id="9" w:name="_Toc243039611"/>
       <w:bookmarkEnd w:id="6"/>
       <w:r>
         <w:lastRenderedPageBreak/>
@@ -5591,9 +5619,9 @@
       </w:tblPr>
       <w:tblGrid>
         <w:gridCol w:w="892"/>
-        <w:gridCol w:w="3635"/>
+        <w:gridCol w:w="3612"/>
         <w:gridCol w:w="1444"/>
-        <w:gridCol w:w="3589"/>
+        <w:gridCol w:w="3612"/>
       </w:tblGrid>
       <w:tr>
         <w:trPr>
@@ -5617,7 +5645,7 @@
         </w:tc>
         <w:tc>
           <w:tcPr>
-            <w:tcW w:w="1901" w:type="pct"/>
+            <w:tcW w:w="1889" w:type="pct"/>
           </w:tcPr>
           <w:p>
             <w:pPr>
@@ -5645,7 +5673,7 @@
         </w:tc>
         <w:tc>
           <w:tcPr>
-            <w:tcW w:w="1878" w:type="pct"/>
+            <w:tcW w:w="1889" w:type="pct"/>
           </w:tcPr>
           <w:p>
             <w:pPr>
@@ -5684,7 +5712,7 @@
         </w:tc>
         <w:tc>
           <w:tcPr>
-            <w:tcW w:w="1901" w:type="pct"/>
+            <w:tcW w:w="1889" w:type="pct"/>
           </w:tcPr>
           <w:p>
             <w:pPr>
@@ -5712,7 +5740,7 @@
         </w:tc>
         <w:tc>
           <w:tcPr>
-            <w:tcW w:w="1878" w:type="pct"/>
+            <w:tcW w:w="1889" w:type="pct"/>
           </w:tcPr>
           <w:p>
             <w:pPr>
@@ -5751,7 +5779,7 @@
         </w:tc>
         <w:tc>
           <w:tcPr>
-            <w:tcW w:w="1901" w:type="pct"/>
+            <w:tcW w:w="1889" w:type="pct"/>
           </w:tcPr>
           <w:p>
             <w:pPr>
@@ -5779,7 +5807,7 @@
         </w:tc>
         <w:tc>
           <w:tcPr>
-            <w:tcW w:w="1878" w:type="pct"/>
+            <w:tcW w:w="1889" w:type="pct"/>
           </w:tcPr>
           <w:p>
             <w:pPr>
@@ -5818,7 +5846,7 @@
         </w:tc>
         <w:tc>
           <w:tcPr>
-            <w:tcW w:w="1901" w:type="pct"/>
+            <w:tcW w:w="1889" w:type="pct"/>
           </w:tcPr>
           <w:p>
             <w:pPr>
@@ -5846,7 +5874,7 @@
         </w:tc>
         <w:tc>
           <w:tcPr>
-            <w:tcW w:w="1878" w:type="pct"/>
+            <w:tcW w:w="1889" w:type="pct"/>
           </w:tcPr>
           <w:p>
             <w:pPr>
@@ -5885,7 +5913,7 @@
         </w:tc>
         <w:tc>
           <w:tcPr>
-            <w:tcW w:w="1901" w:type="pct"/>
+            <w:tcW w:w="1889" w:type="pct"/>
           </w:tcPr>
           <w:p>
             <w:pPr>
@@ -5913,7 +5941,7 @@
         </w:tc>
         <w:tc>
           <w:tcPr>
-            <w:tcW w:w="1878" w:type="pct"/>
+            <w:tcW w:w="1889" w:type="pct"/>
           </w:tcPr>
           <w:p>
             <w:pPr>
@@ -5952,7 +5980,7 @@
         </w:tc>
         <w:tc>
           <w:tcPr>
-            <w:tcW w:w="1901" w:type="pct"/>
+            <w:tcW w:w="1889" w:type="pct"/>
           </w:tcPr>
           <w:p>
             <w:pPr>
@@ -5980,7 +6008,7 @@
         </w:tc>
         <w:tc>
           <w:tcPr>
-            <w:tcW w:w="1878" w:type="pct"/>
+            <w:tcW w:w="1889" w:type="pct"/>
           </w:tcPr>
           <w:p>
             <w:pPr>
@@ -6019,7 +6047,7 @@
         </w:tc>
         <w:tc>
           <w:tcPr>
-            <w:tcW w:w="1901" w:type="pct"/>
+            <w:tcW w:w="1889" w:type="pct"/>
           </w:tcPr>
           <w:p>
             <w:pPr>
@@ -6047,7 +6075,7 @@
         </w:tc>
         <w:tc>
           <w:tcPr>
-            <w:tcW w:w="1878" w:type="pct"/>
+            <w:tcW w:w="1889" w:type="pct"/>
           </w:tcPr>
           <w:p>
             <w:pPr>
@@ -6086,7 +6114,7 @@
         </w:tc>
         <w:tc>
           <w:tcPr>
-            <w:tcW w:w="1901" w:type="pct"/>
+            <w:tcW w:w="1889" w:type="pct"/>
           </w:tcPr>
           <w:p>
             <w:pPr>
@@ -6114,7 +6142,7 @@
         </w:tc>
         <w:tc>
           <w:tcPr>
-            <w:tcW w:w="1878" w:type="pct"/>
+            <w:tcW w:w="1889" w:type="pct"/>
           </w:tcPr>
           <w:p>
             <w:pPr>
@@ -6153,7 +6181,7 @@
         </w:tc>
         <w:tc>
           <w:tcPr>
-            <w:tcW w:w="1901" w:type="pct"/>
+            <w:tcW w:w="1889" w:type="pct"/>
           </w:tcPr>
           <w:p>
             <w:pPr>
@@ -6193,7 +6221,7 @@
         </w:tc>
         <w:tc>
           <w:tcPr>
-            <w:tcW w:w="1878" w:type="pct"/>
+            <w:tcW w:w="1889" w:type="pct"/>
           </w:tcPr>
           <w:p>
             <w:pPr>
@@ -6241,7 +6269,7 @@
         </w:tc>
         <w:tc>
           <w:tcPr>
-            <w:tcW w:w="1901" w:type="pct"/>
+            <w:tcW w:w="1889" w:type="pct"/>
           </w:tcPr>
           <w:p>
             <w:pPr>
@@ -6269,15 +6297,15 @@
         </w:tc>
         <w:tc>
           <w:tcPr>
-            <w:tcW w:w="1878" w:type="pct"/>
-          </w:tcPr>
-          <w:p>
-            <w:pPr>
-              <w:pStyle w:val="Celda"/>
-              <w:keepNext/>
-            </w:pPr>
-            <w:r>
-              <w:t>Planificada (v2)</w:t>
+            <w:tcW w:w="1889" w:type="pct"/>
+          </w:tcPr>
+          <w:p>
+            <w:pPr>
+              <w:pStyle w:val="Celda"/>
+              <w:keepNext/>
+            </w:pPr>
+            <w:r>
+              <w:t>Aplicada (2.0.0-alpha.4); apoyo, con validación veterinaria pendiente</w:t>
             </w:r>
           </w:p>
         </w:tc>
@@ -6296,6 +6324,7 @@
               <w:keepNext/>
             </w:pPr>
             <w:r>
+              <w:lastRenderedPageBreak/>
               <w:t>RN</w:t>
             </w:r>
             <w:r>
@@ -6308,7 +6337,7 @@
         </w:tc>
         <w:tc>
           <w:tcPr>
-            <w:tcW w:w="1901" w:type="pct"/>
+            <w:tcW w:w="1889" w:type="pct"/>
           </w:tcPr>
           <w:p>
             <w:pPr>
@@ -6336,15 +6365,15 @@
         </w:tc>
         <w:tc>
           <w:tcPr>
-            <w:tcW w:w="1878" w:type="pct"/>
-          </w:tcPr>
-          <w:p>
-            <w:pPr>
-              <w:pStyle w:val="Celda"/>
-              <w:keepNext/>
-            </w:pPr>
-            <w:r>
-              <w:t>Planificada (v2)</w:t>
+            <w:tcW w:w="1889" w:type="pct"/>
+          </w:tcPr>
+          <w:p>
+            <w:pPr>
+              <w:pStyle w:val="Celda"/>
+              <w:keepNext/>
+            </w:pPr>
+            <w:r>
+              <w:t>Aplicada (2.0.0-alpha.4)</w:t>
             </w:r>
           </w:p>
         </w:tc>
@@ -6363,7 +6392,6 @@
               <w:keepNext/>
             </w:pPr>
             <w:r>
-              <w:lastRenderedPageBreak/>
               <w:t>RN</w:t>
             </w:r>
             <w:r>
@@ -6376,7 +6404,7 @@
         </w:tc>
         <w:tc>
           <w:tcPr>
-            <w:tcW w:w="1901" w:type="pct"/>
+            <w:tcW w:w="1889" w:type="pct"/>
           </w:tcPr>
           <w:p>
             <w:pPr>
@@ -6407,15 +6435,15 @@
         </w:tc>
         <w:tc>
           <w:tcPr>
-            <w:tcW w:w="1878" w:type="pct"/>
-          </w:tcPr>
-          <w:p>
-            <w:pPr>
-              <w:pStyle w:val="Celda"/>
-              <w:keepNext/>
-            </w:pPr>
-            <w:r>
-              <w:t>Planificada (v2)</w:t>
+            <w:tcW w:w="1889" w:type="pct"/>
+          </w:tcPr>
+          <w:p>
+            <w:pPr>
+              <w:pStyle w:val="Celda"/>
+              <w:keepNext/>
+            </w:pPr>
+            <w:r>
+              <w:t>Aplicada (2.0.0-alpha.4)</w:t>
             </w:r>
           </w:p>
         </w:tc>
@@ -6445,7 +6473,7 @@
         </w:tc>
         <w:tc>
           <w:tcPr>
-            <w:tcW w:w="1901" w:type="pct"/>
+            <w:tcW w:w="1889" w:type="pct"/>
           </w:tcPr>
           <w:p>
             <w:pPr>
@@ -6471,14 +6499,14 @@
         </w:tc>
         <w:tc>
           <w:tcPr>
-            <w:tcW w:w="1878" w:type="pct"/>
-          </w:tcPr>
-          <w:p>
-            <w:pPr>
-              <w:pStyle w:val="Celda"/>
-            </w:pPr>
-            <w:r>
-              <w:t>Planificada (v2)</w:t>
+            <w:tcW w:w="1889" w:type="pct"/>
+          </w:tcPr>
+          <w:p>
+            <w:pPr>
+              <w:pStyle w:val="Celda"/>
+            </w:pPr>
+            <w:r>
+              <w:t>Aplicada (2.0.0-alpha.4)</w:t>
             </w:r>
           </w:p>
         </w:tc>
@@ -6489,7 +6517,7 @@
         <w:pStyle w:val="Ttulo1"/>
       </w:pPr>
       <w:bookmarkStart w:id="10" w:name="_d55aebc9deeb1682a62a02ae225cde94fe0baf3"/>
-      <w:bookmarkStart w:id="11" w:name="_Toc242830866"/>
+      <w:bookmarkStart w:id="11" w:name="_Toc243039612"/>
       <w:bookmarkEnd w:id="8"/>
       <w:r>
         <w:lastRenderedPageBreak/>
@@ -7059,7 +7087,7 @@
         <w:pStyle w:val="Ttulo1"/>
       </w:pPr>
       <w:bookmarkStart w:id="12" w:name="_0bc479c0be240e26431ebdd296a7a53444b2628"/>
-      <w:bookmarkStart w:id="13" w:name="_Toc242830867"/>
+      <w:bookmarkStart w:id="13" w:name="_Toc243039613"/>
       <w:bookmarkEnd w:id="10"/>
       <w:r>
         <w:lastRenderedPageBreak/>
@@ -8278,7 +8306,7 @@
               <w:pStyle w:val="Celda"/>
             </w:pPr>
             <w:r>
-              <w:t>Planificada (v2)</w:t>
+              <w:t>Aplicada al cálculo (2.0.0-alpha.4); integración con agenda en M4</w:t>
             </w:r>
           </w:p>
         </w:tc>
@@ -8322,13 +8350,22 @@
               <w:t>Señales de alarma universales.</w:t>
             </w:r>
             <w:r>
-              <w:t xml:space="preserve"> En cualquier especie, aunque no tenga cobertura en el grafo, son nivel </w:t>
+              <w:t xml:space="preserve"> </w:t>
+            </w:r>
+            <w:r>
+              <w:t xml:space="preserve">En cualquier especie, aunque no tenga cobertura en el grafo, son nivel </w:t>
             </w:r>
             <w:r>
               <w:t>🔴</w:t>
             </w:r>
             <w:r>
-              <w:t>: dificultad respiratoria, encías pálidas o azuladas, convulsión en curso, colapso o inconsciencia, hemorragia que no se detiene, no poder orinar, golpe de calor y parto con esfuerzo sin cría por más de 30 minutos.</w:t>
+              <w:t xml:space="preserve">: dificultad respiratoria, encías pálidas o azuladas, convulsión en curso, colapso o inconsciencia, hemorragia que no se detiene, no poder orinar, golpe de calor y parto con esfuerzo sin cría por más de 30 minutos o tiempo desconocido. La marca de parto con esfuerzo sin cría de menos de 30 minutos es </w:t>
+            </w:r>
+            <w:r>
+              <w:t>🟠</w:t>
+            </w:r>
+            <w:r>
+              <w:t xml:space="preserve"> con revisión del personal (decisión del usuario, 2026-10-14).</w:t>
             </w:r>
           </w:p>
         </w:tc>
@@ -8354,6 +8391,289 @@
               <w:pStyle w:val="Celda"/>
             </w:pPr>
             <w:r>
+              <w:t>Aplicada al cálculo (2.0.0-alpha.4); derivación operativa en M4</w:t>
+            </w:r>
+          </w:p>
+        </w:tc>
+      </w:tr>
+      <w:tr>
+        <w:trPr>
+          <w:cantSplit/>
+        </w:trPr>
+        <w:tc>
+          <w:tcPr>
+            <w:tcW w:w="467" w:type="pct"/>
+          </w:tcPr>
+          <w:p>
+            <w:pPr>
+              <w:pStyle w:val="Celda"/>
+            </w:pPr>
+            <w:r>
+              <w:t>RN</w:t>
+            </w:r>
+            <w:r>
+              <w:noBreakHyphen/>
+            </w:r>
+            <w:r>
+              <w:t>418</w:t>
+            </w:r>
+          </w:p>
+        </w:tc>
+        <w:tc>
+          <w:tcPr>
+            <w:tcW w:w="1889" w:type="pct"/>
+          </w:tcPr>
+          <w:p>
+            <w:pPr>
+              <w:pStyle w:val="Celda"/>
+            </w:pPr>
+            <w:r>
+              <w:t xml:space="preserve">Sin cobertura específica, con «Otro / no sé» o sin regla aplicable a las marcas, el caso queda en </w:t>
+            </w:r>
+            <w:r>
+              <w:t>🟡</w:t>
+            </w:r>
+            <w:r>
+              <w:t xml:space="preserve"> con revisión del personal, nunca </w:t>
+            </w:r>
+            <w:r>
+              <w:t>🟢</w:t>
+            </w:r>
+            <w:r>
+              <w:t xml:space="preserve"> por defecto. La nota libre no se interpreta para calcular. Las alarmas universales siguen produciendo </w:t>
+            </w:r>
+            <w:r>
+              <w:t>🔴</w:t>
+            </w:r>
+            <w:r>
+              <w:t xml:space="preserve"> (RN-417). T-20 requiere revisión inmediata antes de ofrecer horario; T-16 conserva amarillo provisional con revisión por tipo/cantidad desconocidos, sin convertir 48 horas en regla de seguridad.</w:t>
+            </w:r>
+          </w:p>
+        </w:tc>
+        <w:tc>
+          <w:tcPr>
+            <w:tcW w:w="755" w:type="pct"/>
+          </w:tcPr>
+          <w:p>
+            <w:pPr>
+              <w:pStyle w:val="Celda"/>
+            </w:pPr>
+            <w:r>
+              <w:t>Restricción</w:t>
+            </w:r>
+          </w:p>
+        </w:tc>
+        <w:tc>
+          <w:tcPr>
+            <w:tcW w:w="1889" w:type="pct"/>
+          </w:tcPr>
+          <w:p>
+            <w:pPr>
+              <w:pStyle w:val="Celda"/>
+            </w:pPr>
+            <w:r>
+              <w:t>Aplicada al cálculo (2.0.0-alpha.4); revisión previa a asignar horario en M4</w:t>
+            </w:r>
+          </w:p>
+        </w:tc>
+      </w:tr>
+      <w:tr>
+        <w:trPr>
+          <w:cantSplit/>
+        </w:trPr>
+        <w:tc>
+          <w:tcPr>
+            <w:tcW w:w="467" w:type="pct"/>
+          </w:tcPr>
+          <w:p>
+            <w:pPr>
+              <w:pStyle w:val="Celda"/>
+            </w:pPr>
+            <w:r>
+              <w:t>RN</w:t>
+            </w:r>
+            <w:r>
+              <w:noBreakHyphen/>
+            </w:r>
+            <w:r>
+              <w:t>419</w:t>
+            </w:r>
+          </w:p>
+        </w:tc>
+        <w:tc>
+          <w:tcPr>
+            <w:tcW w:w="1889" w:type="pct"/>
+          </w:tcPr>
+          <w:p>
+            <w:pPr>
+              <w:pStyle w:val="Celda"/>
+            </w:pPr>
+            <w:r>
+              <w:t>El veterinario puede ajustar el nivel de triage, con motivo obligatorio y registro en auditoría; también lo reclasifica al recibir al paciente. La diferencia entre el nivel calculado y el ajustado se guarda para mejorar el grafo, y las reclasificaciones quedan visibles en el historial del propietario.</w:t>
+            </w:r>
+          </w:p>
+        </w:tc>
+        <w:tc>
+          <w:tcPr>
+            <w:tcW w:w="755" w:type="pct"/>
+          </w:tcPr>
+          <w:p>
+            <w:pPr>
+              <w:pStyle w:val="Celda"/>
+            </w:pPr>
+            <w:r>
+              <w:t>Proceso</w:t>
+            </w:r>
+          </w:p>
+        </w:tc>
+        <w:tc>
+          <w:tcPr>
+            <w:tcW w:w="1889" w:type="pct"/>
+          </w:tcPr>
+          <w:p>
+            <w:pPr>
+              <w:pStyle w:val="Celda"/>
+            </w:pPr>
+            <w:r>
+              <w:t>Planificada (v2, M4): ajuste y auditoría en la agenda</w:t>
+            </w:r>
+          </w:p>
+        </w:tc>
+      </w:tr>
+      <w:tr>
+        <w:trPr>
+          <w:cantSplit/>
+        </w:trPr>
+        <w:tc>
+          <w:tcPr>
+            <w:tcW w:w="467" w:type="pct"/>
+          </w:tcPr>
+          <w:p>
+            <w:pPr>
+              <w:pStyle w:val="Celda"/>
+            </w:pPr>
+            <w:r>
+              <w:t>RN</w:t>
+            </w:r>
+            <w:r>
+              <w:noBreakHyphen/>
+            </w:r>
+            <w:r>
+              <w:t>420</w:t>
+            </w:r>
+          </w:p>
+        </w:tc>
+        <w:tc>
+          <w:tcPr>
+            <w:tcW w:w="1889" w:type="pct"/>
+          </w:tcPr>
+          <w:p>
+            <w:pPr>
+              <w:pStyle w:val="Celda"/>
+            </w:pPr>
+            <w:r>
+              <w:t xml:space="preserve">Una urgencia </w:t>
+            </w:r>
+            <w:r>
+              <w:t>🔴</w:t>
+            </w:r>
+            <w:r>
+              <w:t xml:space="preserve"> nunca se bloquea por el límite del plan ni por una suscripción en mora: se atiende y se registra.</w:t>
+            </w:r>
+          </w:p>
+        </w:tc>
+        <w:tc>
+          <w:tcPr>
+            <w:tcW w:w="755" w:type="pct"/>
+          </w:tcPr>
+          <w:p>
+            <w:pPr>
+              <w:pStyle w:val="Celda"/>
+            </w:pPr>
+            <w:r>
+              <w:t>Restricción</w:t>
+            </w:r>
+          </w:p>
+        </w:tc>
+        <w:tc>
+          <w:tcPr>
+            <w:tcW w:w="1889" w:type="pct"/>
+          </w:tcPr>
+          <w:p>
+            <w:pPr>
+              <w:pStyle w:val="Celda"/>
+            </w:pPr>
+            <w:r>
+              <w:t>Parcial (2.0.0-alpha.4): M0 exceptúa una urgencia roja evaluada y M2 la calcula sin cuotas; derivación y aplicación en agenda/urgencias pendientes de M4</w:t>
+            </w:r>
+          </w:p>
+        </w:tc>
+      </w:tr>
+      <w:tr>
+        <w:trPr>
+          <w:cantSplit/>
+        </w:trPr>
+        <w:tc>
+          <w:tcPr>
+            <w:tcW w:w="467" w:type="pct"/>
+          </w:tcPr>
+          <w:p>
+            <w:pPr>
+              <w:pStyle w:val="Celda"/>
+            </w:pPr>
+            <w:r>
+              <w:lastRenderedPageBreak/>
+              <w:t>RN</w:t>
+            </w:r>
+            <w:r>
+              <w:noBreakHyphen/>
+            </w:r>
+            <w:r>
+              <w:t>421</w:t>
+            </w:r>
+          </w:p>
+        </w:tc>
+        <w:tc>
+          <w:tcPr>
+            <w:tcW w:w="1889" w:type="pct"/>
+          </w:tcPr>
+          <w:p>
+            <w:pPr>
+              <w:pStyle w:val="Celda"/>
+            </w:pPr>
+            <w:r>
+              <w:t xml:space="preserve">Si un caso </w:t>
+            </w:r>
+            <w:r>
+              <w:t>🔴</w:t>
+            </w:r>
+            <w:r>
+              <w:t xml:space="preserve"> llega cuando la clínica está fuera de su horario de atención, el sistema no promete atención: informa que la clínica está cerrada, muestra el teléfono de urgencias que la clínica haya configurado y recomienda acudir a un servicio de urgencias 24 horas.</w:t>
+            </w:r>
+          </w:p>
+        </w:tc>
+        <w:tc>
+          <w:tcPr>
+            <w:tcW w:w="755" w:type="pct"/>
+          </w:tcPr>
+          <w:p>
+            <w:pPr>
+              <w:pStyle w:val="Celda"/>
+            </w:pPr>
+            <w:r>
+              <w:t>Restricción</w:t>
+            </w:r>
+          </w:p>
+        </w:tc>
+        <w:tc>
+          <w:tcPr>
+            <w:tcW w:w="1889" w:type="pct"/>
+          </w:tcPr>
+          <w:p>
+            <w:pPr>
+              <w:pStyle w:val="Celda"/>
+            </w:pPr>
+            <w:r>
               <w:t>Planificada (v2)</w:t>
             </w:r>
           </w:p>
@@ -8372,289 +8692,6 @@
               <w:pStyle w:val="Celda"/>
             </w:pPr>
             <w:r>
-              <w:t>RN</w:t>
-            </w:r>
-            <w:r>
-              <w:noBreakHyphen/>
-            </w:r>
-            <w:r>
-              <w:t>418</w:t>
-            </w:r>
-          </w:p>
-        </w:tc>
-        <w:tc>
-          <w:tcPr>
-            <w:tcW w:w="1889" w:type="pct"/>
-          </w:tcPr>
-          <w:p>
-            <w:pPr>
-              <w:pStyle w:val="Celda"/>
-            </w:pPr>
-            <w:r>
-              <w:t xml:space="preserve">Si la especie no tiene cobertura en el grafo o no se reconoce ningún síntoma, el caso nunca queda en </w:t>
-            </w:r>
-            <w:r>
-              <w:t>🟢</w:t>
-            </w:r>
-            <w:r>
-              <w:t xml:space="preserve">: queda en </w:t>
-            </w:r>
-            <w:r>
-              <w:t>🟡</w:t>
-            </w:r>
-            <w:r>
-              <w:t xml:space="preserve"> con la marca «revisión del personal», sin perjuicio de las alarmas universales (RN-417).</w:t>
-            </w:r>
-          </w:p>
-        </w:tc>
-        <w:tc>
-          <w:tcPr>
-            <w:tcW w:w="755" w:type="pct"/>
-          </w:tcPr>
-          <w:p>
-            <w:pPr>
-              <w:pStyle w:val="Celda"/>
-            </w:pPr>
-            <w:r>
-              <w:t>Restricción</w:t>
-            </w:r>
-          </w:p>
-        </w:tc>
-        <w:tc>
-          <w:tcPr>
-            <w:tcW w:w="1889" w:type="pct"/>
-          </w:tcPr>
-          <w:p>
-            <w:pPr>
-              <w:pStyle w:val="Celda"/>
-            </w:pPr>
-            <w:r>
-              <w:t>Planificada (v2)</w:t>
-            </w:r>
-          </w:p>
-        </w:tc>
-      </w:tr>
-      <w:tr>
-        <w:trPr>
-          <w:cantSplit/>
-        </w:trPr>
-        <w:tc>
-          <w:tcPr>
-            <w:tcW w:w="467" w:type="pct"/>
-          </w:tcPr>
-          <w:p>
-            <w:pPr>
-              <w:pStyle w:val="Celda"/>
-            </w:pPr>
-            <w:r>
-              <w:t>RN</w:t>
-            </w:r>
-            <w:r>
-              <w:noBreakHyphen/>
-            </w:r>
-            <w:r>
-              <w:t>419</w:t>
-            </w:r>
-          </w:p>
-        </w:tc>
-        <w:tc>
-          <w:tcPr>
-            <w:tcW w:w="1889" w:type="pct"/>
-          </w:tcPr>
-          <w:p>
-            <w:pPr>
-              <w:pStyle w:val="Celda"/>
-            </w:pPr>
-            <w:r>
-              <w:t>El veterinario puede ajustar el nivel de triage, con motivo obligatorio y registro en auditoría; también lo reclasifica al recibir al paciente. La diferencia entre el nivel calculado y el ajustado se guarda para mejorar el grafo, y las reclasificaciones quedan visibles en el historial del propietario.</w:t>
-            </w:r>
-          </w:p>
-        </w:tc>
-        <w:tc>
-          <w:tcPr>
-            <w:tcW w:w="755" w:type="pct"/>
-          </w:tcPr>
-          <w:p>
-            <w:pPr>
-              <w:pStyle w:val="Celda"/>
-            </w:pPr>
-            <w:r>
-              <w:t>Proceso</w:t>
-            </w:r>
-          </w:p>
-        </w:tc>
-        <w:tc>
-          <w:tcPr>
-            <w:tcW w:w="1889" w:type="pct"/>
-          </w:tcPr>
-          <w:p>
-            <w:pPr>
-              <w:pStyle w:val="Celda"/>
-            </w:pPr>
-            <w:r>
-              <w:t>Planificada (v2)</w:t>
-            </w:r>
-          </w:p>
-        </w:tc>
-      </w:tr>
-      <w:tr>
-        <w:trPr>
-          <w:cantSplit/>
-        </w:trPr>
-        <w:tc>
-          <w:tcPr>
-            <w:tcW w:w="467" w:type="pct"/>
-          </w:tcPr>
-          <w:p>
-            <w:pPr>
-              <w:pStyle w:val="Celda"/>
-            </w:pPr>
-            <w:r>
-              <w:t>RN</w:t>
-            </w:r>
-            <w:r>
-              <w:noBreakHyphen/>
-            </w:r>
-            <w:r>
-              <w:t>420</w:t>
-            </w:r>
-          </w:p>
-        </w:tc>
-        <w:tc>
-          <w:tcPr>
-            <w:tcW w:w="1889" w:type="pct"/>
-          </w:tcPr>
-          <w:p>
-            <w:pPr>
-              <w:pStyle w:val="Celda"/>
-            </w:pPr>
-            <w:r>
-              <w:t xml:space="preserve">Una urgencia </w:t>
-            </w:r>
-            <w:r>
-              <w:t>🔴</w:t>
-            </w:r>
-            <w:r>
-              <w:t xml:space="preserve"> nunca se bloquea por el límite del plan ni por una suscripción en mora: se atiende y se registra.</w:t>
-            </w:r>
-          </w:p>
-        </w:tc>
-        <w:tc>
-          <w:tcPr>
-            <w:tcW w:w="755" w:type="pct"/>
-          </w:tcPr>
-          <w:p>
-            <w:pPr>
-              <w:pStyle w:val="Celda"/>
-            </w:pPr>
-            <w:r>
-              <w:t>Restricción</w:t>
-            </w:r>
-          </w:p>
-        </w:tc>
-        <w:tc>
-          <w:tcPr>
-            <w:tcW w:w="1889" w:type="pct"/>
-          </w:tcPr>
-          <w:p>
-            <w:pPr>
-              <w:pStyle w:val="Celda"/>
-            </w:pPr>
-            <w:r>
-              <w:t xml:space="preserve">Parcial (2.0.0-alpha.1): el límite ya deja pasar una urgencia </w:t>
-            </w:r>
-            <w:r>
-              <w:t>🔴</w:t>
-            </w:r>
-            <w:r>
-              <w:t xml:space="preserve"> evaluada; el triage que la clasifica llega con los módulos 2 y 4</w:t>
-            </w:r>
-          </w:p>
-        </w:tc>
-      </w:tr>
-      <w:tr>
-        <w:trPr>
-          <w:cantSplit/>
-        </w:trPr>
-        <w:tc>
-          <w:tcPr>
-            <w:tcW w:w="467" w:type="pct"/>
-          </w:tcPr>
-          <w:p>
-            <w:pPr>
-              <w:pStyle w:val="Celda"/>
-            </w:pPr>
-            <w:r>
-              <w:t>RN</w:t>
-            </w:r>
-            <w:r>
-              <w:noBreakHyphen/>
-            </w:r>
-            <w:r>
-              <w:t>421</w:t>
-            </w:r>
-          </w:p>
-        </w:tc>
-        <w:tc>
-          <w:tcPr>
-            <w:tcW w:w="1889" w:type="pct"/>
-          </w:tcPr>
-          <w:p>
-            <w:pPr>
-              <w:pStyle w:val="Celda"/>
-            </w:pPr>
-            <w:r>
-              <w:t xml:space="preserve">Si un caso </w:t>
-            </w:r>
-            <w:r>
-              <w:t>🔴</w:t>
-            </w:r>
-            <w:r>
-              <w:t xml:space="preserve"> llega cuando la clínica está fuera de su horario de atención, el sistema no promete atención: informa que la clínica está cerrada, muestra el teléfono de urgencias que la clínica haya configurado y recomienda acudir a un servicio de urgencias 24 horas.</w:t>
-            </w:r>
-          </w:p>
-        </w:tc>
-        <w:tc>
-          <w:tcPr>
-            <w:tcW w:w="755" w:type="pct"/>
-          </w:tcPr>
-          <w:p>
-            <w:pPr>
-              <w:pStyle w:val="Celda"/>
-            </w:pPr>
-            <w:r>
-              <w:t>Restricción</w:t>
-            </w:r>
-          </w:p>
-        </w:tc>
-        <w:tc>
-          <w:tcPr>
-            <w:tcW w:w="1889" w:type="pct"/>
-          </w:tcPr>
-          <w:p>
-            <w:pPr>
-              <w:pStyle w:val="Celda"/>
-            </w:pPr>
-            <w:r>
-              <w:t>Planificada (v2)</w:t>
-            </w:r>
-          </w:p>
-        </w:tc>
-      </w:tr>
-      <w:tr>
-        <w:trPr>
-          <w:cantSplit/>
-        </w:trPr>
-        <w:tc>
-          <w:tcPr>
-            <w:tcW w:w="467" w:type="pct"/>
-          </w:tcPr>
-          <w:p>
-            <w:pPr>
-              <w:pStyle w:val="Celda"/>
-            </w:pPr>
-            <w:r>
-              <w:lastRenderedPageBreak/>
               <w:t>RN</w:t>
             </w:r>
             <w:r>
@@ -8824,7 +8861,7 @@
               <w:pStyle w:val="Celda"/>
             </w:pPr>
             <w:r>
-              <w:t>Los síntomas se capturan de forma estructurada: una lista de síntomas para marcar (del catálogo del grafo), un texto libre opcional y la pregunta de cuándo empezaron (o cuándo ocurrió la ingesta de un tóxico).</w:t>
+              <w:t>El nivel se calcula solo con síntomas confirmados del catálogo o «Otro / no sé», tiempos por evento y contexto del paciente. El buscador tolerante a errores solo sugiere y el usuario confirma; la nota libre opcional se guarda para el personal y no interviene en el cálculo. El tiempo admite valor conocido, «No sé» con revisión si es decisivo y «No aplica» para atención preventiva; no se inventan datos ausentes.</w:t>
             </w:r>
           </w:p>
         </w:tc>
@@ -8850,7 +8887,7 @@
               <w:pStyle w:val="Celda"/>
             </w:pPr>
             <w:r>
-              <w:t>Planificada (v2)</w:t>
+              <w:t>Aplicada al cálculo y buscador (2.0.0-alpha.4); captura y nota en Agendar pendientes de M4</w:t>
             </w:r>
           </w:p>
         </w:tc>
@@ -8913,7 +8950,7 @@
               <w:pStyle w:val="Celda"/>
             </w:pPr>
             <w:r>
-              <w:t>Planificada (v2)</w:t>
+              <w:t>Parcial (2.0.0-alpha.4): bandera de contagio calculada; aviso operativo a la clínica y aislamiento en M4</w:t>
             </w:r>
           </w:p>
         </w:tc>
@@ -9004,6 +9041,7 @@
               <w:pStyle w:val="Celda"/>
             </w:pPr>
             <w:r>
+              <w:lastRenderedPageBreak/>
               <w:t>RN</w:t>
             </w:r>
             <w:r>
@@ -9086,7 +9124,6 @@
               <w:pStyle w:val="Celda"/>
             </w:pPr>
             <w:r>
-              <w:lastRenderedPageBreak/>
               <w:t>RN</w:t>
             </w:r>
             <w:r>
@@ -9206,7 +9243,7 @@
         <w:pStyle w:val="Ttulo1"/>
       </w:pPr>
       <w:bookmarkStart w:id="14" w:name="_448b6637f95054bfc4854cb12826ea84d2acba0"/>
-      <w:bookmarkStart w:id="15" w:name="_Toc242830868"/>
+      <w:bookmarkStart w:id="15" w:name="_Toc243039614"/>
       <w:bookmarkEnd w:id="12"/>
       <w:r>
         <w:lastRenderedPageBreak/>
@@ -9642,7 +9679,7 @@
         <w:pStyle w:val="Ttulo1"/>
       </w:pPr>
       <w:bookmarkStart w:id="16" w:name="_88abf5b53e5603b94c73c4f577271d31a73cc35"/>
-      <w:bookmarkStart w:id="17" w:name="_Toc242830869"/>
+      <w:bookmarkStart w:id="17" w:name="_Toc243039615"/>
       <w:bookmarkEnd w:id="14"/>
       <w:r>
         <w:lastRenderedPageBreak/>
@@ -10151,7 +10188,7 @@
         <w:pStyle w:val="Ttulo1"/>
       </w:pPr>
       <w:bookmarkStart w:id="18" w:name="_d6017b47d08e8255744de6d6c5cc1d72cf68a5a"/>
-      <w:bookmarkStart w:id="19" w:name="_Toc242830870"/>
+      <w:bookmarkStart w:id="19" w:name="_Toc243039616"/>
       <w:bookmarkEnd w:id="16"/>
       <w:r>
         <w:lastRenderedPageBreak/>
@@ -10795,7 +10832,7 @@
         <w:pStyle w:val="Ttulo1"/>
       </w:pPr>
       <w:bookmarkStart w:id="20" w:name="_resumen"/>
-      <w:bookmarkStart w:id="21" w:name="_Toc242830871"/>
+      <w:bookmarkStart w:id="21" w:name="_Toc243039617"/>
       <w:bookmarkEnd w:id="18"/>
       <w:r>
         <w:lastRenderedPageBreak/>
@@ -10818,50 +10855,20 @@
         <w:t>120 reglas de negocio</w:t>
       </w:r>
       <w:r>
-        <w:t xml:space="preserve">: </w:t>
+        <w:t xml:space="preserve">, sin contar de nuevo sus equivalencias históricas del apéndice. El estado de cada fila distingue lo aplicado en la versión preparada </w:t>
       </w:r>
       <w:r>
         <w:rPr>
           <w:b/>
           <w:bCs/>
         </w:rPr>
-        <w:t>50 vigentes</w:t>
+        <w:t>2.0.0-alpha.4</w:t>
       </w:r>
       <w:r>
-        <w:t xml:space="preserve"> en el sistema actual (v1.11.0) — 2 de ellas parciales, 3 que la v2.0 amplía y </w:t>
+        <w:t xml:space="preserve">, lo parcial y lo pendiente de M4 o de otras entregas; una regla de cálculo aplicada no significa que el conocimiento esté validado por un veterinario. </w:t>
       </w:r>
       <w:r>
-        <w:rPr>
-          <w:b/>
-          <w:bCs/>
-        </w:rPr>
-        <w:t>RN-410, que queda derogada</w:t>
-      </w:r>
-      <w:r>
-        <w:t xml:space="preserve"> en la v2.0 —, </w:t>
-      </w:r>
-      <w:r>
-        <w:rPr>
-          <w:b/>
-          <w:bCs/>
-        </w:rPr>
-        <w:t>1 futura</w:t>
-      </w:r>
-      <w:r>
-        <w:t xml:space="preserve"> (RN-307, WhatsApp) y </w:t>
-      </w:r>
-      <w:r>
-        <w:rPr>
-          <w:b/>
-          <w:bCs/>
-        </w:rPr>
-        <w:t>69 planificadas</w:t>
-      </w:r>
-      <w:r>
-        <w:t xml:space="preserve"> </w:t>
-      </w:r>
-      <w:r>
-        <w:t>para la v2.0 (arquitectura SaaS: multi-inquilino, planes y suscripción con protección contra abuso del plan gratuito, grafo clínico, triage de 4 niveles, horario y ausencias del veterinario, propietario y mascota multi-clínica, carnet QR seguro, reputación y comunicaciones). A partir de este catálogo se elaboran las Historias de Usuario (cada una referencia las reglas que la condicionan) y de ahí los requisitos específicos.</w:t>
+        <w:t>RN-307 conserva su evolución futura y RN-410 conserva la derogación prevista para la agenda de la v2. A partir de este catálogo se elaboran las Historias de Usuario y sus requisitos específicos.</w:t>
       </w:r>
     </w:p>
     <w:p>
@@ -10869,7 +10876,7 @@
         <w:pStyle w:val="Ttulo1"/>
       </w:pPr>
       <w:bookmarkStart w:id="22" w:name="_7e076a4c50dfd8e5bd4a5dcf27defc45af5c0cc"/>
-      <w:bookmarkStart w:id="23" w:name="_Toc242830872"/>
+      <w:bookmarkStart w:id="23" w:name="_Toc243039618"/>
       <w:bookmarkEnd w:id="20"/>
       <w:r>
         <w:lastRenderedPageBreak/>
@@ -12887,7 +12894,7 @@
               <w:noProof/>
             </w:rPr>
             <w:drawing>
-              <wp:inline distT="0" distB="0" distL="0" distR="0" wp14:anchorId="4951707E" wp14:editId="4951707F">
+              <wp:inline distT="0" distB="0" distL="0" distR="0" wp14:anchorId="44367B6C" wp14:editId="44367B6D">
                 <wp:extent cx="324000" cy="324000"/>
                 <wp:effectExtent l="0" t="0" r="0" b="0"/>
                 <wp:docPr id="9001" name="Logo Zooki"/>
@@ -12981,7 +12988,7 @@
               <w:sz w:val="17"/>
               <w:szCs w:val="17"/>
             </w:rPr>
-            <w:t>Rev. 2.3</w:t>
+            <w:t>Rev. 2.4</w:t>
           </w:r>
         </w:p>
         <w:p>
@@ -13054,7 +13061,7 @@
   <w:abstractNum w:abstractNumId="0" w15:restartNumberingAfterBreak="0">
     <w:nsid w:val="0000A990"/>
     <w:multiLevelType w:val="multilevel"/>
-    <w:tmpl w:val="A7A60190"/>
+    <w:tmpl w:val="F14CBA1E"/>
     <w:lvl w:ilvl="0">
       <w:numFmt w:val="bullet"/>
       <w:lvlText w:val=" "/>
@@ -13128,7 +13135,7 @@
       </w:pPr>
     </w:lvl>
   </w:abstractNum>
-  <w:num w:numId="1" w16cid:durableId="384372704">
+  <w:num w:numId="1" w16cid:durableId="1952320703">
     <w:abstractNumId w:val="0"/>
   </w:num>
 </w:numbering>

--- a/public/docs/descargas/reglas.docx
+++ b/public/docs/descargas/reglas.docx
@@ -21,7 +21,7 @@
         <w:pStyle w:val="PortadaProyecto"/>
       </w:pPr>
       <w:r>
-        <w:t>Proyecto: Zooki v2.0</w:t>
+        <w:t>Proyecto: Zooki v2.1</w:t>
       </w:r>
     </w:p>
     <w:p>
@@ -29,7 +29,7 @@
         <w:pStyle w:val="PortadaRevision"/>
       </w:pPr>
       <w:r>
-        <w:t>Revisión 2.5</w:t>
+        <w:t>Revisión 2.6</w:t>
       </w:r>
     </w:p>
     <w:p>
@@ -93,7 +93,7 @@
           <w:noProof/>
         </w:rPr>
         <w:drawing>
-          <wp:inline distT="0" distB="0" distL="0" distR="0" wp14:anchorId="0FA4C68A" wp14:editId="3F615D65">
+          <wp:inline distT="0" distB="0" distL="0" distR="0" wp14:anchorId="2DB387E3" wp14:editId="2DB387E4">
             <wp:extent cx="395999" cy="405503"/>
             <wp:effectExtent l="0" t="0" r="0" b="0"/>
             <wp:docPr id="10" name="Picture"/>
@@ -229,7 +229,7 @@
               <w:pStyle w:val="Celda"/>
             </w:pPr>
             <w:r>
-              <w:t>23/10/2026</w:t>
+              <w:t>25/10/2026</w:t>
             </w:r>
           </w:p>
         </w:tc>
@@ -242,7 +242,7 @@
               <w:pStyle w:val="Celda"/>
             </w:pPr>
             <w:r>
-              <w:t>2.5</w:t>
+              <w:t>2.6</w:t>
             </w:r>
           </w:p>
         </w:tc>
@@ -409,7 +409,7 @@
       <w:r>
         <w:fldChar w:fldCharType="separate"/>
       </w:r>
-      <w:hyperlink w:anchor="_Toc243684937" w:history="1">
+      <w:hyperlink w:anchor="_Toc243862310" w:history="1">
         <w:r>
           <w:rPr>
             <w:rStyle w:val="Hipervnculo"/>
@@ -436,7 +436,7 @@
             <w:noProof/>
             <w:webHidden/>
           </w:rPr>
-          <w:instrText xml:space="preserve"> PAGEREF _Toc243684937 \h </w:instrText>
+          <w:instrText xml:space="preserve"> PAGEREF _Toc243862310 \h </w:instrText>
         </w:r>
         <w:r>
           <w:rPr>
@@ -482,7 +482,7 @@
           <w14:ligatures w14:val="standardContextual"/>
         </w:rPr>
       </w:pPr>
-      <w:hyperlink w:anchor="_Toc243684938" w:history="1">
+      <w:hyperlink w:anchor="_Toc243862311" w:history="1">
         <w:r>
           <w:rPr>
             <w:rStyle w:val="Hipervnculo"/>
@@ -509,7 +509,7 @@
             <w:noProof/>
             <w:webHidden/>
           </w:rPr>
-          <w:instrText xml:space="preserve"> PAGEREF _Toc243684938 \h </w:instrText>
+          <w:instrText xml:space="preserve"> PAGEREF _Toc243862311 \h </w:instrText>
         </w:r>
         <w:r>
           <w:rPr>
@@ -555,7 +555,7 @@
           <w14:ligatures w14:val="standardContextual"/>
         </w:rPr>
       </w:pPr>
-      <w:hyperlink w:anchor="_Toc243684939" w:history="1">
+      <w:hyperlink w:anchor="_Toc243862312" w:history="1">
         <w:r>
           <w:rPr>
             <w:rStyle w:val="Hipervnculo"/>
@@ -591,7 +591,7 @@
             <w:noProof/>
             <w:webHidden/>
           </w:rPr>
-          <w:instrText xml:space="preserve"> PAGEREF _Toc243684939 \h </w:instrText>
+          <w:instrText xml:space="preserve"> PAGEREF _Toc243862312 \h </w:instrText>
         </w:r>
         <w:r>
           <w:rPr>
@@ -637,7 +637,7 @@
           <w14:ligatures w14:val="standardContextual"/>
         </w:rPr>
       </w:pPr>
-      <w:hyperlink w:anchor="_Toc243684940" w:history="1">
+      <w:hyperlink w:anchor="_Toc243862313" w:history="1">
         <w:r>
           <w:rPr>
             <w:rStyle w:val="Hipervnculo"/>
@@ -664,7 +664,7 @@
             <w:noProof/>
             <w:webHidden/>
           </w:rPr>
-          <w:instrText xml:space="preserve"> PAGEREF _Toc243684940 \h </w:instrText>
+          <w:instrText xml:space="preserve"> PAGEREF _Toc243862313 \h </w:instrText>
         </w:r>
         <w:r>
           <w:rPr>
@@ -684,7 +684,7 @@
             <w:noProof/>
             <w:webHidden/>
           </w:rPr>
-          <w:t>12</w:t>
+          <w:t>14</w:t>
         </w:r>
         <w:r>
           <w:rPr>
@@ -710,7 +710,7 @@
           <w14:ligatures w14:val="standardContextual"/>
         </w:rPr>
       </w:pPr>
-      <w:hyperlink w:anchor="_Toc243684941" w:history="1">
+      <w:hyperlink w:anchor="_Toc243862314" w:history="1">
         <w:r>
           <w:rPr>
             <w:rStyle w:val="Hipervnculo"/>
@@ -737,80 +737,7 @@
             <w:noProof/>
             <w:webHidden/>
           </w:rPr>
-          <w:instrText xml:space="preserve"> PAGEREF _Toc243684941 \h </w:instrText>
-        </w:r>
-        <w:r>
-          <w:rPr>
-            <w:noProof/>
-            <w:webHidden/>
-          </w:rPr>
-        </w:r>
-        <w:r>
-          <w:rPr>
-            <w:noProof/>
-            <w:webHidden/>
-          </w:rPr>
-          <w:fldChar w:fldCharType="separate"/>
-        </w:r>
-        <w:r>
-          <w:rPr>
-            <w:noProof/>
-            <w:webHidden/>
-          </w:rPr>
-          <w:t>15</w:t>
-        </w:r>
-        <w:r>
-          <w:rPr>
-            <w:noProof/>
-            <w:webHidden/>
-          </w:rPr>
-          <w:fldChar w:fldCharType="end"/>
-        </w:r>
-      </w:hyperlink>
-    </w:p>
-    <w:p>
-      <w:pPr>
-        <w:pStyle w:val="TDC1"/>
-        <w:rPr>
-          <w:rFonts w:asciiTheme="minorHAnsi" w:eastAsiaTheme="minorEastAsia" w:hAnsiTheme="minorHAnsi" w:cstheme="minorBidi"/>
-          <w:b w:val="0"/>
-          <w:bCs w:val="0"/>
-          <w:caps w:val="0"/>
-          <w:noProof/>
-          <w:kern w:val="2"/>
-          <w:sz w:val="24"/>
-          <w:szCs w:val="24"/>
-          <w14:ligatures w14:val="standardContextual"/>
-        </w:rPr>
-      </w:pPr>
-      <w:hyperlink w:anchor="_Toc243684942" w:history="1">
-        <w:r>
-          <w:rPr>
-            <w:rStyle w:val="Hipervnculo"/>
-            <w:noProof/>
-          </w:rPr>
-          <w:t>Módulo 3 — Vacunación, desparasitación y recordatorios</w:t>
-        </w:r>
-        <w:r>
-          <w:rPr>
-            <w:noProof/>
-            <w:webHidden/>
-          </w:rPr>
-          <w:tab/>
-        </w:r>
-        <w:r>
-          <w:rPr>
-            <w:noProof/>
-            <w:webHidden/>
-          </w:rPr>
-          <w:fldChar w:fldCharType="begin"/>
-        </w:r>
-        <w:r>
-          <w:rPr>
-            <w:noProof/>
-            <w:webHidden/>
-          </w:rPr>
-          <w:instrText xml:space="preserve"> PAGEREF _Toc243684942 \h </w:instrText>
+          <w:instrText xml:space="preserve"> PAGEREF _Toc243862314 \h </w:instrText>
         </w:r>
         <w:r>
           <w:rPr>
@@ -856,7 +783,80 @@
           <w14:ligatures w14:val="standardContextual"/>
         </w:rPr>
       </w:pPr>
-      <w:hyperlink w:anchor="_Toc243684943" w:history="1">
+      <w:hyperlink w:anchor="_Toc243862315" w:history="1">
+        <w:r>
+          <w:rPr>
+            <w:rStyle w:val="Hipervnculo"/>
+            <w:noProof/>
+          </w:rPr>
+          <w:t>Módulo 3 — Vacunación, desparasitación y recordatorios</w:t>
+        </w:r>
+        <w:r>
+          <w:rPr>
+            <w:noProof/>
+            <w:webHidden/>
+          </w:rPr>
+          <w:tab/>
+        </w:r>
+        <w:r>
+          <w:rPr>
+            <w:noProof/>
+            <w:webHidden/>
+          </w:rPr>
+          <w:fldChar w:fldCharType="begin"/>
+        </w:r>
+        <w:r>
+          <w:rPr>
+            <w:noProof/>
+            <w:webHidden/>
+          </w:rPr>
+          <w:instrText xml:space="preserve"> PAGEREF _Toc243862315 \h </w:instrText>
+        </w:r>
+        <w:r>
+          <w:rPr>
+            <w:noProof/>
+            <w:webHidden/>
+          </w:rPr>
+        </w:r>
+        <w:r>
+          <w:rPr>
+            <w:noProof/>
+            <w:webHidden/>
+          </w:rPr>
+          <w:fldChar w:fldCharType="separate"/>
+        </w:r>
+        <w:r>
+          <w:rPr>
+            <w:noProof/>
+            <w:webHidden/>
+          </w:rPr>
+          <w:t>19</w:t>
+        </w:r>
+        <w:r>
+          <w:rPr>
+            <w:noProof/>
+            <w:webHidden/>
+          </w:rPr>
+          <w:fldChar w:fldCharType="end"/>
+        </w:r>
+      </w:hyperlink>
+    </w:p>
+    <w:p>
+      <w:pPr>
+        <w:pStyle w:val="TDC1"/>
+        <w:rPr>
+          <w:rFonts w:asciiTheme="minorHAnsi" w:eastAsiaTheme="minorEastAsia" w:hAnsiTheme="minorHAnsi" w:cstheme="minorBidi"/>
+          <w:b w:val="0"/>
+          <w:bCs w:val="0"/>
+          <w:caps w:val="0"/>
+          <w:noProof/>
+          <w:kern w:val="2"/>
+          <w:sz w:val="24"/>
+          <w:szCs w:val="24"/>
+          <w14:ligatures w14:val="standardContextual"/>
+        </w:rPr>
+      </w:pPr>
+      <w:hyperlink w:anchor="_Toc243862316" w:history="1">
         <w:r>
           <w:rPr>
             <w:rStyle w:val="Hipervnculo"/>
@@ -883,7 +883,7 @@
             <w:noProof/>
             <w:webHidden/>
           </w:rPr>
-          <w:instrText xml:space="preserve"> PAGEREF _Toc243684943 \h </w:instrText>
+          <w:instrText xml:space="preserve"> PAGEREF _Toc243862316 \h </w:instrText>
         </w:r>
         <w:r>
           <w:rPr>
@@ -903,7 +903,7 @@
             <w:noProof/>
             <w:webHidden/>
           </w:rPr>
-          <w:t>18</w:t>
+          <w:t>20</w:t>
         </w:r>
         <w:r>
           <w:rPr>
@@ -929,7 +929,7 @@
           <w14:ligatures w14:val="standardContextual"/>
         </w:rPr>
       </w:pPr>
-      <w:hyperlink w:anchor="_Toc243684944" w:history="1">
+      <w:hyperlink w:anchor="_Toc243862317" w:history="1">
         <w:r>
           <w:rPr>
             <w:rStyle w:val="Hipervnculo"/>
@@ -956,162 +956,7 @@
             <w:noProof/>
             <w:webHidden/>
           </w:rPr>
-          <w:instrText xml:space="preserve"> PAGEREF _Toc243684944 \h </w:instrText>
-        </w:r>
-        <w:r>
-          <w:rPr>
-            <w:noProof/>
-            <w:webHidden/>
-          </w:rPr>
-        </w:r>
-        <w:r>
-          <w:rPr>
-            <w:noProof/>
-            <w:webHidden/>
-          </w:rPr>
-          <w:fldChar w:fldCharType="separate"/>
-        </w:r>
-        <w:r>
-          <w:rPr>
-            <w:noProof/>
-            <w:webHidden/>
-          </w:rPr>
-          <w:t>24</w:t>
-        </w:r>
-        <w:r>
-          <w:rPr>
-            <w:noProof/>
-            <w:webHidden/>
-          </w:rPr>
-          <w:fldChar w:fldCharType="end"/>
-        </w:r>
-      </w:hyperlink>
-    </w:p>
-    <w:p>
-      <w:pPr>
-        <w:pStyle w:val="TDC1"/>
-        <w:rPr>
-          <w:rFonts w:asciiTheme="minorHAnsi" w:eastAsiaTheme="minorEastAsia" w:hAnsiTheme="minorHAnsi" w:cstheme="minorBidi"/>
-          <w:b w:val="0"/>
-          <w:bCs w:val="0"/>
-          <w:caps w:val="0"/>
-          <w:noProof/>
-          <w:kern w:val="2"/>
-          <w:sz w:val="24"/>
-          <w:szCs w:val="24"/>
-          <w14:ligatures w14:val="standardContextual"/>
-        </w:rPr>
-      </w:pPr>
-      <w:hyperlink w:anchor="_Toc243684945" w:history="1">
-        <w:r>
-          <w:rPr>
-            <w:rStyle w:val="Hipervnculo"/>
-            <w:noProof/>
-          </w:rPr>
-          <w:t>Módulo 7 — Configuración del sistema</w:t>
-        </w:r>
-        <w:r>
-          <w:rPr>
-            <w:noProof/>
-            <w:webHidden/>
-          </w:rPr>
-          <w:tab/>
-        </w:r>
-        <w:r>
-          <w:rPr>
-            <w:noProof/>
-            <w:webHidden/>
-          </w:rPr>
-          <w:fldChar w:fldCharType="begin"/>
-        </w:r>
-        <w:r>
-          <w:rPr>
-            <w:noProof/>
-            <w:webHidden/>
-          </w:rPr>
-          <w:instrText xml:space="preserve"> PAGEREF _Toc243684945 \h </w:instrText>
-        </w:r>
-        <w:r>
-          <w:rPr>
-            <w:noProof/>
-            <w:webHidden/>
-          </w:rPr>
-        </w:r>
-        <w:r>
-          <w:rPr>
-            <w:noProof/>
-            <w:webHidden/>
-          </w:rPr>
-          <w:fldChar w:fldCharType="separate"/>
-        </w:r>
-        <w:r>
-          <w:rPr>
-            <w:noProof/>
-            <w:webHidden/>
-          </w:rPr>
-          <w:t>25</w:t>
-        </w:r>
-        <w:r>
-          <w:rPr>
-            <w:noProof/>
-            <w:webHidden/>
-          </w:rPr>
-          <w:fldChar w:fldCharType="end"/>
-        </w:r>
-      </w:hyperlink>
-    </w:p>
-    <w:p>
-      <w:pPr>
-        <w:pStyle w:val="TDC1"/>
-        <w:rPr>
-          <w:rFonts w:asciiTheme="minorHAnsi" w:eastAsiaTheme="minorEastAsia" w:hAnsiTheme="minorHAnsi" w:cstheme="minorBidi"/>
-          <w:b w:val="0"/>
-          <w:bCs w:val="0"/>
-          <w:caps w:val="0"/>
-          <w:noProof/>
-          <w:kern w:val="2"/>
-          <w:sz w:val="24"/>
-          <w:szCs w:val="24"/>
-          <w14:ligatures w14:val="standardContextual"/>
-        </w:rPr>
-      </w:pPr>
-      <w:hyperlink w:anchor="_Toc243684946" w:history="1">
-        <w:r>
-          <w:rPr>
-            <w:rStyle w:val="Hipervnculo"/>
-            <w:noProof/>
-          </w:rPr>
-          <w:t xml:space="preserve">Módulo 8 — Reputación y comunicaciones </w:t>
-        </w:r>
-        <w:r>
-          <w:rPr>
-            <w:rStyle w:val="Hipervnculo"/>
-            <w:i/>
-            <w:iCs/>
-            <w:noProof/>
-          </w:rPr>
-          <w:t>(nuevo, v2)</w:t>
-        </w:r>
-        <w:r>
-          <w:rPr>
-            <w:noProof/>
-            <w:webHidden/>
-          </w:rPr>
-          <w:tab/>
-        </w:r>
-        <w:r>
-          <w:rPr>
-            <w:noProof/>
-            <w:webHidden/>
-          </w:rPr>
-          <w:fldChar w:fldCharType="begin"/>
-        </w:r>
-        <w:r>
-          <w:rPr>
-            <w:noProof/>
-            <w:webHidden/>
-          </w:rPr>
-          <w:instrText xml:space="preserve"> PAGEREF _Toc243684946 \h </w:instrText>
+          <w:instrText xml:space="preserve"> PAGEREF _Toc243862317 \h </w:instrText>
         </w:r>
         <w:r>
           <w:rPr>
@@ -1157,13 +1002,13 @@
           <w14:ligatures w14:val="standardContextual"/>
         </w:rPr>
       </w:pPr>
-      <w:hyperlink w:anchor="_Toc243684947" w:history="1">
+      <w:hyperlink w:anchor="_Toc243862318" w:history="1">
         <w:r>
           <w:rPr>
             <w:rStyle w:val="Hipervnculo"/>
             <w:noProof/>
           </w:rPr>
-          <w:t>Resumen</w:t>
+          <w:t>Módulo 7 — Configuración del sistema</w:t>
         </w:r>
         <w:r>
           <w:rPr>
@@ -1184,7 +1029,7 @@
             <w:noProof/>
             <w:webHidden/>
           </w:rPr>
-          <w:instrText xml:space="preserve"> PAGEREF _Toc243684947 \h </w:instrText>
+          <w:instrText xml:space="preserve"> PAGEREF _Toc243862318 \h </w:instrText>
         </w:r>
         <w:r>
           <w:rPr>
@@ -1230,13 +1075,22 @@
           <w14:ligatures w14:val="standardContextual"/>
         </w:rPr>
       </w:pPr>
-      <w:hyperlink w:anchor="_Toc243684948" w:history="1">
+      <w:hyperlink w:anchor="_Toc243862319" w:history="1">
         <w:r>
           <w:rPr>
             <w:rStyle w:val="Hipervnculo"/>
             <w:noProof/>
           </w:rPr>
-          <w:t>Apéndice — Equivalencia de identificadores (Revisión 2.0)</w:t>
+          <w:t xml:space="preserve">Módulo 8 — Reputación y comunicaciones </w:t>
+        </w:r>
+        <w:r>
+          <w:rPr>
+            <w:rStyle w:val="Hipervnculo"/>
+            <w:i/>
+            <w:iCs/>
+            <w:noProof/>
+          </w:rPr>
+          <w:t>(nuevo, v2)</w:t>
         </w:r>
         <w:r>
           <w:rPr>
@@ -1257,7 +1111,7 @@
             <w:noProof/>
             <w:webHidden/>
           </w:rPr>
-          <w:instrText xml:space="preserve"> PAGEREF _Toc243684948 \h </w:instrText>
+          <w:instrText xml:space="preserve"> PAGEREF _Toc243862319 \h </w:instrText>
         </w:r>
         <w:r>
           <w:rPr>
@@ -1291,6 +1145,152 @@
     <w:p>
       <w:pPr>
         <w:pStyle w:val="TDC1"/>
+        <w:rPr>
+          <w:rFonts w:asciiTheme="minorHAnsi" w:eastAsiaTheme="minorEastAsia" w:hAnsiTheme="minorHAnsi" w:cstheme="minorBidi"/>
+          <w:b w:val="0"/>
+          <w:bCs w:val="0"/>
+          <w:caps w:val="0"/>
+          <w:noProof/>
+          <w:kern w:val="2"/>
+          <w:sz w:val="24"/>
+          <w:szCs w:val="24"/>
+          <w14:ligatures w14:val="standardContextual"/>
+        </w:rPr>
+      </w:pPr>
+      <w:hyperlink w:anchor="_Toc243862320" w:history="1">
+        <w:r>
+          <w:rPr>
+            <w:rStyle w:val="Hipervnculo"/>
+            <w:noProof/>
+          </w:rPr>
+          <w:t>Resumen</w:t>
+        </w:r>
+        <w:r>
+          <w:rPr>
+            <w:noProof/>
+            <w:webHidden/>
+          </w:rPr>
+          <w:tab/>
+        </w:r>
+        <w:r>
+          <w:rPr>
+            <w:noProof/>
+            <w:webHidden/>
+          </w:rPr>
+          <w:fldChar w:fldCharType="begin"/>
+        </w:r>
+        <w:r>
+          <w:rPr>
+            <w:noProof/>
+            <w:webHidden/>
+          </w:rPr>
+          <w:instrText xml:space="preserve"> PAGEREF _Toc243862320 \h </w:instrText>
+        </w:r>
+        <w:r>
+          <w:rPr>
+            <w:noProof/>
+            <w:webHidden/>
+          </w:rPr>
+        </w:r>
+        <w:r>
+          <w:rPr>
+            <w:noProof/>
+            <w:webHidden/>
+          </w:rPr>
+          <w:fldChar w:fldCharType="separate"/>
+        </w:r>
+        <w:r>
+          <w:rPr>
+            <w:noProof/>
+            <w:webHidden/>
+          </w:rPr>
+          <w:t>29</w:t>
+        </w:r>
+        <w:r>
+          <w:rPr>
+            <w:noProof/>
+            <w:webHidden/>
+          </w:rPr>
+          <w:fldChar w:fldCharType="end"/>
+        </w:r>
+      </w:hyperlink>
+    </w:p>
+    <w:p>
+      <w:pPr>
+        <w:pStyle w:val="TDC1"/>
+        <w:rPr>
+          <w:rFonts w:asciiTheme="minorHAnsi" w:eastAsiaTheme="minorEastAsia" w:hAnsiTheme="minorHAnsi" w:cstheme="minorBidi"/>
+          <w:b w:val="0"/>
+          <w:bCs w:val="0"/>
+          <w:caps w:val="0"/>
+          <w:noProof/>
+          <w:kern w:val="2"/>
+          <w:sz w:val="24"/>
+          <w:szCs w:val="24"/>
+          <w14:ligatures w14:val="standardContextual"/>
+        </w:rPr>
+      </w:pPr>
+      <w:hyperlink w:anchor="_Toc243862321" w:history="1">
+        <w:r>
+          <w:rPr>
+            <w:rStyle w:val="Hipervnculo"/>
+            <w:noProof/>
+          </w:rPr>
+          <w:t>Apéndice — Equivalencia de identificadores (Revisión 2.0)</w:t>
+        </w:r>
+        <w:r>
+          <w:rPr>
+            <w:noProof/>
+            <w:webHidden/>
+          </w:rPr>
+          <w:tab/>
+        </w:r>
+        <w:r>
+          <w:rPr>
+            <w:noProof/>
+            <w:webHidden/>
+          </w:rPr>
+          <w:fldChar w:fldCharType="begin"/>
+        </w:r>
+        <w:r>
+          <w:rPr>
+            <w:noProof/>
+            <w:webHidden/>
+          </w:rPr>
+          <w:instrText xml:space="preserve"> PAGEREF _Toc243862321 \h </w:instrText>
+        </w:r>
+        <w:r>
+          <w:rPr>
+            <w:noProof/>
+            <w:webHidden/>
+          </w:rPr>
+        </w:r>
+        <w:r>
+          <w:rPr>
+            <w:noProof/>
+            <w:webHidden/>
+          </w:rPr>
+          <w:fldChar w:fldCharType="separate"/>
+        </w:r>
+        <w:r>
+          <w:rPr>
+            <w:noProof/>
+            <w:webHidden/>
+          </w:rPr>
+          <w:t>30</w:t>
+        </w:r>
+        <w:r>
+          <w:rPr>
+            <w:noProof/>
+            <w:webHidden/>
+          </w:rPr>
+          <w:fldChar w:fldCharType="end"/>
+        </w:r>
+      </w:hyperlink>
+    </w:p>
+    <w:p>
+      <w:pPr>
+        <w:pStyle w:val="TDC1"/>
       </w:pPr>
       <w:r>
         <w:fldChar w:fldCharType="end"/>
@@ -1303,10 +1303,25 @@
     </w:p>
     <w:p>
       <w:pPr>
+        <w:pStyle w:val="Textodebloque"/>
+      </w:pPr>
+      <w:r>
+        <w:rPr>
+          <w:b/>
+          <w:bCs/>
+        </w:rPr>
+        <w:lastRenderedPageBreak/>
+        <w:t>Cierre M0-S — 2026-10-25:</w:t>
+      </w:r>
+      <w:r>
+        <w:t xml:space="preserve"> versión 2.1.0 preparada para revisión e integración; HU-0.5 implementada, 96 HU, 464 RE, 126 RN y 65 tablas. Migraciones 12/13, Inicio del administrador (HU-6.2) y panel financiero de plataforma. D8/D10 pendientes antes de dinero real.</w:t>
+      </w:r>
+    </w:p>
+    <w:p>
+      <w:pPr>
         <w:pStyle w:val="FirstParagraph"/>
       </w:pPr>
       <w:r>
-        <w:lastRenderedPageBreak/>
         <w:t xml:space="preserve">Este documento reúne las reglas de negocio de Zooki: las políticas, restricciones y cálculos que rigen el comportamiento del dominio (gestión clínica veterinaria), con independencia de la tecnología con que se implementen. Es la base de la que se derivan las Historias de Usuario y los Requisitos específicos. Cadena de trazabilidad: </w:t>
       </w:r>
       <w:r>
@@ -1402,7 +1417,7 @@
         <w:pStyle w:val="Ttulo1"/>
       </w:pPr>
       <w:bookmarkStart w:id="0" w:name="_convenciones"/>
-      <w:bookmarkStart w:id="1" w:name="_Toc243684937"/>
+      <w:bookmarkStart w:id="1" w:name="_Toc243862310"/>
       <w:r>
         <w:lastRenderedPageBreak/>
         <w:t>Convenciones</w:t>
@@ -1502,7 +1517,7 @@
         <w:t>Aplicada</w:t>
       </w:r>
       <w:r>
-        <w:t xml:space="preserve"> (se cumple en la versión indicada; actual preparada: 2.0.0), </w:t>
+        <w:t xml:space="preserve"> (se cumple en la versión indicada; actual preparada: 2.1.0), </w:t>
       </w:r>
       <w:r>
         <w:rPr>
@@ -1672,7 +1687,7 @@
         <w:pStyle w:val="Ttulo1"/>
       </w:pPr>
       <w:bookmarkStart w:id="2" w:name="_2efc5ae0568e3ce1fea6c6a17d99178de5f7fb1"/>
-      <w:bookmarkStart w:id="3" w:name="_Toc243684938"/>
+      <w:bookmarkStart w:id="3" w:name="_Toc243862311"/>
       <w:bookmarkEnd w:id="0"/>
       <w:r>
         <w:lastRenderedPageBreak/>
@@ -3397,7 +3412,7 @@
         <w:pStyle w:val="Ttulo1"/>
       </w:pPr>
       <w:bookmarkStart w:id="4" w:name="_1aeaf76b305171b42ee23dc2df8c4c69f1ea3df"/>
-      <w:bookmarkStart w:id="5" w:name="_Toc243684939"/>
+      <w:bookmarkStart w:id="5" w:name="_Toc243862312"/>
       <w:bookmarkEnd w:id="2"/>
       <w:r>
         <w:lastRenderedPageBreak/>
@@ -3758,7 +3773,7 @@
               <w:keepNext/>
             </w:pPr>
             <w:r>
-              <w:t>El super-administrador gestiona las clínicas, los planes y las suscripciones; solo ve agregados numéricos del uso del plan (personal, mascotas vinculadas y citas del mes). No accede a fichas de mascotas, historias, consultas ni citas individuales de ninguna clínica, tampoco para soporte.</w:t>
+              <w:t>El super-administrador gestiona las clínicas, los planes y las suscripciones; consulta sus metadatos financieros y agregados numéricos del uso del plan (personal, mascotas vinculadas y citas del mes). No accede a fichas de mascotas, historias, consultas ni citas individuales de ninguna clínica, tampoco para soporte; no usa fuentes de la clínica para iniciar cobros.</w:t>
             </w:r>
           </w:p>
         </w:tc>
@@ -3786,6 +3801,73 @@
               <w:keepNext/>
             </w:pPr>
             <w:r>
+              <w:t>Aplicada (2.1.0)</w:t>
+            </w:r>
+          </w:p>
+        </w:tc>
+      </w:tr>
+      <w:tr>
+        <w:trPr>
+          <w:cantSplit/>
+        </w:trPr>
+        <w:tc>
+          <w:tcPr>
+            <w:tcW w:w="467" w:type="pct"/>
+          </w:tcPr>
+          <w:p>
+            <w:pPr>
+              <w:pStyle w:val="Celda"/>
+              <w:keepNext/>
+            </w:pPr>
+            <w:r>
+              <w:t>RN</w:t>
+            </w:r>
+            <w:r>
+              <w:noBreakHyphen/>
+            </w:r>
+            <w:r>
+              <w:t>005</w:t>
+            </w:r>
+          </w:p>
+        </w:tc>
+        <w:tc>
+          <w:tcPr>
+            <w:tcW w:w="1889" w:type="pct"/>
+          </w:tcPr>
+          <w:p>
+            <w:pPr>
+              <w:pStyle w:val="Celda"/>
+              <w:keepNext/>
+            </w:pPr>
+            <w:r>
+              <w:t>El plan gratuito admite 2 cuentas de personal, 50 mascotas vinculadas y 100 citas por mes. Incluye las capacidades del sistema (incluidos los grafos) en funcionamiento, pero limitadas por volumen; el plan profesional elimina esos límites. Las capas avanzadas (aprendizaje del grafo con los datos de la propia clínica) se prevén para una versión posterior como beneficio del plan profesional (RF-F.8).</w:t>
+            </w:r>
+          </w:p>
+        </w:tc>
+        <w:tc>
+          <w:tcPr>
+            <w:tcW w:w="755" w:type="pct"/>
+          </w:tcPr>
+          <w:p>
+            <w:pPr>
+              <w:pStyle w:val="Celda"/>
+              <w:keepNext/>
+            </w:pPr>
+            <w:r>
+              <w:t>Estructura</w:t>
+            </w:r>
+          </w:p>
+        </w:tc>
+        <w:tc>
+          <w:tcPr>
+            <w:tcW w:w="1889" w:type="pct"/>
+          </w:tcPr>
+          <w:p>
+            <w:pPr>
+              <w:pStyle w:val="Celda"/>
+              <w:keepNext/>
+            </w:pPr>
+            <w:r>
               <w:t>Aplicada (2.0.0-alpha.1)</w:t>
             </w:r>
           </w:p>
@@ -3811,21 +3893,27 @@
               <w:noBreakHyphen/>
             </w:r>
             <w:r>
-              <w:t>005</w:t>
-            </w:r>
-          </w:p>
-        </w:tc>
-        <w:tc>
-          <w:tcPr>
-            <w:tcW w:w="1889" w:type="pct"/>
-          </w:tcPr>
-          <w:p>
-            <w:pPr>
-              <w:pStyle w:val="Celda"/>
-              <w:keepNext/>
-            </w:pPr>
-            <w:r>
-              <w:t>El plan gratuito admite 2 cuentas de personal, 50 mascotas vinculadas y 100 citas por mes. Incluye las capacidades del sistema (incluidos los grafos) en funcionamiento, pero limitadas por volumen; el plan profesional elimina esos límites. Las capas avanzadas (aprendizaje del grafo con los datos de la propia clínica) se prevén para una versión posterior como beneficio del plan profesional (RF-F.8).</w:t>
+              <w:t>006</w:t>
+            </w:r>
+          </w:p>
+        </w:tc>
+        <w:tc>
+          <w:tcPr>
+            <w:tcW w:w="1889" w:type="pct"/>
+          </w:tcPr>
+          <w:p>
+            <w:pPr>
+              <w:pStyle w:val="Celda"/>
+              <w:keepNext/>
+            </w:pPr>
+            <w:r>
+              <w:t xml:space="preserve">Cuando una clínica alcanza un límite de su plan, el sistema impide la acción e informa el motivo, invitando a mejorar el plan. Las urgencias </w:t>
+            </w:r>
+            <w:r>
+              <w:t>🔴</w:t>
+            </w:r>
+            <w:r>
+              <w:t xml:space="preserve"> son la excepción: nunca se bloquean por límite (RN-420).</w:t>
             </w:r>
           </w:p>
         </w:tc>
@@ -3839,6 +3927,217 @@
               <w:keepNext/>
             </w:pPr>
             <w:r>
+              <w:t>Restricción</w:t>
+            </w:r>
+          </w:p>
+        </w:tc>
+        <w:tc>
+          <w:tcPr>
+            <w:tcW w:w="1889" w:type="pct"/>
+          </w:tcPr>
+          <w:p>
+            <w:pPr>
+              <w:pStyle w:val="Celda"/>
+              <w:keepNext/>
+            </w:pPr>
+            <w:r>
+              <w:t xml:space="preserve">Aplicada (2.0.0-alpha.1) · La excepción de las urgencias </w:t>
+            </w:r>
+            <w:r>
+              <w:t>🔴</w:t>
+            </w:r>
+            <w:r>
+              <w:t xml:space="preserve"> se completa con el triage (módulos 2 y 4)</w:t>
+            </w:r>
+          </w:p>
+        </w:tc>
+      </w:tr>
+      <w:tr>
+        <w:trPr>
+          <w:cantSplit/>
+        </w:trPr>
+        <w:tc>
+          <w:tcPr>
+            <w:tcW w:w="467" w:type="pct"/>
+          </w:tcPr>
+          <w:p>
+            <w:pPr>
+              <w:pStyle w:val="Celda"/>
+              <w:keepNext/>
+            </w:pPr>
+            <w:r>
+              <w:lastRenderedPageBreak/>
+              <w:t>RN</w:t>
+            </w:r>
+            <w:r>
+              <w:noBreakHyphen/>
+            </w:r>
+            <w:r>
+              <w:t>007</w:t>
+            </w:r>
+          </w:p>
+        </w:tc>
+        <w:tc>
+          <w:tcPr>
+            <w:tcW w:w="1889" w:type="pct"/>
+          </w:tcPr>
+          <w:p>
+            <w:pPr>
+              <w:pStyle w:val="Celda"/>
+              <w:keepNext/>
+            </w:pPr>
+            <w:r>
+              <w:t>Una suscripción de pago conserva sus beneficios hasta el fin del periodo y durante su gracia configurada, por defecto 3 días. Terminada la gracia sin periodo acreditado, se congelan esos beneficios hasta regularizarla; se aplican RN-013 y la excepción roja RN-420. La mora no suspende administrativamente a la clínica.</w:t>
+            </w:r>
+          </w:p>
+        </w:tc>
+        <w:tc>
+          <w:tcPr>
+            <w:tcW w:w="755" w:type="pct"/>
+          </w:tcPr>
+          <w:p>
+            <w:pPr>
+              <w:pStyle w:val="Celda"/>
+              <w:keepNext/>
+            </w:pPr>
+            <w:r>
+              <w:t>Proceso</w:t>
+            </w:r>
+          </w:p>
+        </w:tc>
+        <w:tc>
+          <w:tcPr>
+            <w:tcW w:w="1889" w:type="pct"/>
+          </w:tcPr>
+          <w:p>
+            <w:pPr>
+              <w:pStyle w:val="Celda"/>
+              <w:keepNext/>
+            </w:pPr>
+            <w:r>
+              <w:t>Aplicada (2.1.0)</w:t>
+            </w:r>
+          </w:p>
+        </w:tc>
+      </w:tr>
+      <w:tr>
+        <w:trPr>
+          <w:cantSplit/>
+        </w:trPr>
+        <w:tc>
+          <w:tcPr>
+            <w:tcW w:w="467" w:type="pct"/>
+          </w:tcPr>
+          <w:p>
+            <w:pPr>
+              <w:pStyle w:val="Celda"/>
+              <w:keepNext/>
+            </w:pPr>
+            <w:r>
+              <w:t>RN</w:t>
+            </w:r>
+            <w:r>
+              <w:noBreakHyphen/>
+            </w:r>
+            <w:r>
+              <w:t>008</w:t>
+            </w:r>
+          </w:p>
+        </w:tc>
+        <w:tc>
+          <w:tcPr>
+            <w:tcW w:w="1889" w:type="pct"/>
+          </w:tcPr>
+          <w:p>
+            <w:pPr>
+              <w:pStyle w:val="Celda"/>
+              <w:keepNext/>
+            </w:pPr>
+            <w:r>
+              <w:t>El plan profesional tiene precio inicial de $89.990 COP al mes o $899.900 COP por año anticipado, «paga 10, usa 12». El super-administrador puede cambiar el catálogo con auditoría; cada compra conserva importe, moneda, ciclo y vigencia contratados. Ningún cambio modifica un periodo pagado ni autoriza un aumento automático sin nuevo consentimiento. El cobro real con Wompi pertenece a v2.1. El titular no es responsable de IVA: los precios son el total final, sin IVA; impuesto_centavos permanece en cero y el c</w:t>
+            </w:r>
+            <w:r>
+              <w:t>omprobante no es factura electrónica.</w:t>
+            </w:r>
+          </w:p>
+        </w:tc>
+        <w:tc>
+          <w:tcPr>
+            <w:tcW w:w="755" w:type="pct"/>
+          </w:tcPr>
+          <w:p>
+            <w:pPr>
+              <w:pStyle w:val="Celda"/>
+              <w:keepNext/>
+            </w:pPr>
+            <w:r>
+              <w:t>Cálculo</w:t>
+            </w:r>
+          </w:p>
+        </w:tc>
+        <w:tc>
+          <w:tcPr>
+            <w:tcW w:w="1889" w:type="pct"/>
+          </w:tcPr>
+          <w:p>
+            <w:pPr>
+              <w:pStyle w:val="Celda"/>
+              <w:keepNext/>
+            </w:pPr>
+            <w:r>
+              <w:t>Aplicada (2.1.0)</w:t>
+            </w:r>
+          </w:p>
+        </w:tc>
+      </w:tr>
+      <w:tr>
+        <w:trPr>
+          <w:cantSplit/>
+        </w:trPr>
+        <w:tc>
+          <w:tcPr>
+            <w:tcW w:w="467" w:type="pct"/>
+          </w:tcPr>
+          <w:p>
+            <w:pPr>
+              <w:pStyle w:val="Celda"/>
+              <w:keepNext/>
+            </w:pPr>
+            <w:r>
+              <w:t>RN</w:t>
+            </w:r>
+            <w:r>
+              <w:noBreakHyphen/>
+            </w:r>
+            <w:r>
+              <w:t>009</w:t>
+            </w:r>
+          </w:p>
+        </w:tc>
+        <w:tc>
+          <w:tcPr>
+            <w:tcW w:w="1889" w:type="pct"/>
+          </w:tcPr>
+          <w:p>
+            <w:pPr>
+              <w:pStyle w:val="Celda"/>
+              <w:keepNext/>
+            </w:pPr>
+            <w:r>
+              <w:t>Cada clínica configura sus propios horarios, catálogos, tipos de cita, veterinarios y datos de marca (nombre, logo).</w:t>
+            </w:r>
+          </w:p>
+        </w:tc>
+        <w:tc>
+          <w:tcPr>
+            <w:tcW w:w="755" w:type="pct"/>
+          </w:tcPr>
+          <w:p>
+            <w:pPr>
+              <w:pStyle w:val="Celda"/>
+              <w:keepNext/>
+            </w:pPr>
+            <w:r>
               <w:t>Estructura</w:t>
             </w:r>
           </w:p>
@@ -3853,6 +4152,73 @@
               <w:keepNext/>
             </w:pPr>
             <w:r>
+              <w:t>Planificada (v2)</w:t>
+            </w:r>
+          </w:p>
+        </w:tc>
+      </w:tr>
+      <w:tr>
+        <w:trPr>
+          <w:cantSplit/>
+        </w:trPr>
+        <w:tc>
+          <w:tcPr>
+            <w:tcW w:w="467" w:type="pct"/>
+          </w:tcPr>
+          <w:p>
+            <w:pPr>
+              <w:pStyle w:val="Celda"/>
+              <w:keepNext/>
+            </w:pPr>
+            <w:r>
+              <w:t>RN</w:t>
+            </w:r>
+            <w:r>
+              <w:noBreakHyphen/>
+            </w:r>
+            <w:r>
+              <w:t>010</w:t>
+            </w:r>
+          </w:p>
+        </w:tc>
+        <w:tc>
+          <w:tcPr>
+            <w:tcW w:w="1889" w:type="pct"/>
+          </w:tcPr>
+          <w:p>
+            <w:pPr>
+              <w:pStyle w:val="Celda"/>
+              <w:keepNext/>
+            </w:pPr>
+            <w:r>
+              <w:t>El NIT de la clínica es único en la plataforma y debe superar la validación del dígito de verificación de la DIAN. Un NIT ya registrado no puede dar de alta otra clínica. Si una clínica encuentra su NIT registrado por otra, puede reportarlo desde el formulario; el caso pasa al super-administrador, que verifica la titularidad y puede suspender la clínica que lo usó (RN-012).</w:t>
+            </w:r>
+          </w:p>
+        </w:tc>
+        <w:tc>
+          <w:tcPr>
+            <w:tcW w:w="755" w:type="pct"/>
+          </w:tcPr>
+          <w:p>
+            <w:pPr>
+              <w:pStyle w:val="Celda"/>
+              <w:keepNext/>
+            </w:pPr>
+            <w:r>
+              <w:t>Restricción</w:t>
+            </w:r>
+          </w:p>
+        </w:tc>
+        <w:tc>
+          <w:tcPr>
+            <w:tcW w:w="1889" w:type="pct"/>
+          </w:tcPr>
+          <w:p>
+            <w:pPr>
+              <w:pStyle w:val="Celda"/>
+              <w:keepNext/>
+            </w:pPr>
+            <w:r>
               <w:t>Aplicada (2.0.0-alpha.1)</w:t>
             </w:r>
           </w:p>
@@ -3878,27 +4244,21 @@
               <w:noBreakHyphen/>
             </w:r>
             <w:r>
-              <w:t>006</w:t>
-            </w:r>
-          </w:p>
-        </w:tc>
-        <w:tc>
-          <w:tcPr>
-            <w:tcW w:w="1889" w:type="pct"/>
-          </w:tcPr>
-          <w:p>
-            <w:pPr>
-              <w:pStyle w:val="Celda"/>
-              <w:keepNext/>
-            </w:pPr>
-            <w:r>
-              <w:t xml:space="preserve">Cuando una clínica alcanza un límite de su plan, el sistema impide la acción e informa el motivo, invitando a mejorar el plan. Las urgencias </w:t>
-            </w:r>
-            <w:r>
-              <w:t>🔴</w:t>
-            </w:r>
-            <w:r>
-              <w:t xml:space="preserve"> son la excepción: nunca se bloquean por límite (RN-420).</w:t>
+              <w:t>011</w:t>
+            </w:r>
+          </w:p>
+        </w:tc>
+        <w:tc>
+          <w:tcPr>
+            <w:tcW w:w="1889" w:type="pct"/>
+          </w:tcPr>
+          <w:p>
+            <w:pPr>
+              <w:pStyle w:val="Celda"/>
+              <w:keepNext/>
+            </w:pPr>
+            <w:r>
+              <w:t>El registro público de clínicas exige superar una verificación anti-bot (CAPTCHA), rechaza correos de dominios desechables y admite como máximo 3 registros por día desde una misma IP.</w:t>
             </w:r>
           </w:p>
         </w:tc>
@@ -3926,13 +4286,7 @@
               <w:keepNext/>
             </w:pPr>
             <w:r>
-              <w:t xml:space="preserve">Aplicada (2.0.0-alpha.1) · La excepción de las urgencias </w:t>
-            </w:r>
-            <w:r>
-              <w:t>🔴</w:t>
-            </w:r>
-            <w:r>
-              <w:t xml:space="preserve"> se completa con el triage (módulos 2 y 4)</w:t>
+              <w:t>Aplicada (2.0.0-alpha.1)</w:t>
             </w:r>
           </w:p>
         </w:tc>
@@ -3957,27 +4311,21 @@
               <w:noBreakHyphen/>
             </w:r>
             <w:r>
-              <w:t>007</w:t>
-            </w:r>
-          </w:p>
-        </w:tc>
-        <w:tc>
-          <w:tcPr>
-            <w:tcW w:w="1889" w:type="pct"/>
-          </w:tcPr>
-          <w:p>
-            <w:pPr>
-              <w:pStyle w:val="Celda"/>
-              <w:keepNext/>
-            </w:pPr>
-            <w:r>
-              <w:t xml:space="preserve">Si la suscripción de una clínica no está al día, se congelan los beneficios del plan de pago hasta regularizarla. La atención de urgencias </w:t>
-            </w:r>
-            <w:r>
-              <w:t>🔴</w:t>
-            </w:r>
-            <w:r>
-              <w:t xml:space="preserve"> no se congela (RN-420).</w:t>
+              <w:t>012</w:t>
+            </w:r>
+          </w:p>
+        </w:tc>
+        <w:tc>
+          <w:tcPr>
+            <w:tcW w:w="1889" w:type="pct"/>
+          </w:tcPr>
+          <w:p>
+            <w:pPr>
+              <w:pStyle w:val="Celda"/>
+              <w:keepNext/>
+            </w:pPr>
+            <w:r>
+              <w:t>El super-administrador puede suspender o dar de baja una clínica sospechosa de duplicidad o abuso del plan gratuito, dejando registro del motivo en auditoría.</w:t>
             </w:r>
           </w:p>
         </w:tc>
@@ -4005,7 +4353,7 @@
               <w:keepNext/>
             </w:pPr>
             <w:r>
-              <w:t>Planificada (v2)</w:t>
+              <w:t>Aplicada (2.0.0-alpha.1)</w:t>
             </w:r>
           </w:p>
         </w:tc>
@@ -4031,21 +4379,21 @@
               <w:noBreakHyphen/>
             </w:r>
             <w:r>
-              <w:t>008</w:t>
-            </w:r>
-          </w:p>
-        </w:tc>
-        <w:tc>
-          <w:tcPr>
-            <w:tcW w:w="1889" w:type="pct"/>
-          </w:tcPr>
-          <w:p>
-            <w:pPr>
-              <w:pStyle w:val="Celda"/>
-              <w:keepNext/>
-            </w:pPr>
-            <w:r>
-              <w:t>El plan profesional cuesta $100.000 COP al mes o $960.000 COP al año por pago anticipado (equivale a $80.000 al mes, 20 % de descuento frente a doce mensualidades). Es el precio inicial; el super-administrador puede cambiarlo en el catálogo de planes, y el cambio no afecta el periodo ya pagado. El cobro real mediante pasarela se prevé para una fase posterior.</w:t>
+              <w:t>013</w:t>
+            </w:r>
+          </w:p>
+        </w:tc>
+        <w:tc>
+          <w:tcPr>
+            <w:tcW w:w="1889" w:type="pct"/>
+          </w:tcPr>
+          <w:p>
+            <w:pPr>
+              <w:pStyle w:val="Celda"/>
+              <w:keepNext/>
+            </w:pPr>
+            <w:r>
+              <w:t>Bajar al gratuito o congelar beneficios por mora no oculta ni borra datos: se sigue atendiendo a las mascotas existentes y consultando su historia. Solo se impiden nuevas altas de mascotas/vínculos, citas o personal que superen 50 mascotas, 100 citas/mes y 2 cuentas según RN-003, salvo urgencias rojas. No se desactiva personal ni se cancelan citas existentes para forzar el cupo.</w:t>
             </w:r>
           </w:p>
         </w:tc>
@@ -4059,6 +4407,76 @@
               <w:keepNext/>
             </w:pPr>
             <w:r>
+              <w:t>Restricción</w:t>
+            </w:r>
+          </w:p>
+        </w:tc>
+        <w:tc>
+          <w:tcPr>
+            <w:tcW w:w="1889" w:type="pct"/>
+          </w:tcPr>
+          <w:p>
+            <w:pPr>
+              <w:pStyle w:val="Celda"/>
+              <w:keepNext/>
+            </w:pPr>
+            <w:r>
+              <w:t>Aplicada (2.1.0)</w:t>
+            </w:r>
+          </w:p>
+        </w:tc>
+      </w:tr>
+      <w:tr>
+        <w:trPr>
+          <w:cantSplit/>
+        </w:trPr>
+        <w:tc>
+          <w:tcPr>
+            <w:tcW w:w="467" w:type="pct"/>
+          </w:tcPr>
+          <w:p>
+            <w:pPr>
+              <w:pStyle w:val="Celda"/>
+              <w:keepNext/>
+            </w:pPr>
+            <w:r>
+              <w:t>RN</w:t>
+            </w:r>
+            <w:r>
+              <w:noBreakHyphen/>
+            </w:r>
+            <w:r>
+              <w:t>014</w:t>
+            </w:r>
+          </w:p>
+        </w:tc>
+        <w:tc>
+          <w:tcPr>
+            <w:tcW w:w="1889" w:type="pct"/>
+          </w:tcPr>
+          <w:p>
+            <w:pPr>
+              <w:pStyle w:val="Celda"/>
+              <w:keepNext/>
+            </w:pPr>
+            <w:r>
+              <w:t>El acceso por suscripción se calcula por clínica con fecha actual y parámetros persistidos, sin depender del navegador ni del último cron. Los periodos usan intervalos de inicio incluido y fin excluido; la suspensión administrativa de la clínica prevalece sobre un pago. El mes/año usa calendario y ancla, sin prorrateos: renovación anticipada o en gracia desde el fin anterior; tras congelar desde la acreditación local. Cotización de 15 minutos, constante de plataforma. Una concesión legada sin fecha se conse</w:t>
+            </w:r>
+            <w:r>
+              <w:t>rva hasta que plataforma fije motivo y vencimiento; no se inventa un pago.</w:t>
+            </w:r>
+          </w:p>
+        </w:tc>
+        <w:tc>
+          <w:tcPr>
+            <w:tcW w:w="755" w:type="pct"/>
+          </w:tcPr>
+          <w:p>
+            <w:pPr>
+              <w:pStyle w:val="Celda"/>
+              <w:keepNext/>
+            </w:pPr>
+            <w:r>
               <w:t>Cálculo</w:t>
             </w:r>
           </w:p>
@@ -4073,7 +4491,7 @@
               <w:keepNext/>
             </w:pPr>
             <w:r>
-              <w:t>Planificada (v2)</w:t>
+              <w:t>Aplicada (2.1.0)</w:t>
             </w:r>
           </w:p>
         </w:tc>
@@ -4098,21 +4516,21 @@
               <w:noBreakHyphen/>
             </w:r>
             <w:r>
-              <w:t>009</w:t>
-            </w:r>
-          </w:p>
-        </w:tc>
-        <w:tc>
-          <w:tcPr>
-            <w:tcW w:w="1889" w:type="pct"/>
-          </w:tcPr>
-          <w:p>
-            <w:pPr>
-              <w:pStyle w:val="Celda"/>
-              <w:keepNext/>
-            </w:pPr>
-            <w:r>
-              <w:t>Cada clínica configura sus propios horarios, catálogos, tipos de cita, veterinarios y datos de marca (nombre, logo).</w:t>
+              <w:t>015</w:t>
+            </w:r>
+          </w:p>
+        </w:tc>
+        <w:tc>
+          <w:tcPr>
+            <w:tcW w:w="1889" w:type="pct"/>
+          </w:tcPr>
+          <w:p>
+            <w:pPr>
+              <w:pStyle w:val="Celda"/>
+              <w:keepNext/>
+            </w:pPr>
+            <w:r>
+              <w:t>Un pago solo acredita beneficios después de verificación del proveedor en servidor y coincidencia con la obligación local. Una obligación concede periodo una sola vez; duplicados, estados inciertos o discrepancias se concilian sin emitir otro cargo a ciegas ni borrar evidencia.</w:t>
             </w:r>
           </w:p>
         </w:tc>
@@ -4126,21 +4544,21 @@
               <w:keepNext/>
             </w:pPr>
             <w:r>
-              <w:t>Estructura</w:t>
-            </w:r>
-          </w:p>
-        </w:tc>
-        <w:tc>
-          <w:tcPr>
-            <w:tcW w:w="1889" w:type="pct"/>
-          </w:tcPr>
-          <w:p>
-            <w:pPr>
-              <w:pStyle w:val="Celda"/>
-              <w:keepNext/>
-            </w:pPr>
-            <w:r>
-              <w:t>Planificada (v2)</w:t>
+              <w:t>Restricción</w:t>
+            </w:r>
+          </w:p>
+        </w:tc>
+        <w:tc>
+          <w:tcPr>
+            <w:tcW w:w="1889" w:type="pct"/>
+          </w:tcPr>
+          <w:p>
+            <w:pPr>
+              <w:pStyle w:val="Celda"/>
+              <w:keepNext/>
+            </w:pPr>
+            <w:r>
+              <w:t>Aplicada (2.1.0)</w:t>
             </w:r>
           </w:p>
         </w:tc>
@@ -4165,21 +4583,21 @@
               <w:noBreakHyphen/>
             </w:r>
             <w:r>
-              <w:t>010</w:t>
-            </w:r>
-          </w:p>
-        </w:tc>
-        <w:tc>
-          <w:tcPr>
-            <w:tcW w:w="1889" w:type="pct"/>
-          </w:tcPr>
-          <w:p>
-            <w:pPr>
-              <w:pStyle w:val="Celda"/>
-              <w:keepNext/>
-            </w:pPr>
-            <w:r>
-              <w:t>El NIT de la clínica es único en la plataforma y debe superar la validación del dígito de verificación de la DIAN. Un NIT ya registrado no puede dar de alta otra clínica. Si una clínica encuentra su NIT registrado por otra, puede reportarlo desde el formulario; el caso pasa al super-administrador, que verifica la titularidad y puede suspender la clínica que lo usó (RN-012).</w:t>
+              <w:t>016</w:t>
+            </w:r>
+          </w:p>
+        </w:tc>
+        <w:tc>
+          <w:tcPr>
+            <w:tcW w:w="1889" w:type="pct"/>
+          </w:tcPr>
+          <w:p>
+            <w:pPr>
+              <w:pStyle w:val="Celda"/>
+              <w:keepNext/>
+            </w:pPr>
+            <w:r>
+              <w:t>El cobro automático es mensual, voluntario y requiere fuente disponible y autorización explícita del administrador. Guardar una fuente no autoriza cargos; quitarla o retirar autorización detiene los futuros. Los reintentos son fijos de la plataforma: inicial al vencer, reintentos a +24 y +48 horas, tres intentos totales, dentro de la gracia y solo siguen fallos terminales confirmados.</w:t>
             </w:r>
           </w:p>
         </w:tc>
@@ -4193,6 +4611,144 @@
               <w:keepNext/>
             </w:pPr>
             <w:r>
+              <w:t>Proceso</w:t>
+            </w:r>
+          </w:p>
+        </w:tc>
+        <w:tc>
+          <w:tcPr>
+            <w:tcW w:w="1889" w:type="pct"/>
+          </w:tcPr>
+          <w:p>
+            <w:pPr>
+              <w:pStyle w:val="Celda"/>
+              <w:keepNext/>
+            </w:pPr>
+            <w:r>
+              <w:t>Aplicada (2.1.0)</w:t>
+            </w:r>
+          </w:p>
+        </w:tc>
+      </w:tr>
+      <w:tr>
+        <w:trPr>
+          <w:cantSplit/>
+        </w:trPr>
+        <w:tc>
+          <w:tcPr>
+            <w:tcW w:w="467" w:type="pct"/>
+          </w:tcPr>
+          <w:p>
+            <w:pPr>
+              <w:pStyle w:val="Celda"/>
+              <w:keepNext/>
+            </w:pPr>
+            <w:r>
+              <w:lastRenderedPageBreak/>
+              <w:t>RN</w:t>
+            </w:r>
+            <w:r>
+              <w:noBreakHyphen/>
+            </w:r>
+            <w:r>
+              <w:t>017</w:t>
+            </w:r>
+          </w:p>
+        </w:tc>
+        <w:tc>
+          <w:tcPr>
+            <w:tcW w:w="1889" w:type="pct"/>
+          </w:tcPr>
+          <w:p>
+            <w:pPr>
+              <w:pStyle w:val="Celda"/>
+              <w:keepNext/>
+            </w:pPr>
+            <w:r>
+              <w:t>La plataforma avisa por correo al administrador antes del vencimiento, por defecto a 7 y 1 días, al congelar, ante cobro automático fallido y al acreditar un periodo por cualquier vía. «Recibimos tu pago» incluye valor, ciclo, medio mínimo (tarjeta con últimos cuatro o Nequi, sin datos completos), referencia y nuevo último día incluido; clave única por pago y destinatario, SMTP después del commit. Cada aviso se identifica por clínica, obligación o vencimiento, tipo y destinatario para no duplicarlo al repet</w:t>
+            </w:r>
+            <w:r>
+              <w:t>ir eventos o tareas; un fallo de correo no invalida un pago ni bloquea atención. Se envían a todos los administradores activos con correo verificado; los previos desde las 07:00 de America/Bogota. Los avisos de congelación se despachan en la siguiente pasada.</w:t>
+            </w:r>
+          </w:p>
+        </w:tc>
+        <w:tc>
+          <w:tcPr>
+            <w:tcW w:w="755" w:type="pct"/>
+          </w:tcPr>
+          <w:p>
+            <w:pPr>
+              <w:pStyle w:val="Celda"/>
+              <w:keepNext/>
+            </w:pPr>
+            <w:r>
+              <w:t>Proceso</w:t>
+            </w:r>
+          </w:p>
+        </w:tc>
+        <w:tc>
+          <w:tcPr>
+            <w:tcW w:w="1889" w:type="pct"/>
+          </w:tcPr>
+          <w:p>
+            <w:pPr>
+              <w:pStyle w:val="Celda"/>
+              <w:keepNext/>
+            </w:pPr>
+            <w:r>
+              <w:t>Aplicada (2.1.0)</w:t>
+            </w:r>
+          </w:p>
+        </w:tc>
+      </w:tr>
+      <w:tr>
+        <w:trPr>
+          <w:cantSplit/>
+        </w:trPr>
+        <w:tc>
+          <w:tcPr>
+            <w:tcW w:w="467" w:type="pct"/>
+          </w:tcPr>
+          <w:p>
+            <w:pPr>
+              <w:pStyle w:val="Celda"/>
+              <w:keepNext/>
+            </w:pPr>
+            <w:r>
+              <w:t>RN</w:t>
+            </w:r>
+            <w:r>
+              <w:noBreakHyphen/>
+            </w:r>
+            <w:r>
+              <w:t>018</w:t>
+            </w:r>
+          </w:p>
+        </w:tc>
+        <w:tc>
+          <w:tcPr>
+            <w:tcW w:w="1889" w:type="pct"/>
+          </w:tcPr>
+          <w:p>
+            <w:pPr>
+              <w:pStyle w:val="Celda"/>
+              <w:keepNext/>
+            </w:pPr>
+            <w:r>
+              <w:t>Zooki conserva de la fuente externa únicamente su identificador, tipo y marca/últimos cuatro cuando existan, además del vínculo y prueba de consentimiento. Su servidor no recibe números completos, CVC ni credenciales del medio; recibe el token efímero para crear la fuente, pero no lo persiste ni registra. Los secretos de integración permanecen en el servidor.</w:t>
+            </w:r>
+          </w:p>
+        </w:tc>
+        <w:tc>
+          <w:tcPr>
+            <w:tcW w:w="755" w:type="pct"/>
+          </w:tcPr>
+          <w:p>
+            <w:pPr>
+              <w:pStyle w:val="Celda"/>
+              <w:keepNext/>
+            </w:pPr>
+            <w:r>
               <w:t>Restricción</w:t>
             </w:r>
           </w:p>
@@ -4207,7 +4763,7 @@
               <w:keepNext/>
             </w:pPr>
             <w:r>
-              <w:t>Aplicada (2.0.0-alpha.1)</w:t>
+              <w:t>Aplicada (2.1.0)</w:t>
             </w:r>
           </w:p>
         </w:tc>
@@ -4223,30 +4779,28 @@
           <w:p>
             <w:pPr>
               <w:pStyle w:val="Celda"/>
-              <w:keepNext/>
-            </w:pPr>
-            <w:r>
-              <w:t>RN</w:t>
-            </w:r>
-            <w:r>
-              <w:noBreakHyphen/>
-            </w:r>
-            <w:r>
-              <w:t>011</w:t>
-            </w:r>
-          </w:p>
-        </w:tc>
-        <w:tc>
-          <w:tcPr>
-            <w:tcW w:w="1889" w:type="pct"/>
-          </w:tcPr>
-          <w:p>
-            <w:pPr>
-              <w:pStyle w:val="Celda"/>
-              <w:keepNext/>
-            </w:pPr>
-            <w:r>
-              <w:t>El registro público de clínicas exige superar una verificación anti-bot (CAPTCHA), rechaza correos de dominios desechables y admite como máximo 3 registros por día desde una misma IP.</w:t>
+            </w:pPr>
+            <w:r>
+              <w:t>RN</w:t>
+            </w:r>
+            <w:r>
+              <w:noBreakHyphen/>
+            </w:r>
+            <w:r>
+              <w:t>019</w:t>
+            </w:r>
+          </w:p>
+        </w:tc>
+        <w:tc>
+          <w:tcPr>
+            <w:tcW w:w="1889" w:type="pct"/>
+          </w:tcPr>
+          <w:p>
+            <w:pPr>
+              <w:pStyle w:val="Celda"/>
+            </w:pPr>
+            <w:r>
+              <w:t>Solo el administrador de la clínica en su contexto activo contrata, paga y administra su autorización automática. El super-administrador consulta metadatos financieros y realiza ajustes administrativos identificados, con motivo y auditoría; no usa fuentes de una clínica para iniciar cobros ni accede a datos clínicos.</w:t>
             </w:r>
           </w:p>
         </w:tc>
@@ -4257,7 +4811,6 @@
           <w:p>
             <w:pPr>
               <w:pStyle w:val="Celda"/>
-              <w:keepNext/>
             </w:pPr>
             <w:r>
               <w:t>Restricción</w:t>
@@ -4271,140 +4824,9 @@
           <w:p>
             <w:pPr>
               <w:pStyle w:val="Celda"/>
-              <w:keepNext/>
-            </w:pPr>
-            <w:r>
-              <w:t>Aplicada (2.0.0-alpha.1)</w:t>
-            </w:r>
-          </w:p>
-        </w:tc>
-      </w:tr>
-      <w:tr>
-        <w:trPr>
-          <w:cantSplit/>
-        </w:trPr>
-        <w:tc>
-          <w:tcPr>
-            <w:tcW w:w="467" w:type="pct"/>
-          </w:tcPr>
-          <w:p>
-            <w:pPr>
-              <w:pStyle w:val="Celda"/>
-              <w:keepNext/>
-            </w:pPr>
-            <w:r>
-              <w:t>RN</w:t>
-            </w:r>
-            <w:r>
-              <w:noBreakHyphen/>
-            </w:r>
-            <w:r>
-              <w:t>012</w:t>
-            </w:r>
-          </w:p>
-        </w:tc>
-        <w:tc>
-          <w:tcPr>
-            <w:tcW w:w="1889" w:type="pct"/>
-          </w:tcPr>
-          <w:p>
-            <w:pPr>
-              <w:pStyle w:val="Celda"/>
-              <w:keepNext/>
-            </w:pPr>
-            <w:r>
-              <w:t>El super-administrador puede suspender o dar de baja una clínica sospechosa de duplicidad o abuso del plan gratuito, dejando registro del motivo en auditoría.</w:t>
-            </w:r>
-          </w:p>
-        </w:tc>
-        <w:tc>
-          <w:tcPr>
-            <w:tcW w:w="755" w:type="pct"/>
-          </w:tcPr>
-          <w:p>
-            <w:pPr>
-              <w:pStyle w:val="Celda"/>
-              <w:keepNext/>
-            </w:pPr>
-            <w:r>
-              <w:t>Proceso</w:t>
-            </w:r>
-          </w:p>
-        </w:tc>
-        <w:tc>
-          <w:tcPr>
-            <w:tcW w:w="1889" w:type="pct"/>
-          </w:tcPr>
-          <w:p>
-            <w:pPr>
-              <w:pStyle w:val="Celda"/>
-              <w:keepNext/>
-            </w:pPr>
-            <w:r>
-              <w:t>Aplicada (2.0.0-alpha.1)</w:t>
-            </w:r>
-          </w:p>
-        </w:tc>
-      </w:tr>
-      <w:tr>
-        <w:trPr>
-          <w:cantSplit/>
-        </w:trPr>
-        <w:tc>
-          <w:tcPr>
-            <w:tcW w:w="467" w:type="pct"/>
-          </w:tcPr>
-          <w:p>
-            <w:pPr>
-              <w:pStyle w:val="Celda"/>
-            </w:pPr>
-            <w:r>
-              <w:t>RN</w:t>
-            </w:r>
-            <w:r>
-              <w:noBreakHyphen/>
-            </w:r>
-            <w:r>
-              <w:t>013</w:t>
-            </w:r>
-          </w:p>
-        </w:tc>
-        <w:tc>
-          <w:tcPr>
-            <w:tcW w:w="1889" w:type="pct"/>
-          </w:tcPr>
-          <w:p>
-            <w:pPr>
-              <w:pStyle w:val="Celda"/>
-            </w:pPr>
-            <w:r>
-              <w:t>Al bajar al plan gratuito o caer en mora no se oculta ni se borra ningún dato: la clínica sigue atendiendo a las mascotas que ya tiene y consultando su historia. Solo se bloquea crear o vincular mascotas, crear citas o dar de alta personal por encima de los límites del plan gratuito.</w:t>
-            </w:r>
-          </w:p>
-        </w:tc>
-        <w:tc>
-          <w:tcPr>
-            <w:tcW w:w="755" w:type="pct"/>
-          </w:tcPr>
-          <w:p>
-            <w:pPr>
-              <w:pStyle w:val="Celda"/>
-            </w:pPr>
-            <w:r>
-              <w:t>Restricción</w:t>
-            </w:r>
-          </w:p>
-        </w:tc>
-        <w:tc>
-          <w:tcPr>
-            <w:tcW w:w="1889" w:type="pct"/>
-          </w:tcPr>
-          <w:p>
-            <w:pPr>
-              <w:pStyle w:val="Celda"/>
-            </w:pPr>
-            <w:r>
-              <w:t>Planificada (v2)</w:t>
+            </w:pPr>
+            <w:r>
+              <w:t>Aplicada (2.1.0)</w:t>
             </w:r>
           </w:p>
         </w:tc>
@@ -4415,7 +4837,7 @@
         <w:pStyle w:val="Ttulo1"/>
       </w:pPr>
       <w:bookmarkStart w:id="6" w:name="_45e5cddb15e6e85961c4bdd9f114a9e4301e667"/>
-      <w:bookmarkStart w:id="7" w:name="_Toc243684940"/>
+      <w:bookmarkStart w:id="7" w:name="_Toc243862313"/>
       <w:bookmarkEnd w:id="4"/>
       <w:r>
         <w:lastRenderedPageBreak/>
@@ -5620,7 +6042,7 @@
         <w:pStyle w:val="Ttulo1"/>
       </w:pPr>
       <w:bookmarkStart w:id="8" w:name="_8ada1076fc69f75adb455b52b48149b634e12c1"/>
-      <w:bookmarkStart w:id="9" w:name="_Toc243684941"/>
+      <w:bookmarkStart w:id="9" w:name="_Toc243862314"/>
       <w:bookmarkEnd w:id="6"/>
       <w:r>
         <w:lastRenderedPageBreak/>
@@ -6541,7 +6963,7 @@
         <w:pStyle w:val="Ttulo1"/>
       </w:pPr>
       <w:bookmarkStart w:id="10" w:name="_d55aebc9deeb1682a62a02ae225cde94fe0baf3"/>
-      <w:bookmarkStart w:id="11" w:name="_Toc243684942"/>
+      <w:bookmarkStart w:id="11" w:name="_Toc243862315"/>
       <w:bookmarkEnd w:id="8"/>
       <w:r>
         <w:lastRenderedPageBreak/>
@@ -7111,7 +7533,7 @@
         <w:pStyle w:val="Ttulo1"/>
       </w:pPr>
       <w:bookmarkStart w:id="12" w:name="_0bc479c0be240e26431ebdd296a7a53444b2628"/>
-      <w:bookmarkStart w:id="13" w:name="_Toc243684943"/>
+      <w:bookmarkStart w:id="13" w:name="_Toc243862316"/>
       <w:bookmarkEnd w:id="10"/>
       <w:r>
         <w:lastRenderedPageBreak/>
@@ -8589,7 +9011,7 @@
               <w:pStyle w:val="Celda"/>
             </w:pPr>
             <w:r>
-              <w:t>Parcial (2.0.0-alpha.4): M0 exceptúa una urgencia roja evaluada y M2 la calcula sin cuotas; derivación y aplicación en agenda/urgencias pendientes de M4</w:t>
+              <w:t>Aplicada M4; regresión de mora y cupos en S1</w:t>
             </w:r>
           </w:p>
         </w:tc>
@@ -9185,7 +9607,7 @@
         <w:pStyle w:val="Ttulo1"/>
       </w:pPr>
       <w:bookmarkStart w:id="14" w:name="_448b6637f95054bfc4854cb12826ea84d2acba0"/>
-      <w:bookmarkStart w:id="15" w:name="_Toc243684944"/>
+      <w:bookmarkStart w:id="15" w:name="_Toc243862317"/>
       <w:bookmarkEnd w:id="12"/>
       <w:r>
         <w:lastRenderedPageBreak/>
@@ -9621,7 +10043,7 @@
         <w:pStyle w:val="Ttulo1"/>
       </w:pPr>
       <w:bookmarkStart w:id="16" w:name="_88abf5b53e5603b94c73c4f577271d31a73cc35"/>
-      <w:bookmarkStart w:id="17" w:name="_Toc243684945"/>
+      <w:bookmarkStart w:id="17" w:name="_Toc243862318"/>
       <w:bookmarkEnd w:id="14"/>
       <w:r>
         <w:lastRenderedPageBreak/>
@@ -10130,7 +10552,7 @@
         <w:pStyle w:val="Ttulo1"/>
       </w:pPr>
       <w:bookmarkStart w:id="18" w:name="_d6017b47d08e8255744de6d6c5cc1d72cf68a5a"/>
-      <w:bookmarkStart w:id="19" w:name="_Toc243684946"/>
+      <w:bookmarkStart w:id="19" w:name="_Toc243862319"/>
       <w:bookmarkEnd w:id="16"/>
       <w:r>
         <w:lastRenderedPageBreak/>
@@ -10774,7 +11196,7 @@
         <w:pStyle w:val="Ttulo1"/>
       </w:pPr>
       <w:bookmarkStart w:id="20" w:name="_resumen"/>
-      <w:bookmarkStart w:id="21" w:name="_Toc243684947"/>
+      <w:bookmarkStart w:id="21" w:name="_Toc243862320"/>
       <w:bookmarkEnd w:id="18"/>
       <w:r>
         <w:lastRenderedPageBreak/>
@@ -10794,7 +11216,7 @@
           <w:b/>
           <w:bCs/>
         </w:rPr>
-        <w:t>120 reglas de negocio</w:t>
+        <w:t>126 reglas de negocio</w:t>
       </w:r>
       <w:r>
         <w:t xml:space="preserve">, sin contar de nuevo sus equivalencias históricas del apéndice. El estado de cada fila distingue lo aplicado en la versión preparada </w:t>
@@ -10818,7 +11240,7 @@
         <w:pStyle w:val="Ttulo1"/>
       </w:pPr>
       <w:bookmarkStart w:id="22" w:name="_7e076a4c50dfd8e5bd4a5dcf27defc45af5c0cc"/>
-      <w:bookmarkStart w:id="23" w:name="_Toc243684948"/>
+      <w:bookmarkStart w:id="23" w:name="_Toc243862321"/>
       <w:bookmarkEnd w:id="20"/>
       <w:r>
         <w:lastRenderedPageBreak/>
@@ -12836,7 +13258,7 @@
               <w:noProof/>
             </w:rPr>
             <w:drawing>
-              <wp:inline distT="0" distB="0" distL="0" distR="0" wp14:anchorId="24ED6AE3" wp14:editId="432A5EA8">
+              <wp:inline distT="0" distB="0" distL="0" distR="0" wp14:anchorId="2DB387EF" wp14:editId="2DB387F0">
                 <wp:extent cx="324000" cy="324000"/>
                 <wp:effectExtent l="0" t="0" r="0" b="0"/>
                 <wp:docPr id="9001" name="Logo Zooki"/>
@@ -12896,7 +13318,7 @@
               <w:sz w:val="17"/>
               <w:szCs w:val="17"/>
             </w:rPr>
-            <w:t>Zooki v2.0</w:t>
+            <w:t>Zooki v2.1</w:t>
           </w:r>
         </w:p>
         <w:p>
@@ -12930,7 +13352,7 @@
               <w:sz w:val="17"/>
               <w:szCs w:val="17"/>
             </w:rPr>
-            <w:t>Rev. 2.5</w:t>
+            <w:t>Rev. 2.6</w:t>
           </w:r>
         </w:p>
         <w:p>
@@ -13003,7 +13425,7 @@
   <w:abstractNum w:abstractNumId="0" w15:restartNumberingAfterBreak="0">
     <w:nsid w:val="0000A990"/>
     <w:multiLevelType w:val="multilevel"/>
-    <w:tmpl w:val="AF6406BC"/>
+    <w:tmpl w:val="B5D64D7A"/>
     <w:lvl w:ilvl="0">
       <w:numFmt w:val="bullet"/>
       <w:lvlText w:val=" "/>
@@ -13077,7 +13499,7 @@
       </w:pPr>
     </w:lvl>
   </w:abstractNum>
-  <w:num w:numId="1" w16cid:durableId="460807682">
+  <w:num w:numId="1" w16cid:durableId="1912694110">
     <w:abstractNumId w:val="0"/>
   </w:num>
 </w:numbering>

--- a/public/docs/descargas/reglas.docx
+++ b/public/docs/descargas/reglas.docx
@@ -21,7 +21,7 @@
         <w:pStyle w:val="PortadaProyecto"/>
       </w:pPr>
       <w:r>
-        <w:t>Proyecto: Zooki v2.1</w:t>
+        <w:t>Proyecto: Zooki v2.2</w:t>
       </w:r>
     </w:p>
     <w:p>
@@ -93,7 +93,7 @@
           <w:noProof/>
         </w:rPr>
         <w:drawing>
-          <wp:inline distT="0" distB="0" distL="0" distR="0" wp14:anchorId="2DB387E3" wp14:editId="2DB387E4">
+          <wp:inline distT="0" distB="0" distL="0" distR="0" wp14:anchorId="728A57ED" wp14:editId="728A57EE">
             <wp:extent cx="395999" cy="405503"/>
             <wp:effectExtent l="0" t="0" r="0" b="0"/>
             <wp:docPr id="10" name="Picture"/>
@@ -229,7 +229,7 @@
               <w:pStyle w:val="Celda"/>
             </w:pPr>
             <w:r>
-              <w:t>25/10/2026</w:t>
+              <w:t>26/10/2026</w:t>
             </w:r>
           </w:p>
         </w:tc>
@@ -409,7 +409,7 @@
       <w:r>
         <w:fldChar w:fldCharType="separate"/>
       </w:r>
-      <w:hyperlink w:anchor="_Toc243862310" w:history="1">
+      <w:hyperlink w:anchor="_Toc243900910" w:history="1">
         <w:r>
           <w:rPr>
             <w:rStyle w:val="Hipervnculo"/>
@@ -436,7 +436,7 @@
             <w:noProof/>
             <w:webHidden/>
           </w:rPr>
-          <w:instrText xml:space="preserve"> PAGEREF _Toc243862310 \h </w:instrText>
+          <w:instrText xml:space="preserve"> PAGEREF _Toc243900910 \h </w:instrText>
         </w:r>
         <w:r>
           <w:rPr>
@@ -482,7 +482,7 @@
           <w14:ligatures w14:val="standardContextual"/>
         </w:rPr>
       </w:pPr>
-      <w:hyperlink w:anchor="_Toc243862311" w:history="1">
+      <w:hyperlink w:anchor="_Toc243900911" w:history="1">
         <w:r>
           <w:rPr>
             <w:rStyle w:val="Hipervnculo"/>
@@ -509,7 +509,7 @@
             <w:noProof/>
             <w:webHidden/>
           </w:rPr>
-          <w:instrText xml:space="preserve"> PAGEREF _Toc243862311 \h </w:instrText>
+          <w:instrText xml:space="preserve"> PAGEREF _Toc243900911 \h </w:instrText>
         </w:r>
         <w:r>
           <w:rPr>
@@ -555,7 +555,7 @@
           <w14:ligatures w14:val="standardContextual"/>
         </w:rPr>
       </w:pPr>
-      <w:hyperlink w:anchor="_Toc243862312" w:history="1">
+      <w:hyperlink w:anchor="_Toc243900912" w:history="1">
         <w:r>
           <w:rPr>
             <w:rStyle w:val="Hipervnculo"/>
@@ -591,7 +591,7 @@
             <w:noProof/>
             <w:webHidden/>
           </w:rPr>
-          <w:instrText xml:space="preserve"> PAGEREF _Toc243862312 \h </w:instrText>
+          <w:instrText xml:space="preserve"> PAGEREF _Toc243900912 \h </w:instrText>
         </w:r>
         <w:r>
           <w:rPr>
@@ -637,7 +637,7 @@
           <w14:ligatures w14:val="standardContextual"/>
         </w:rPr>
       </w:pPr>
-      <w:hyperlink w:anchor="_Toc243862313" w:history="1">
+      <w:hyperlink w:anchor="_Toc243900913" w:history="1">
         <w:r>
           <w:rPr>
             <w:rStyle w:val="Hipervnculo"/>
@@ -664,7 +664,7 @@
             <w:noProof/>
             <w:webHidden/>
           </w:rPr>
-          <w:instrText xml:space="preserve"> PAGEREF _Toc243862313 \h </w:instrText>
+          <w:instrText xml:space="preserve"> PAGEREF _Toc243900913 \h </w:instrText>
         </w:r>
         <w:r>
           <w:rPr>
@@ -710,7 +710,7 @@
           <w14:ligatures w14:val="standardContextual"/>
         </w:rPr>
       </w:pPr>
-      <w:hyperlink w:anchor="_Toc243862314" w:history="1">
+      <w:hyperlink w:anchor="_Toc243900914" w:history="1">
         <w:r>
           <w:rPr>
             <w:rStyle w:val="Hipervnculo"/>
@@ -737,7 +737,7 @@
             <w:noProof/>
             <w:webHidden/>
           </w:rPr>
-          <w:instrText xml:space="preserve"> PAGEREF _Toc243862314 \h </w:instrText>
+          <w:instrText xml:space="preserve"> PAGEREF _Toc243900914 \h </w:instrText>
         </w:r>
         <w:r>
           <w:rPr>
@@ -783,7 +783,7 @@
           <w14:ligatures w14:val="standardContextual"/>
         </w:rPr>
       </w:pPr>
-      <w:hyperlink w:anchor="_Toc243862315" w:history="1">
+      <w:hyperlink w:anchor="_Toc243900915" w:history="1">
         <w:r>
           <w:rPr>
             <w:rStyle w:val="Hipervnculo"/>
@@ -810,7 +810,7 @@
             <w:noProof/>
             <w:webHidden/>
           </w:rPr>
-          <w:instrText xml:space="preserve"> PAGEREF _Toc243862315 \h </w:instrText>
+          <w:instrText xml:space="preserve"> PAGEREF _Toc243900915 \h </w:instrText>
         </w:r>
         <w:r>
           <w:rPr>
@@ -856,7 +856,7 @@
           <w14:ligatures w14:val="standardContextual"/>
         </w:rPr>
       </w:pPr>
-      <w:hyperlink w:anchor="_Toc243862316" w:history="1">
+      <w:hyperlink w:anchor="_Toc243900916" w:history="1">
         <w:r>
           <w:rPr>
             <w:rStyle w:val="Hipervnculo"/>
@@ -883,7 +883,7 @@
             <w:noProof/>
             <w:webHidden/>
           </w:rPr>
-          <w:instrText xml:space="preserve"> PAGEREF _Toc243862316 \h </w:instrText>
+          <w:instrText xml:space="preserve"> PAGEREF _Toc243900916 \h </w:instrText>
         </w:r>
         <w:r>
           <w:rPr>
@@ -929,7 +929,7 @@
           <w14:ligatures w14:val="standardContextual"/>
         </w:rPr>
       </w:pPr>
-      <w:hyperlink w:anchor="_Toc243862317" w:history="1">
+      <w:hyperlink w:anchor="_Toc243900917" w:history="1">
         <w:r>
           <w:rPr>
             <w:rStyle w:val="Hipervnculo"/>
@@ -956,7 +956,7 @@
             <w:noProof/>
             <w:webHidden/>
           </w:rPr>
-          <w:instrText xml:space="preserve"> PAGEREF _Toc243862317 \h </w:instrText>
+          <w:instrText xml:space="preserve"> PAGEREF _Toc243900917 \h </w:instrText>
         </w:r>
         <w:r>
           <w:rPr>
@@ -1002,7 +1002,7 @@
           <w14:ligatures w14:val="standardContextual"/>
         </w:rPr>
       </w:pPr>
-      <w:hyperlink w:anchor="_Toc243862318" w:history="1">
+      <w:hyperlink w:anchor="_Toc243900918" w:history="1">
         <w:r>
           <w:rPr>
             <w:rStyle w:val="Hipervnculo"/>
@@ -1029,7 +1029,7 @@
             <w:noProof/>
             <w:webHidden/>
           </w:rPr>
-          <w:instrText xml:space="preserve"> PAGEREF _Toc243862318 \h </w:instrText>
+          <w:instrText xml:space="preserve"> PAGEREF _Toc243900918 \h </w:instrText>
         </w:r>
         <w:r>
           <w:rPr>
@@ -1075,7 +1075,7 @@
           <w14:ligatures w14:val="standardContextual"/>
         </w:rPr>
       </w:pPr>
-      <w:hyperlink w:anchor="_Toc243862319" w:history="1">
+      <w:hyperlink w:anchor="_Toc243900919" w:history="1">
         <w:r>
           <w:rPr>
             <w:rStyle w:val="Hipervnculo"/>
@@ -1111,7 +1111,7 @@
             <w:noProof/>
             <w:webHidden/>
           </w:rPr>
-          <w:instrText xml:space="preserve"> PAGEREF _Toc243862319 \h </w:instrText>
+          <w:instrText xml:space="preserve"> PAGEREF _Toc243900919 \h </w:instrText>
         </w:r>
         <w:r>
           <w:rPr>
@@ -1157,7 +1157,7 @@
           <w14:ligatures w14:val="standardContextual"/>
         </w:rPr>
       </w:pPr>
-      <w:hyperlink w:anchor="_Toc243862320" w:history="1">
+      <w:hyperlink w:anchor="_Toc243900920" w:history="1">
         <w:r>
           <w:rPr>
             <w:rStyle w:val="Hipervnculo"/>
@@ -1184,7 +1184,7 @@
             <w:noProof/>
             <w:webHidden/>
           </w:rPr>
-          <w:instrText xml:space="preserve"> PAGEREF _Toc243862320 \h </w:instrText>
+          <w:instrText xml:space="preserve"> PAGEREF _Toc243900920 \h </w:instrText>
         </w:r>
         <w:r>
           <w:rPr>
@@ -1230,7 +1230,7 @@
           <w14:ligatures w14:val="standardContextual"/>
         </w:rPr>
       </w:pPr>
-      <w:hyperlink w:anchor="_Toc243862321" w:history="1">
+      <w:hyperlink w:anchor="_Toc243900921" w:history="1">
         <w:r>
           <w:rPr>
             <w:rStyle w:val="Hipervnculo"/>
@@ -1257,7 +1257,7 @@
             <w:noProof/>
             <w:webHidden/>
           </w:rPr>
-          <w:instrText xml:space="preserve"> PAGEREF _Toc243862321 \h </w:instrText>
+          <w:instrText xml:space="preserve"> PAGEREF _Toc243900921 \h </w:instrText>
         </w:r>
         <w:r>
           <w:rPr>
@@ -1417,7 +1417,7 @@
         <w:pStyle w:val="Ttulo1"/>
       </w:pPr>
       <w:bookmarkStart w:id="0" w:name="_convenciones"/>
-      <w:bookmarkStart w:id="1" w:name="_Toc243862310"/>
+      <w:bookmarkStart w:id="1" w:name="_Toc243900910"/>
       <w:r>
         <w:lastRenderedPageBreak/>
         <w:t>Convenciones</w:t>
@@ -1687,7 +1687,7 @@
         <w:pStyle w:val="Ttulo1"/>
       </w:pPr>
       <w:bookmarkStart w:id="2" w:name="_2efc5ae0568e3ce1fea6c6a17d99178de5f7fb1"/>
-      <w:bookmarkStart w:id="3" w:name="_Toc243862311"/>
+      <w:bookmarkStart w:id="3" w:name="_Toc243900911"/>
       <w:bookmarkEnd w:id="0"/>
       <w:r>
         <w:lastRenderedPageBreak/>
@@ -3412,7 +3412,7 @@
         <w:pStyle w:val="Ttulo1"/>
       </w:pPr>
       <w:bookmarkStart w:id="4" w:name="_1aeaf76b305171b42ee23dc2df8c4c69f1ea3df"/>
-      <w:bookmarkStart w:id="5" w:name="_Toc243862312"/>
+      <w:bookmarkStart w:id="5" w:name="_Toc243900912"/>
       <w:bookmarkEnd w:id="2"/>
       <w:r>
         <w:lastRenderedPageBreak/>
@@ -4837,7 +4837,7 @@
         <w:pStyle w:val="Ttulo1"/>
       </w:pPr>
       <w:bookmarkStart w:id="6" w:name="_45e5cddb15e6e85961c4bdd9f114a9e4301e667"/>
-      <w:bookmarkStart w:id="7" w:name="_Toc243862313"/>
+      <w:bookmarkStart w:id="7" w:name="_Toc243900913"/>
       <w:bookmarkEnd w:id="4"/>
       <w:r>
         <w:lastRenderedPageBreak/>
@@ -6042,7 +6042,7 @@
         <w:pStyle w:val="Ttulo1"/>
       </w:pPr>
       <w:bookmarkStart w:id="8" w:name="_8ada1076fc69f75adb455b52b48149b634e12c1"/>
-      <w:bookmarkStart w:id="9" w:name="_Toc243862314"/>
+      <w:bookmarkStart w:id="9" w:name="_Toc243900914"/>
       <w:bookmarkEnd w:id="6"/>
       <w:r>
         <w:lastRenderedPageBreak/>
@@ -6963,7 +6963,7 @@
         <w:pStyle w:val="Ttulo1"/>
       </w:pPr>
       <w:bookmarkStart w:id="10" w:name="_d55aebc9deeb1682a62a02ae225cde94fe0baf3"/>
-      <w:bookmarkStart w:id="11" w:name="_Toc243862315"/>
+      <w:bookmarkStart w:id="11" w:name="_Toc243900915"/>
       <w:bookmarkEnd w:id="8"/>
       <w:r>
         <w:lastRenderedPageBreak/>
@@ -7533,7 +7533,7 @@
         <w:pStyle w:val="Ttulo1"/>
       </w:pPr>
       <w:bookmarkStart w:id="12" w:name="_0bc479c0be240e26431ebdd296a7a53444b2628"/>
-      <w:bookmarkStart w:id="13" w:name="_Toc243862316"/>
+      <w:bookmarkStart w:id="13" w:name="_Toc243900916"/>
       <w:bookmarkEnd w:id="10"/>
       <w:r>
         <w:lastRenderedPageBreak/>
@@ -9607,7 +9607,7 @@
         <w:pStyle w:val="Ttulo1"/>
       </w:pPr>
       <w:bookmarkStart w:id="14" w:name="_448b6637f95054bfc4854cb12826ea84d2acba0"/>
-      <w:bookmarkStart w:id="15" w:name="_Toc243862317"/>
+      <w:bookmarkStart w:id="15" w:name="_Toc243900917"/>
       <w:bookmarkEnd w:id="12"/>
       <w:r>
         <w:lastRenderedPageBreak/>
@@ -10043,7 +10043,7 @@
         <w:pStyle w:val="Ttulo1"/>
       </w:pPr>
       <w:bookmarkStart w:id="16" w:name="_88abf5b53e5603b94c73c4f577271d31a73cc35"/>
-      <w:bookmarkStart w:id="17" w:name="_Toc243862318"/>
+      <w:bookmarkStart w:id="17" w:name="_Toc243900918"/>
       <w:bookmarkEnd w:id="14"/>
       <w:r>
         <w:lastRenderedPageBreak/>
@@ -10552,7 +10552,7 @@
         <w:pStyle w:val="Ttulo1"/>
       </w:pPr>
       <w:bookmarkStart w:id="18" w:name="_d6017b47d08e8255744de6d6c5cc1d72cf68a5a"/>
-      <w:bookmarkStart w:id="19" w:name="_Toc243862319"/>
+      <w:bookmarkStart w:id="19" w:name="_Toc243900919"/>
       <w:bookmarkEnd w:id="16"/>
       <w:r>
         <w:lastRenderedPageBreak/>
@@ -11196,7 +11196,7 @@
         <w:pStyle w:val="Ttulo1"/>
       </w:pPr>
       <w:bookmarkStart w:id="20" w:name="_resumen"/>
-      <w:bookmarkStart w:id="21" w:name="_Toc243862320"/>
+      <w:bookmarkStart w:id="21" w:name="_Toc243900920"/>
       <w:bookmarkEnd w:id="18"/>
       <w:r>
         <w:lastRenderedPageBreak/>
@@ -11240,7 +11240,7 @@
         <w:pStyle w:val="Ttulo1"/>
       </w:pPr>
       <w:bookmarkStart w:id="22" w:name="_7e076a4c50dfd8e5bd4a5dcf27defc45af5c0cc"/>
-      <w:bookmarkStart w:id="23" w:name="_Toc243862321"/>
+      <w:bookmarkStart w:id="23" w:name="_Toc243900921"/>
       <w:bookmarkEnd w:id="20"/>
       <w:r>
         <w:lastRenderedPageBreak/>
@@ -13258,7 +13258,7 @@
               <w:noProof/>
             </w:rPr>
             <w:drawing>
-              <wp:inline distT="0" distB="0" distL="0" distR="0" wp14:anchorId="2DB387EF" wp14:editId="2DB387F0">
+              <wp:inline distT="0" distB="0" distL="0" distR="0" wp14:anchorId="728A57F9" wp14:editId="728A57FA">
                 <wp:extent cx="324000" cy="324000"/>
                 <wp:effectExtent l="0" t="0" r="0" b="0"/>
                 <wp:docPr id="9001" name="Logo Zooki"/>
@@ -13318,7 +13318,7 @@
               <w:sz w:val="17"/>
               <w:szCs w:val="17"/>
             </w:rPr>
-            <w:t>Zooki v2.1</w:t>
+            <w:t>Zooki v2.2</w:t>
           </w:r>
         </w:p>
         <w:p>
@@ -13425,7 +13425,7 @@
   <w:abstractNum w:abstractNumId="0" w15:restartNumberingAfterBreak="0">
     <w:nsid w:val="0000A990"/>
     <w:multiLevelType w:val="multilevel"/>
-    <w:tmpl w:val="B5D64D7A"/>
+    <w:tmpl w:val="7FAC7D52"/>
     <w:lvl w:ilvl="0">
       <w:numFmt w:val="bullet"/>
       <w:lvlText w:val=" "/>
@@ -13499,7 +13499,7 @@
       </w:pPr>
     </w:lvl>
   </w:abstractNum>
-  <w:num w:numId="1" w16cid:durableId="1912694110">
+  <w:num w:numId="1" w16cid:durableId="1792822863">
     <w:abstractNumId w:val="0"/>
   </w:num>
 </w:numbering>

--- a/public/docs/descargas/reglas.docx
+++ b/public/docs/descargas/reglas.docx
@@ -93,7 +93,7 @@
           <w:noProof/>
         </w:rPr>
         <w:drawing>
-          <wp:inline distT="0" distB="0" distL="0" distR="0" wp14:anchorId="728A57ED" wp14:editId="728A57EE">
+          <wp:inline distT="0" distB="0" distL="0" distR="0" wp14:anchorId="32606ED2" wp14:editId="32606ED3">
             <wp:extent cx="395999" cy="405503"/>
             <wp:effectExtent l="0" t="0" r="0" b="0"/>
             <wp:docPr id="10" name="Picture"/>
@@ -229,7 +229,7 @@
               <w:pStyle w:val="Celda"/>
             </w:pPr>
             <w:r>
-              <w:t>26/10/2026</w:t>
+              <w:t>29/10/2026</w:t>
             </w:r>
           </w:p>
         </w:tc>
@@ -409,7 +409,7 @@
       <w:r>
         <w:fldChar w:fldCharType="separate"/>
       </w:r>
-      <w:hyperlink w:anchor="_Toc243900910" w:history="1">
+      <w:hyperlink w:anchor="_Toc244198996" w:history="1">
         <w:r>
           <w:rPr>
             <w:rStyle w:val="Hipervnculo"/>
@@ -436,7 +436,7 @@
             <w:noProof/>
             <w:webHidden/>
           </w:rPr>
-          <w:instrText xml:space="preserve"> PAGEREF _Toc243900910 \h </w:instrText>
+          <w:instrText xml:space="preserve"> PAGEREF _Toc244198996 \h </w:instrText>
         </w:r>
         <w:r>
           <w:rPr>
@@ -482,7 +482,7 @@
           <w14:ligatures w14:val="standardContextual"/>
         </w:rPr>
       </w:pPr>
-      <w:hyperlink w:anchor="_Toc243900911" w:history="1">
+      <w:hyperlink w:anchor="_Toc244198997" w:history="1">
         <w:r>
           <w:rPr>
             <w:rStyle w:val="Hipervnculo"/>
@@ -509,7 +509,7 @@
             <w:noProof/>
             <w:webHidden/>
           </w:rPr>
-          <w:instrText xml:space="preserve"> PAGEREF _Toc243900911 \h </w:instrText>
+          <w:instrText xml:space="preserve"> PAGEREF _Toc244198997 \h </w:instrText>
         </w:r>
         <w:r>
           <w:rPr>
@@ -555,7 +555,7 @@
           <w14:ligatures w14:val="standardContextual"/>
         </w:rPr>
       </w:pPr>
-      <w:hyperlink w:anchor="_Toc243900912" w:history="1">
+      <w:hyperlink w:anchor="_Toc244198998" w:history="1">
         <w:r>
           <w:rPr>
             <w:rStyle w:val="Hipervnculo"/>
@@ -591,7 +591,7 @@
             <w:noProof/>
             <w:webHidden/>
           </w:rPr>
-          <w:instrText xml:space="preserve"> PAGEREF _Toc243900912 \h </w:instrText>
+          <w:instrText xml:space="preserve"> PAGEREF _Toc244198998 \h </w:instrText>
         </w:r>
         <w:r>
           <w:rPr>
@@ -637,7 +637,7 @@
           <w14:ligatures w14:val="standardContextual"/>
         </w:rPr>
       </w:pPr>
-      <w:hyperlink w:anchor="_Toc243900913" w:history="1">
+      <w:hyperlink w:anchor="_Toc244198999" w:history="1">
         <w:r>
           <w:rPr>
             <w:rStyle w:val="Hipervnculo"/>
@@ -664,7 +664,7 @@
             <w:noProof/>
             <w:webHidden/>
           </w:rPr>
-          <w:instrText xml:space="preserve"> PAGEREF _Toc243900913 \h </w:instrText>
+          <w:instrText xml:space="preserve"> PAGEREF _Toc244198999 \h </w:instrText>
         </w:r>
         <w:r>
           <w:rPr>
@@ -710,7 +710,7 @@
           <w14:ligatures w14:val="standardContextual"/>
         </w:rPr>
       </w:pPr>
-      <w:hyperlink w:anchor="_Toc243900914" w:history="1">
+      <w:hyperlink w:anchor="_Toc244199000" w:history="1">
         <w:r>
           <w:rPr>
             <w:rStyle w:val="Hipervnculo"/>
@@ -737,7 +737,7 @@
             <w:noProof/>
             <w:webHidden/>
           </w:rPr>
-          <w:instrText xml:space="preserve"> PAGEREF _Toc243900914 \h </w:instrText>
+          <w:instrText xml:space="preserve"> PAGEREF _Toc244199000 \h </w:instrText>
         </w:r>
         <w:r>
           <w:rPr>
@@ -783,7 +783,7 @@
           <w14:ligatures w14:val="standardContextual"/>
         </w:rPr>
       </w:pPr>
-      <w:hyperlink w:anchor="_Toc243900915" w:history="1">
+      <w:hyperlink w:anchor="_Toc244199001" w:history="1">
         <w:r>
           <w:rPr>
             <w:rStyle w:val="Hipervnculo"/>
@@ -810,7 +810,7 @@
             <w:noProof/>
             <w:webHidden/>
           </w:rPr>
-          <w:instrText xml:space="preserve"> PAGEREF _Toc243900915 \h </w:instrText>
+          <w:instrText xml:space="preserve"> PAGEREF _Toc244199001 \h </w:instrText>
         </w:r>
         <w:r>
           <w:rPr>
@@ -856,7 +856,7 @@
           <w14:ligatures w14:val="standardContextual"/>
         </w:rPr>
       </w:pPr>
-      <w:hyperlink w:anchor="_Toc243900916" w:history="1">
+      <w:hyperlink w:anchor="_Toc244199002" w:history="1">
         <w:r>
           <w:rPr>
             <w:rStyle w:val="Hipervnculo"/>
@@ -883,7 +883,7 @@
             <w:noProof/>
             <w:webHidden/>
           </w:rPr>
-          <w:instrText xml:space="preserve"> PAGEREF _Toc243900916 \h </w:instrText>
+          <w:instrText xml:space="preserve"> PAGEREF _Toc244199002 \h </w:instrText>
         </w:r>
         <w:r>
           <w:rPr>
@@ -929,7 +929,7 @@
           <w14:ligatures w14:val="standardContextual"/>
         </w:rPr>
       </w:pPr>
-      <w:hyperlink w:anchor="_Toc243900917" w:history="1">
+      <w:hyperlink w:anchor="_Toc244199003" w:history="1">
         <w:r>
           <w:rPr>
             <w:rStyle w:val="Hipervnculo"/>
@@ -956,7 +956,7 @@
             <w:noProof/>
             <w:webHidden/>
           </w:rPr>
-          <w:instrText xml:space="preserve"> PAGEREF _Toc243900917 \h </w:instrText>
+          <w:instrText xml:space="preserve"> PAGEREF _Toc244199003 \h </w:instrText>
         </w:r>
         <w:r>
           <w:rPr>
@@ -1002,7 +1002,7 @@
           <w14:ligatures w14:val="standardContextual"/>
         </w:rPr>
       </w:pPr>
-      <w:hyperlink w:anchor="_Toc243900918" w:history="1">
+      <w:hyperlink w:anchor="_Toc244199004" w:history="1">
         <w:r>
           <w:rPr>
             <w:rStyle w:val="Hipervnculo"/>
@@ -1029,7 +1029,7 @@
             <w:noProof/>
             <w:webHidden/>
           </w:rPr>
-          <w:instrText xml:space="preserve"> PAGEREF _Toc243900918 \h </w:instrText>
+          <w:instrText xml:space="preserve"> PAGEREF _Toc244199004 \h </w:instrText>
         </w:r>
         <w:r>
           <w:rPr>
@@ -1075,7 +1075,7 @@
           <w14:ligatures w14:val="standardContextual"/>
         </w:rPr>
       </w:pPr>
-      <w:hyperlink w:anchor="_Toc243900919" w:history="1">
+      <w:hyperlink w:anchor="_Toc244199005" w:history="1">
         <w:r>
           <w:rPr>
             <w:rStyle w:val="Hipervnculo"/>
@@ -1111,7 +1111,7 @@
             <w:noProof/>
             <w:webHidden/>
           </w:rPr>
-          <w:instrText xml:space="preserve"> PAGEREF _Toc243900919 \h </w:instrText>
+          <w:instrText xml:space="preserve"> PAGEREF _Toc244199005 \h </w:instrText>
         </w:r>
         <w:r>
           <w:rPr>
@@ -1157,7 +1157,7 @@
           <w14:ligatures w14:val="standardContextual"/>
         </w:rPr>
       </w:pPr>
-      <w:hyperlink w:anchor="_Toc243900920" w:history="1">
+      <w:hyperlink w:anchor="_Toc244199006" w:history="1">
         <w:r>
           <w:rPr>
             <w:rStyle w:val="Hipervnculo"/>
@@ -1184,7 +1184,7 @@
             <w:noProof/>
             <w:webHidden/>
           </w:rPr>
-          <w:instrText xml:space="preserve"> PAGEREF _Toc243900920 \h </w:instrText>
+          <w:instrText xml:space="preserve"> PAGEREF _Toc244199006 \h </w:instrText>
         </w:r>
         <w:r>
           <w:rPr>
@@ -1230,7 +1230,7 @@
           <w14:ligatures w14:val="standardContextual"/>
         </w:rPr>
       </w:pPr>
-      <w:hyperlink w:anchor="_Toc243900921" w:history="1">
+      <w:hyperlink w:anchor="_Toc244199007" w:history="1">
         <w:r>
           <w:rPr>
             <w:rStyle w:val="Hipervnculo"/>
@@ -1257,7 +1257,7 @@
             <w:noProof/>
             <w:webHidden/>
           </w:rPr>
-          <w:instrText xml:space="preserve"> PAGEREF _Toc243900921 \h </w:instrText>
+          <w:instrText xml:space="preserve"> PAGEREF _Toc244199007 \h </w:instrText>
         </w:r>
         <w:r>
           <w:rPr>
@@ -1417,7 +1417,7 @@
         <w:pStyle w:val="Ttulo1"/>
       </w:pPr>
       <w:bookmarkStart w:id="0" w:name="_convenciones"/>
-      <w:bookmarkStart w:id="1" w:name="_Toc243900910"/>
+      <w:bookmarkStart w:id="1" w:name="_Toc244198996"/>
       <w:r>
         <w:lastRenderedPageBreak/>
         <w:t>Convenciones</w:t>
@@ -1517,7 +1517,7 @@
         <w:t>Aplicada</w:t>
       </w:r>
       <w:r>
-        <w:t xml:space="preserve"> (se cumple en la versión indicada; actual preparada: 2.1.0), </w:t>
+        <w:t xml:space="preserve"> (se cumple en la versión indicada; actual preparada: 2.3.0), </w:t>
       </w:r>
       <w:r>
         <w:rPr>
@@ -1687,7 +1687,7 @@
         <w:pStyle w:val="Ttulo1"/>
       </w:pPr>
       <w:bookmarkStart w:id="2" w:name="_2efc5ae0568e3ce1fea6c6a17d99178de5f7fb1"/>
-      <w:bookmarkStart w:id="3" w:name="_Toc243900911"/>
+      <w:bookmarkStart w:id="3" w:name="_Toc244198997"/>
       <w:bookmarkEnd w:id="0"/>
       <w:r>
         <w:lastRenderedPageBreak/>
@@ -3412,7 +3412,7 @@
         <w:pStyle w:val="Ttulo1"/>
       </w:pPr>
       <w:bookmarkStart w:id="4" w:name="_1aeaf76b305171b42ee23dc2df8c4c69f1ea3df"/>
-      <w:bookmarkStart w:id="5" w:name="_Toc243900912"/>
+      <w:bookmarkStart w:id="5" w:name="_Toc244198998"/>
       <w:bookmarkEnd w:id="2"/>
       <w:r>
         <w:lastRenderedPageBreak/>
@@ -4837,7 +4837,7 @@
         <w:pStyle w:val="Ttulo1"/>
       </w:pPr>
       <w:bookmarkStart w:id="6" w:name="_45e5cddb15e6e85961c4bdd9f114a9e4301e667"/>
-      <w:bookmarkStart w:id="7" w:name="_Toc243900913"/>
+      <w:bookmarkStart w:id="7" w:name="_Toc244198999"/>
       <w:bookmarkEnd w:id="4"/>
       <w:r>
         <w:lastRenderedPageBreak/>
@@ -6042,7 +6042,7 @@
         <w:pStyle w:val="Ttulo1"/>
       </w:pPr>
       <w:bookmarkStart w:id="8" w:name="_8ada1076fc69f75adb455b52b48149b634e12c1"/>
-      <w:bookmarkStart w:id="9" w:name="_Toc243900914"/>
+      <w:bookmarkStart w:id="9" w:name="_Toc244199000"/>
       <w:bookmarkEnd w:id="6"/>
       <w:r>
         <w:lastRenderedPageBreak/>
@@ -6963,7 +6963,7 @@
         <w:pStyle w:val="Ttulo1"/>
       </w:pPr>
       <w:bookmarkStart w:id="10" w:name="_d55aebc9deeb1682a62a02ae225cde94fe0baf3"/>
-      <w:bookmarkStart w:id="11" w:name="_Toc243900915"/>
+      <w:bookmarkStart w:id="11" w:name="_Toc244199001"/>
       <w:bookmarkEnd w:id="8"/>
       <w:r>
         <w:lastRenderedPageBreak/>
@@ -7533,7 +7533,7 @@
         <w:pStyle w:val="Ttulo1"/>
       </w:pPr>
       <w:bookmarkStart w:id="12" w:name="_0bc479c0be240e26431ebdd296a7a53444b2628"/>
-      <w:bookmarkStart w:id="13" w:name="_Toc243900916"/>
+      <w:bookmarkStart w:id="13" w:name="_Toc244199002"/>
       <w:bookmarkEnd w:id="10"/>
       <w:r>
         <w:lastRenderedPageBreak/>
@@ -8704,7 +8704,10 @@
               <w:t xml:space="preserve"> </w:t>
             </w:r>
             <w:r>
-              <w:t>El nivel final es el más alto que dispare cualquier síntoma o combinación; nunca se promedia, y los datos tranquilizadores («come bien», «está activo») no bajan una alarma. Tres o más síntomas moderados, o uno moderado con deshidratación o decaimiento, suben un nivel. La raza, la edad, el estado (sin vacunas, hembra entera, gato macho), el historial (incluidas alergias de cualquier clínica) y el tiempo desde el inicio de los síntomas o desde la ingesta de un tóxico modifican el nivel.</w:t>
+              <w:t>El nivel final es el más alto que dispare cualquier síntoma o combinación; nunca se promedia, y los datos tranquilizadores («come bien», «está activo») no bajan una alarma. Tres o más síntomas moderados, o uno moderado con deshidratación o decaimiento, suben un nivel. La raza, la edad, el estado (sin vacunas, hembra entera, gato macho), el historial (incluidas alergias de cualquier clínica) y el tiempo desde el inicio de los síntomas o desde la ingesta de un tóxico modifican el nivel. Si el formulario no de</w:t>
+            </w:r>
+            <w:r>
+              <w:t>clara vacunación, se deriva de los registros de esa mascota en cualquier clínica (RN-113): alguna próxima dosis vencida implica «incompleta»; con al menos una vacuna y ninguna vencida, «completa»; sin registros, sin dato (null). Lo declarado manda.</w:t>
             </w:r>
           </w:p>
         </w:tc>
@@ -8730,7 +8733,7 @@
               <w:pStyle w:val="Celda"/>
             </w:pPr>
             <w:r>
-              <w:t>Aplicada al cálculo (2.0.0-alpha.4); integración con agenda en M4</w:t>
+              <w:t>Aplicada (2.3.0 preparada, pendiente de revisión): cálculo y vacunación desde registros</w:t>
             </w:r>
           </w:p>
         </w:tc>
@@ -8853,7 +8856,10 @@
               <w:pStyle w:val="Celda"/>
             </w:pPr>
             <w:r>
-              <w:t>Sin cobertura suficiente, con «Otro / no sé» o sin regla aplicable, el cálculo queda amarillo provisional con revisión, nunca verde por defecto. Todo resultado con revisión exige resolución de veterinario antes de horario reservable; el rojo se avisa/deriva inmediatamente. Las alarmas universales conservan rojo (RN-417). La nota libre no calcula. T-20 conserva revisión inmediata y T-16 amarillo provisional por datos desconocidos; 48 horas no es regla de seguridad.</w:t>
+              <w:t>Sin cobertura suficiente, con «Otro / no sé» o sin regla aplicable, el cálculo queda amarillo provisional con revisión, nunca verde por defecto. La revisión, incluida la inmediata, no impide ofrecer horarios ni reservar según el nivel provisional; el veterinario recibe REVISION_TRIAGE, marcado como inmediato cuando corresponde. Se muestra «Nivel provisional: un veterinario lo confirmará. Ya puedes elegir horario.». El rojo se avisa y deriva inmediatamente, sin horario reservable; las alarmas universales con</w:t>
+            </w:r>
+            <w:r>
+              <w:t>servan rojo (RN-417). La nota libre no calcula. T-20 conserva revisión inmediata y T-16 amarillo provisional por datos desconocidos; 48 horas no es regla de seguridad. Decisión del dueño, 2026-10-29.</w:t>
             </w:r>
           </w:p>
         </w:tc>
@@ -8879,7 +8885,7 @@
               <w:pStyle w:val="Celda"/>
             </w:pPr>
             <w:r>
-              <w:t>Aplicada al cálculo (2.0.0-alpha.4); revisión previa a asignar horario en M4</w:t>
+              <w:t>Aplicada (2.3.0 preparada, pendiente de revisión): revisión sin bloqueo de reserva</w:t>
             </w:r>
           </w:p>
         </w:tc>
@@ -8916,7 +8922,7 @@
               <w:pStyle w:val="Celda"/>
             </w:pPr>
             <w:r>
-              <w:t>El veterinario ajusta el nivel con motivo y auditoría, también al llegar. Se conservan calculado y ajustado, autor y fecha. El personal autorizado de una clínica ve reclasificaciones solo de sus casos asociados al propietario, sin acceso a casos ajenos ni sanción automática.</w:t>
+              <w:t>El veterinario confirma o ajusta el nivel con motivo y auditoría, también después de reservar o al llegar. El nivel aprobado pasa a la cita mediante su reclasificación: rojo a la cola de Urgencias, naranja con el tope RN-422 y descenso conservando su espacio (RN-423). Se conservan calculado y ajustado, autor y fecha. El personal autorizado de una clínica ve reclasificaciones solo de sus casos asociados al propietario, sin acceso a casos ajenos ni sanción automática.</w:t>
             </w:r>
           </w:p>
         </w:tc>
@@ -8942,7 +8948,7 @@
               <w:pStyle w:val="Celda"/>
             </w:pPr>
             <w:r>
-              <w:t>Planificada (v2, M4): ajuste y auditoría en la agenda</w:t>
+              <w:t>Aplicada (2.3.0 preparada, pendiente de revisión): revisión posterior y auditoría en la agenda</w:t>
             </w:r>
           </w:p>
         </w:tc>
@@ -9161,6 +9167,7 @@
               <w:pStyle w:val="Celda"/>
             </w:pPr>
             <w:r>
+              <w:lastRenderedPageBreak/>
               <w:t>RN</w:t>
             </w:r>
             <w:r>
@@ -9224,7 +9231,6 @@
               <w:pStyle w:val="Celda"/>
             </w:pPr>
             <w:r>
-              <w:lastRenderedPageBreak/>
               <w:t>RN</w:t>
             </w:r>
             <w:r>
@@ -9487,6 +9493,7 @@
               <w:pStyle w:val="Celda"/>
             </w:pPr>
             <w:r>
+              <w:lastRenderedPageBreak/>
               <w:t>RN</w:t>
             </w:r>
             <w:r>
@@ -9550,7 +9557,6 @@
               <w:pStyle w:val="Celda"/>
             </w:pPr>
             <w:r>
-              <w:lastRenderedPageBreak/>
               <w:t>RN</w:t>
             </w:r>
             <w:r>
@@ -9607,7 +9613,7 @@
         <w:pStyle w:val="Ttulo1"/>
       </w:pPr>
       <w:bookmarkStart w:id="14" w:name="_448b6637f95054bfc4854cb12826ea84d2acba0"/>
-      <w:bookmarkStart w:id="15" w:name="_Toc243900917"/>
+      <w:bookmarkStart w:id="15" w:name="_Toc244199003"/>
       <w:bookmarkEnd w:id="12"/>
       <w:r>
         <w:lastRenderedPageBreak/>
@@ -10043,7 +10049,7 @@
         <w:pStyle w:val="Ttulo1"/>
       </w:pPr>
       <w:bookmarkStart w:id="16" w:name="_88abf5b53e5603b94c73c4f577271d31a73cc35"/>
-      <w:bookmarkStart w:id="17" w:name="_Toc243900918"/>
+      <w:bookmarkStart w:id="17" w:name="_Toc244199004"/>
       <w:bookmarkEnd w:id="14"/>
       <w:r>
         <w:lastRenderedPageBreak/>
@@ -10552,7 +10558,7 @@
         <w:pStyle w:val="Ttulo1"/>
       </w:pPr>
       <w:bookmarkStart w:id="18" w:name="_d6017b47d08e8255744de6d6c5cc1d72cf68a5a"/>
-      <w:bookmarkStart w:id="19" w:name="_Toc243900919"/>
+      <w:bookmarkStart w:id="19" w:name="_Toc244199005"/>
       <w:bookmarkEnd w:id="16"/>
       <w:r>
         <w:lastRenderedPageBreak/>
@@ -11196,7 +11202,7 @@
         <w:pStyle w:val="Ttulo1"/>
       </w:pPr>
       <w:bookmarkStart w:id="20" w:name="_resumen"/>
-      <w:bookmarkStart w:id="21" w:name="_Toc243900920"/>
+      <w:bookmarkStart w:id="21" w:name="_Toc244199006"/>
       <w:bookmarkEnd w:id="18"/>
       <w:r>
         <w:lastRenderedPageBreak/>
@@ -11240,7 +11246,7 @@
         <w:pStyle w:val="Ttulo1"/>
       </w:pPr>
       <w:bookmarkStart w:id="22" w:name="_7e076a4c50dfd8e5bd4a5dcf27defc45af5c0cc"/>
-      <w:bookmarkStart w:id="23" w:name="_Toc243900921"/>
+      <w:bookmarkStart w:id="23" w:name="_Toc244199007"/>
       <w:bookmarkEnd w:id="20"/>
       <w:r>
         <w:lastRenderedPageBreak/>
@@ -13258,7 +13264,7 @@
               <w:noProof/>
             </w:rPr>
             <w:drawing>
-              <wp:inline distT="0" distB="0" distL="0" distR="0" wp14:anchorId="728A57F9" wp14:editId="728A57FA">
+              <wp:inline distT="0" distB="0" distL="0" distR="0" wp14:anchorId="32606EDE" wp14:editId="32606EDF">
                 <wp:extent cx="324000" cy="324000"/>
                 <wp:effectExtent l="0" t="0" r="0" b="0"/>
                 <wp:docPr id="9001" name="Logo Zooki"/>
@@ -13425,7 +13431,7 @@
   <w:abstractNum w:abstractNumId="0" w15:restartNumberingAfterBreak="0">
     <w:nsid w:val="0000A990"/>
     <w:multiLevelType w:val="multilevel"/>
-    <w:tmpl w:val="7FAC7D52"/>
+    <w:tmpl w:val="15F82C12"/>
     <w:lvl w:ilvl="0">
       <w:numFmt w:val="bullet"/>
       <w:lvlText w:val=" "/>
@@ -13499,7 +13505,7 @@
       </w:pPr>
     </w:lvl>
   </w:abstractNum>
-  <w:num w:numId="1" w16cid:durableId="1792822863">
+  <w:num w:numId="1" w16cid:durableId="516697197">
     <w:abstractNumId w:val="0"/>
   </w:num>
 </w:numbering>
